--- a/Pajaro_Resume_2026.docx
+++ b/Pajaro_Resume_2026.docx
@@ -306,8 +306,8 @@
                 <w:rStyle w:val="Hyperlink"/>
                 <w:rFonts w:ascii="Inter" w:hAnsi="Inter"/>
                 <w:color w:val="auto"/>
-                <w:sz w:val="20"/>
-                <w:szCs w:val="20"/>
+                <w:sz w:val="18"/>
+                <w:szCs w:val="18"/>
                 <w:u w:val="none"/>
               </w:rPr>
             </w:pPr>
@@ -316,8 +316,8 @@
                 <w:rStyle w:val="Hyperlink"/>
                 <w:rFonts w:ascii="Inter" w:hAnsi="Inter"/>
                 <w:color w:val="auto"/>
-                <w:sz w:val="20"/>
-                <w:szCs w:val="20"/>
+                <w:sz w:val="18"/>
+                <w:szCs w:val="18"/>
                 <w:u w:val="none"/>
               </w:rPr>
               <w:fldChar w:fldCharType="begin"/>
@@ -327,8 +327,8 @@
                 <w:rStyle w:val="Hyperlink"/>
                 <w:rFonts w:ascii="Inter" w:hAnsi="Inter"/>
                 <w:color w:val="auto"/>
-                <w:sz w:val="20"/>
-                <w:szCs w:val="20"/>
+                <w:sz w:val="18"/>
+                <w:szCs w:val="18"/>
                 <w:u w:val="none"/>
               </w:rPr>
               <w:instrText>HYPERLINK "tel:+639052583624"</w:instrText>
@@ -338,8 +338,8 @@
                 <w:rStyle w:val="Hyperlink"/>
                 <w:rFonts w:ascii="Inter" w:hAnsi="Inter"/>
                 <w:color w:val="auto"/>
-                <w:sz w:val="20"/>
-                <w:szCs w:val="20"/>
+                <w:sz w:val="18"/>
+                <w:szCs w:val="18"/>
                 <w:u w:val="none"/>
               </w:rPr>
             </w:r>
@@ -348,8 +348,8 @@
                 <w:rStyle w:val="Hyperlink"/>
                 <w:rFonts w:ascii="Inter" w:hAnsi="Inter"/>
                 <w:color w:val="auto"/>
-                <w:sz w:val="20"/>
-                <w:szCs w:val="20"/>
+                <w:sz w:val="18"/>
+                <w:szCs w:val="18"/>
                 <w:u w:val="none"/>
               </w:rPr>
               <w:fldChar w:fldCharType="separate"/>
@@ -359,8 +359,8 @@
                 <w:rStyle w:val="Hyperlink"/>
                 <w:rFonts w:ascii="Inter" w:hAnsi="Inter"/>
                 <w:color w:val="auto"/>
-                <w:sz w:val="20"/>
-                <w:szCs w:val="20"/>
+                <w:sz w:val="18"/>
+                <w:szCs w:val="18"/>
                 <w:u w:val="none"/>
               </w:rPr>
               <w:t>+63</w:t>
@@ -370,8 +370,8 @@
                 <w:rStyle w:val="Hyperlink"/>
                 <w:rFonts w:ascii="Inter" w:hAnsi="Inter"/>
                 <w:color w:val="auto"/>
-                <w:sz w:val="20"/>
-                <w:szCs w:val="20"/>
+                <w:sz w:val="18"/>
+                <w:szCs w:val="18"/>
                 <w:u w:val="none"/>
               </w:rPr>
               <w:t xml:space="preserve"> 9</w:t>
@@ -381,41 +381,36 @@
                 <w:rStyle w:val="Hyperlink"/>
                 <w:rFonts w:ascii="Inter" w:hAnsi="Inter"/>
                 <w:color w:val="auto"/>
-                <w:sz w:val="20"/>
-                <w:szCs w:val="20"/>
+                <w:sz w:val="18"/>
+                <w:szCs w:val="18"/>
                 <w:u w:val="none"/>
               </w:rPr>
-              <w:t>0</w:t>
-            </w:r>
+              <w:t>05-258-3624</w:t>
+            </w:r>
+          </w:p>
+          <w:p>
+            <w:pPr>
+              <w:rPr>
+                <w:sz w:val="22"/>
+                <w:szCs w:val="22"/>
+              </w:rPr>
+            </w:pPr>
             <w:r>
               <w:rPr>
                 <w:rStyle w:val="Hyperlink"/>
                 <w:rFonts w:ascii="Inter" w:hAnsi="Inter"/>
                 <w:color w:val="auto"/>
-                <w:sz w:val="20"/>
-                <w:szCs w:val="20"/>
+                <w:sz w:val="18"/>
+                <w:szCs w:val="18"/>
                 <w:u w:val="none"/>
               </w:rPr>
-              <w:t>5-258-3624</w:t>
-            </w:r>
-          </w:p>
-          <w:p>
-            <w:r>
-              <w:rPr>
-                <w:rStyle w:val="Hyperlink"/>
-                <w:rFonts w:ascii="Inter" w:hAnsi="Inter"/>
-                <w:color w:val="auto"/>
-                <w:sz w:val="20"/>
-                <w:szCs w:val="20"/>
-                <w:u w:val="none"/>
-              </w:rPr>
               <w:fldChar w:fldCharType="end"/>
             </w:r>
             <w:r>
               <w:rPr>
                 <w:rFonts w:ascii="Inter" w:hAnsi="Inter"/>
-                <w:sz w:val="20"/>
-                <w:szCs w:val="20"/>
+                <w:sz w:val="18"/>
+                <w:szCs w:val="18"/>
               </w:rPr>
               <w:t>Antipolo City, Rizal</w:t>
             </w:r>
@@ -567,8 +562,8 @@
                 <w:rFonts w:ascii="Inter" w:hAnsi="Inter"/>
                 <w:b/>
                 <w:bCs/>
-                <w:sz w:val="20"/>
-                <w:szCs w:val="20"/>
+                <w:sz w:val="18"/>
+                <w:szCs w:val="18"/>
               </w:rPr>
             </w:pPr>
             <w:r>
@@ -576,8 +571,8 @@
                 <w:rFonts w:ascii="Inter" w:hAnsi="Inter"/>
                 <w:b/>
                 <w:bCs/>
-                <w:sz w:val="20"/>
-                <w:szCs w:val="20"/>
+                <w:sz w:val="18"/>
+                <w:szCs w:val="18"/>
               </w:rPr>
               <w:t xml:space="preserve">Bachelor of Science in Computer </w:t>
             </w:r>
@@ -586,8 +581,8 @@
                 <w:rFonts w:ascii="Inter" w:hAnsi="Inter"/>
                 <w:b/>
                 <w:bCs/>
-                <w:sz w:val="20"/>
-                <w:szCs w:val="20"/>
+                <w:sz w:val="18"/>
+                <w:szCs w:val="18"/>
               </w:rPr>
               <w:t>Science</w:t>
             </w:r>
@@ -596,41 +591,25 @@
             <w:pPr>
               <w:rPr>
                 <w:rFonts w:ascii="Inter" w:hAnsi="Inter"/>
-                <w:sz w:val="20"/>
-                <w:szCs w:val="20"/>
+                <w:sz w:val="18"/>
+                <w:szCs w:val="18"/>
               </w:rPr>
             </w:pPr>
             <w:proofErr w:type="spellStart"/>
             <w:r>
               <w:rPr>
                 <w:rFonts w:ascii="Inter" w:hAnsi="Inter"/>
-                <w:sz w:val="20"/>
-                <w:szCs w:val="20"/>
-              </w:rPr>
-              <w:t>Map</w:t>
-            </w:r>
-            <w:r>
-              <w:rPr>
-                <w:rFonts w:ascii="Inter" w:hAnsi="Inter"/>
-                <w:sz w:val="20"/>
-                <w:szCs w:val="20"/>
-              </w:rPr>
-              <w:t>ú</w:t>
-            </w:r>
-            <w:r>
-              <w:rPr>
-                <w:rFonts w:ascii="Inter" w:hAnsi="Inter"/>
-                <w:sz w:val="20"/>
-                <w:szCs w:val="20"/>
-              </w:rPr>
-              <w:t>a</w:t>
+                <w:sz w:val="18"/>
+                <w:szCs w:val="18"/>
+              </w:rPr>
+              <w:t>Mapúa</w:t>
             </w:r>
             <w:proofErr w:type="spellEnd"/>
             <w:r>
               <w:rPr>
                 <w:rFonts w:ascii="Inter" w:hAnsi="Inter"/>
-                <w:sz w:val="20"/>
-                <w:szCs w:val="20"/>
+                <w:sz w:val="18"/>
+                <w:szCs w:val="18"/>
               </w:rPr>
               <w:t xml:space="preserve"> University</w:t>
             </w:r>
@@ -639,23 +618,23 @@
             <w:pPr>
               <w:rPr>
                 <w:rFonts w:ascii="Inter" w:hAnsi="Inter"/>
-                <w:sz w:val="20"/>
-                <w:szCs w:val="20"/>
-              </w:rPr>
-            </w:pPr>
-            <w:r>
-              <w:rPr>
-                <w:rFonts w:ascii="Inter" w:hAnsi="Inter"/>
-                <w:sz w:val="20"/>
-                <w:szCs w:val="20"/>
+                <w:sz w:val="18"/>
+                <w:szCs w:val="18"/>
+              </w:rPr>
+            </w:pPr>
+            <w:r>
+              <w:rPr>
+                <w:rFonts w:ascii="Inter" w:hAnsi="Inter"/>
+                <w:sz w:val="18"/>
+                <w:szCs w:val="18"/>
               </w:rPr>
               <w:t>2018-202</w:t>
             </w:r>
             <w:r>
               <w:rPr>
                 <w:rFonts w:ascii="Inter" w:hAnsi="Inter"/>
-                <w:sz w:val="20"/>
-                <w:szCs w:val="20"/>
+                <w:sz w:val="18"/>
+                <w:szCs w:val="18"/>
               </w:rPr>
               <w:t>4</w:t>
             </w:r>
@@ -789,11 +768,324 @@
                 <w:rFonts w:ascii="Inter" w:hAnsi="Inter"/>
                 <w:b/>
                 <w:bCs/>
-                <w:sz w:val="20"/>
-                <w:szCs w:val="20"/>
-              </w:rPr>
-            </w:pPr>
-            <w:r>
+                <w:sz w:val="18"/>
+                <w:szCs w:val="18"/>
+              </w:rPr>
+            </w:pPr>
+            <w:r>
+              <w:rPr>
+                <w:rFonts w:ascii="Inter" w:hAnsi="Inter"/>
+                <w:b/>
+                <w:bCs/>
+                <w:sz w:val="18"/>
+                <w:szCs w:val="18"/>
+              </w:rPr>
+              <w:t>Programming Languages &amp; Scripting</w:t>
+            </w:r>
+          </w:p>
+          <w:p>
+            <w:pPr>
+              <w:rPr>
+                <w:rFonts w:ascii="Inter" w:hAnsi="Inter"/>
+                <w:sz w:val="18"/>
+                <w:szCs w:val="18"/>
+              </w:rPr>
+            </w:pPr>
+            <w:r>
+              <w:rPr>
+                <w:rFonts w:ascii="Inter" w:hAnsi="Inter"/>
+                <w:sz w:val="18"/>
+                <w:szCs w:val="18"/>
+              </w:rPr>
+              <w:t>TypeScript, C#, Python, JavaScript</w:t>
+            </w:r>
+          </w:p>
+          <w:p>
+            <w:pPr>
+              <w:rPr>
+                <w:rFonts w:ascii="Inter" w:hAnsi="Inter"/>
+                <w:sz w:val="18"/>
+                <w:szCs w:val="18"/>
+              </w:rPr>
+            </w:pPr>
+          </w:p>
+          <w:p>
+            <w:pPr>
+              <w:rPr>
+                <w:rFonts w:ascii="Inter" w:hAnsi="Inter"/>
+                <w:b/>
+                <w:bCs/>
+                <w:sz w:val="18"/>
+                <w:szCs w:val="18"/>
+              </w:rPr>
+            </w:pPr>
+            <w:r>
+              <w:rPr>
+                <w:rFonts w:ascii="Inter" w:hAnsi="Inter"/>
+                <w:b/>
+                <w:bCs/>
+                <w:sz w:val="18"/>
+                <w:szCs w:val="18"/>
+              </w:rPr>
+              <w:t>Web Development &amp; Frontend</w:t>
+            </w:r>
+          </w:p>
+          <w:p>
+            <w:pPr>
+              <w:rPr>
+                <w:rFonts w:ascii="Inter" w:hAnsi="Inter"/>
+                <w:sz w:val="18"/>
+                <w:szCs w:val="18"/>
+              </w:rPr>
+            </w:pPr>
+            <w:r>
+              <w:rPr>
+                <w:rFonts w:ascii="Inter" w:hAnsi="Inter"/>
+                <w:sz w:val="18"/>
+                <w:szCs w:val="18"/>
+              </w:rPr>
+              <w:t>Angular Framework, HTML5, CSS3/SCSS</w:t>
+            </w:r>
+          </w:p>
+          <w:p>
+            <w:pPr>
+              <w:rPr>
+                <w:rFonts w:ascii="Inter" w:hAnsi="Inter"/>
+                <w:sz w:val="18"/>
+                <w:szCs w:val="18"/>
+              </w:rPr>
+            </w:pPr>
+          </w:p>
+          <w:p>
+            <w:pPr>
+              <w:rPr>
+                <w:rFonts w:ascii="Inter" w:hAnsi="Inter"/>
+                <w:b/>
+                <w:bCs/>
+                <w:sz w:val="18"/>
+                <w:szCs w:val="18"/>
+              </w:rPr>
+            </w:pPr>
+            <w:r>
+              <w:rPr>
+                <w:rFonts w:ascii="Inter" w:hAnsi="Inter"/>
+                <w:b/>
+                <w:bCs/>
+                <w:sz w:val="18"/>
+                <w:szCs w:val="18"/>
+              </w:rPr>
+              <w:t>Backend &amp; Server-Side</w:t>
+            </w:r>
+          </w:p>
+          <w:p>
+            <w:pPr>
+              <w:rPr>
+                <w:rFonts w:ascii="Inter" w:hAnsi="Inter"/>
+                <w:sz w:val="18"/>
+                <w:szCs w:val="18"/>
+              </w:rPr>
+            </w:pPr>
+            <w:r>
+              <w:rPr>
+                <w:rFonts w:ascii="Inter" w:hAnsi="Inter"/>
+                <w:sz w:val="18"/>
+                <w:szCs w:val="18"/>
+              </w:rPr>
+              <w:t>C#, .NET, Azure SQL</w:t>
+            </w:r>
+          </w:p>
+          <w:p>
+            <w:pPr>
+              <w:rPr>
+                <w:rFonts w:ascii="Inter" w:hAnsi="Inter"/>
+                <w:sz w:val="18"/>
+                <w:szCs w:val="18"/>
+              </w:rPr>
+            </w:pPr>
+          </w:p>
+          <w:p>
+            <w:pPr>
+              <w:rPr>
+                <w:rFonts w:ascii="Inter" w:hAnsi="Inter"/>
+                <w:b/>
+                <w:bCs/>
+                <w:sz w:val="18"/>
+                <w:szCs w:val="18"/>
+              </w:rPr>
+            </w:pPr>
+            <w:r>
+              <w:rPr>
+                <w:rFonts w:ascii="Inter" w:hAnsi="Inter"/>
+                <w:b/>
+                <w:bCs/>
+                <w:sz w:val="18"/>
+                <w:szCs w:val="18"/>
+              </w:rPr>
+              <w:t>Databases</w:t>
+            </w:r>
+          </w:p>
+          <w:p>
+            <w:pPr>
+              <w:rPr>
+                <w:rFonts w:ascii="Inter" w:hAnsi="Inter"/>
+                <w:sz w:val="18"/>
+                <w:szCs w:val="18"/>
+              </w:rPr>
+            </w:pPr>
+            <w:r>
+              <w:rPr>
+                <w:rFonts w:ascii="Inter" w:hAnsi="Inter"/>
+                <w:sz w:val="18"/>
+                <w:szCs w:val="18"/>
+              </w:rPr>
+              <w:t>Azure SQL</w:t>
+            </w:r>
+          </w:p>
+          <w:p>
+            <w:pPr>
+              <w:rPr>
+                <w:rFonts w:ascii="Inter" w:hAnsi="Inter"/>
+                <w:sz w:val="18"/>
+                <w:szCs w:val="18"/>
+              </w:rPr>
+            </w:pPr>
+          </w:p>
+          <w:p>
+            <w:pPr>
+              <w:rPr>
+                <w:rFonts w:ascii="Inter" w:hAnsi="Inter"/>
+                <w:b/>
+                <w:bCs/>
+                <w:sz w:val="18"/>
+                <w:szCs w:val="18"/>
+              </w:rPr>
+            </w:pPr>
+            <w:r>
+              <w:rPr>
+                <w:rFonts w:ascii="Inter" w:hAnsi="Inter"/>
+                <w:b/>
+                <w:bCs/>
+                <w:sz w:val="18"/>
+                <w:szCs w:val="18"/>
+              </w:rPr>
+              <w:t>DevOps &amp; Version Control</w:t>
+            </w:r>
+          </w:p>
+          <w:p>
+            <w:pPr>
+              <w:rPr>
+                <w:rFonts w:ascii="Inter" w:hAnsi="Inter"/>
+                <w:sz w:val="18"/>
+                <w:szCs w:val="18"/>
+              </w:rPr>
+            </w:pPr>
+            <w:r>
+              <w:rPr>
+                <w:rFonts w:ascii="Inter" w:hAnsi="Inter"/>
+                <w:sz w:val="18"/>
+                <w:szCs w:val="18"/>
+              </w:rPr>
+              <w:t>Azure DevOps, GitHub, Git</w:t>
+            </w:r>
+          </w:p>
+          <w:p>
+            <w:pPr>
+              <w:rPr>
+                <w:rFonts w:ascii="Inter" w:hAnsi="Inter"/>
+                <w:b/>
+                <w:bCs/>
+                <w:sz w:val="18"/>
+                <w:szCs w:val="18"/>
+              </w:rPr>
+            </w:pPr>
+          </w:p>
+          <w:p>
+            <w:pPr>
+              <w:rPr>
+                <w:rFonts w:ascii="Inter" w:hAnsi="Inter"/>
+                <w:b/>
+                <w:bCs/>
+                <w:sz w:val="18"/>
+                <w:szCs w:val="18"/>
+              </w:rPr>
+            </w:pPr>
+            <w:r>
+              <w:rPr>
+                <w:rFonts w:ascii="Inter" w:hAnsi="Inter"/>
+                <w:b/>
+                <w:bCs/>
+                <w:sz w:val="18"/>
+                <w:szCs w:val="18"/>
+              </w:rPr>
+              <w:t>Methodology &amp; Workflow</w:t>
+            </w:r>
+          </w:p>
+          <w:p>
+            <w:pPr>
+              <w:rPr>
+                <w:rFonts w:ascii="Inter" w:hAnsi="Inter"/>
+                <w:sz w:val="18"/>
+                <w:szCs w:val="18"/>
+              </w:rPr>
+            </w:pPr>
+            <w:r>
+              <w:rPr>
+                <w:rFonts w:ascii="Inter" w:hAnsi="Inter"/>
+                <w:sz w:val="18"/>
+                <w:szCs w:val="18"/>
+              </w:rPr>
+              <w:t>Agile Methodology</w:t>
+            </w:r>
+          </w:p>
+          <w:p>
+            <w:pPr>
+              <w:rPr>
+                <w:rFonts w:ascii="Inter" w:hAnsi="Inter"/>
+                <w:sz w:val="18"/>
+                <w:szCs w:val="18"/>
+              </w:rPr>
+            </w:pPr>
+          </w:p>
+          <w:p>
+            <w:pPr>
+              <w:rPr>
+                <w:rFonts w:ascii="Inter" w:hAnsi="Inter"/>
+                <w:b/>
+                <w:bCs/>
+                <w:sz w:val="18"/>
+                <w:szCs w:val="18"/>
+              </w:rPr>
+            </w:pPr>
+            <w:r>
+              <w:rPr>
+                <w:rFonts w:ascii="Inter" w:hAnsi="Inter"/>
+                <w:b/>
+                <w:bCs/>
+                <w:sz w:val="18"/>
+                <w:szCs w:val="18"/>
+              </w:rPr>
+              <w:t>Architectural Pattern &amp; Integration</w:t>
+            </w:r>
+          </w:p>
+          <w:p>
+            <w:pPr>
+              <w:rPr>
+                <w:rFonts w:ascii="Inter" w:hAnsi="Inter"/>
+                <w:sz w:val="18"/>
+                <w:szCs w:val="18"/>
+              </w:rPr>
+            </w:pPr>
+            <w:r>
+              <w:rPr>
+                <w:rFonts w:ascii="Inter" w:hAnsi="Inter"/>
+                <w:sz w:val="18"/>
+                <w:szCs w:val="18"/>
+              </w:rPr>
+              <w:t>Module Federation, API Design and Integration</w:t>
+            </w:r>
+          </w:p>
+          <w:p>
+            <w:pPr>
               <w:rPr>
                 <w:rFonts w:ascii="Inter" w:hAnsi="Inter"/>
                 <w:b/>
@@ -801,7 +1093,117 @@
                 <w:sz w:val="20"/>
                 <w:szCs w:val="20"/>
               </w:rPr>
-              <w:t>Programming Languages &amp; Scripting</w:t>
+            </w:pPr>
+          </w:p>
+          <w:p>
+            <w:pPr>
+              <w:rPr>
+                <w:rFonts w:ascii="Inter" w:hAnsi="Inter"/>
+                <w:b/>
+                <w:bCs/>
+                <w:sz w:val="18"/>
+                <w:szCs w:val="18"/>
+              </w:rPr>
+            </w:pPr>
+            <w:r>
+              <w:rPr>
+                <w:rFonts w:ascii="Inter" w:hAnsi="Inter"/>
+                <w:b/>
+                <w:bCs/>
+                <w:sz w:val="18"/>
+                <w:szCs w:val="18"/>
+              </w:rPr>
+              <w:t>Software Skills</w:t>
+            </w:r>
+          </w:p>
+          <w:p>
+            <w:pPr>
+              <w:rPr>
+                <w:rFonts w:ascii="Inter" w:hAnsi="Inter"/>
+                <w:sz w:val="18"/>
+                <w:szCs w:val="18"/>
+              </w:rPr>
+            </w:pPr>
+            <w:r>
+              <w:rPr>
+                <w:rFonts w:ascii="Inter" w:hAnsi="Inter"/>
+                <w:sz w:val="18"/>
+                <w:szCs w:val="18"/>
+              </w:rPr>
+              <w:t>Workspace Related</w:t>
+            </w:r>
+          </w:p>
+          <w:p>
+            <w:pPr>
+              <w:rPr>
+                <w:rFonts w:ascii="Inter" w:hAnsi="Inter"/>
+                <w:i/>
+                <w:iCs/>
+                <w:sz w:val="18"/>
+                <w:szCs w:val="18"/>
+              </w:rPr>
+            </w:pPr>
+            <w:r>
+              <w:rPr>
+                <w:rFonts w:ascii="Inter" w:hAnsi="Inter"/>
+                <w:i/>
+                <w:iCs/>
+                <w:sz w:val="18"/>
+                <w:szCs w:val="18"/>
+              </w:rPr>
+              <w:t>Visual Studio,</w:t>
+            </w:r>
+            <w:r>
+              <w:rPr>
+                <w:rFonts w:ascii="Inter" w:hAnsi="Inter"/>
+                <w:i/>
+                <w:iCs/>
+                <w:sz w:val="18"/>
+                <w:szCs w:val="18"/>
+              </w:rPr>
+              <w:t xml:space="preserve"> VS Code, </w:t>
+            </w:r>
+            <w:r>
+              <w:rPr>
+                <w:rFonts w:ascii="Inter" w:hAnsi="Inter"/>
+                <w:i/>
+                <w:iCs/>
+                <w:sz w:val="18"/>
+                <w:szCs w:val="18"/>
+              </w:rPr>
+              <w:t>Azure DevOp</w:t>
+            </w:r>
+            <w:r>
+              <w:rPr>
+                <w:rFonts w:ascii="Inter" w:hAnsi="Inter"/>
+                <w:i/>
+                <w:iCs/>
+                <w:sz w:val="18"/>
+                <w:szCs w:val="18"/>
+              </w:rPr>
+              <w:t xml:space="preserve">s, Azure Portal, </w:t>
+            </w:r>
+            <w:proofErr w:type="spellStart"/>
+            <w:r>
+              <w:rPr>
+                <w:rFonts w:ascii="Inter" w:hAnsi="Inter"/>
+                <w:i/>
+                <w:iCs/>
+                <w:sz w:val="18"/>
+                <w:szCs w:val="18"/>
+              </w:rPr>
+              <w:t>DBeaver</w:t>
+            </w:r>
+            <w:proofErr w:type="spellEnd"/>
+            <w:r>
+              <w:rPr>
+                <w:rFonts w:ascii="Inter" w:hAnsi="Inter"/>
+                <w:i/>
+                <w:iCs/>
+                <w:sz w:val="18"/>
+                <w:szCs w:val="18"/>
+              </w:rPr>
+              <w:t>, GitHub</w:t>
             </w:r>
           </w:p>
           <w:p>
@@ -812,443 +1214,20 @@
                 <w:szCs w:val="20"/>
               </w:rPr>
             </w:pPr>
-            <w:r>
-              <w:rPr>
-                <w:rFonts w:ascii="Inter" w:hAnsi="Inter"/>
-                <w:sz w:val="20"/>
-                <w:szCs w:val="20"/>
-              </w:rPr>
-              <w:t>TypeScript, C#, Python, JavaScript</w:t>
-            </w:r>
-          </w:p>
-          <w:p>
-            <w:pPr>
-              <w:rPr>
-                <w:rFonts w:ascii="Inter" w:hAnsi="Inter"/>
-                <w:sz w:val="20"/>
-                <w:szCs w:val="20"/>
-              </w:rPr>
-            </w:pPr>
-          </w:p>
-          <w:p>
-            <w:pPr>
-              <w:rPr>
-                <w:rFonts w:ascii="Inter" w:hAnsi="Inter"/>
-                <w:b/>
-                <w:bCs/>
-                <w:sz w:val="20"/>
-                <w:szCs w:val="20"/>
-              </w:rPr>
-            </w:pPr>
-            <w:r>
-              <w:rPr>
-                <w:rFonts w:ascii="Inter" w:hAnsi="Inter"/>
-                <w:b/>
-                <w:bCs/>
-                <w:sz w:val="20"/>
-                <w:szCs w:val="20"/>
-              </w:rPr>
-              <w:t>Web Development &amp; Frontend</w:t>
-            </w:r>
-          </w:p>
-          <w:p>
-            <w:pPr>
-              <w:rPr>
-                <w:rFonts w:ascii="Inter" w:hAnsi="Inter"/>
-                <w:sz w:val="20"/>
-                <w:szCs w:val="20"/>
-              </w:rPr>
-            </w:pPr>
-            <w:r>
-              <w:rPr>
-                <w:rFonts w:ascii="Inter" w:hAnsi="Inter"/>
-                <w:sz w:val="20"/>
-                <w:szCs w:val="20"/>
-              </w:rPr>
-              <w:t>Angular Framework, HTML5, CSS3/SCSS</w:t>
-            </w:r>
-          </w:p>
-          <w:p>
-            <w:pPr>
-              <w:rPr>
-                <w:rFonts w:ascii="Inter" w:hAnsi="Inter"/>
-                <w:sz w:val="20"/>
-                <w:szCs w:val="20"/>
-              </w:rPr>
-            </w:pPr>
-          </w:p>
-          <w:p>
-            <w:pPr>
-              <w:rPr>
-                <w:rFonts w:ascii="Inter" w:hAnsi="Inter"/>
-                <w:b/>
-                <w:bCs/>
-                <w:sz w:val="20"/>
-                <w:szCs w:val="20"/>
-              </w:rPr>
-            </w:pPr>
-            <w:r>
-              <w:rPr>
-                <w:rFonts w:ascii="Inter" w:hAnsi="Inter"/>
-                <w:b/>
-                <w:bCs/>
-                <w:sz w:val="20"/>
-                <w:szCs w:val="20"/>
-              </w:rPr>
-              <w:t>Backend &amp; Server-Side</w:t>
-            </w:r>
-          </w:p>
-          <w:p>
-            <w:pPr>
-              <w:rPr>
-                <w:rFonts w:ascii="Inter" w:hAnsi="Inter"/>
-                <w:sz w:val="20"/>
-                <w:szCs w:val="20"/>
-              </w:rPr>
-            </w:pPr>
-            <w:r>
-              <w:rPr>
-                <w:rFonts w:ascii="Inter" w:hAnsi="Inter"/>
-                <w:sz w:val="20"/>
-                <w:szCs w:val="20"/>
-              </w:rPr>
-              <w:t>C#, .NET, Azure SQL</w:t>
-            </w:r>
-          </w:p>
-          <w:p>
-            <w:pPr>
-              <w:rPr>
-                <w:rFonts w:ascii="Inter" w:hAnsi="Inter"/>
-                <w:sz w:val="20"/>
-                <w:szCs w:val="20"/>
-              </w:rPr>
-            </w:pPr>
-          </w:p>
-          <w:p>
-            <w:pPr>
-              <w:rPr>
-                <w:rFonts w:ascii="Inter" w:hAnsi="Inter"/>
-                <w:b/>
-                <w:bCs/>
-                <w:sz w:val="20"/>
-                <w:szCs w:val="20"/>
-              </w:rPr>
-            </w:pPr>
-            <w:r>
-              <w:rPr>
-                <w:rFonts w:ascii="Inter" w:hAnsi="Inter"/>
-                <w:b/>
-                <w:bCs/>
-                <w:sz w:val="20"/>
-                <w:szCs w:val="20"/>
-              </w:rPr>
-              <w:t>Databases</w:t>
-            </w:r>
-          </w:p>
-          <w:p>
-            <w:pPr>
-              <w:rPr>
-                <w:rFonts w:ascii="Inter" w:hAnsi="Inter"/>
-                <w:sz w:val="20"/>
-                <w:szCs w:val="20"/>
-              </w:rPr>
-            </w:pPr>
-            <w:r>
-              <w:rPr>
-                <w:rFonts w:ascii="Inter" w:hAnsi="Inter"/>
-                <w:sz w:val="20"/>
-                <w:szCs w:val="20"/>
-              </w:rPr>
-              <w:t>Azure SQL</w:t>
-            </w:r>
-          </w:p>
-          <w:p>
-            <w:pPr>
-              <w:rPr>
-                <w:rFonts w:ascii="Inter" w:hAnsi="Inter"/>
-                <w:sz w:val="20"/>
-                <w:szCs w:val="20"/>
-              </w:rPr>
-            </w:pPr>
-          </w:p>
-          <w:p>
-            <w:pPr>
-              <w:rPr>
-                <w:rFonts w:ascii="Inter" w:hAnsi="Inter"/>
-                <w:b/>
-                <w:bCs/>
-                <w:sz w:val="20"/>
-                <w:szCs w:val="20"/>
-              </w:rPr>
-            </w:pPr>
-            <w:r>
-              <w:rPr>
-                <w:rFonts w:ascii="Inter" w:hAnsi="Inter"/>
-                <w:b/>
-                <w:bCs/>
-                <w:sz w:val="20"/>
-                <w:szCs w:val="20"/>
-              </w:rPr>
-              <w:t>DevOps &amp; Version Control</w:t>
-            </w:r>
-          </w:p>
-          <w:p>
-            <w:pPr>
-              <w:rPr>
-                <w:rFonts w:ascii="Inter" w:hAnsi="Inter"/>
-                <w:sz w:val="20"/>
-                <w:szCs w:val="20"/>
-              </w:rPr>
-            </w:pPr>
-            <w:r>
-              <w:rPr>
-                <w:rFonts w:ascii="Inter" w:hAnsi="Inter"/>
-                <w:sz w:val="20"/>
-                <w:szCs w:val="20"/>
-              </w:rPr>
-              <w:t>Azure DevOps, GitHub, Git</w:t>
-            </w:r>
-          </w:p>
-          <w:p>
-            <w:pPr>
-              <w:rPr>
-                <w:rFonts w:ascii="Inter" w:hAnsi="Inter"/>
-                <w:b/>
-                <w:bCs/>
-                <w:sz w:val="20"/>
-                <w:szCs w:val="20"/>
-              </w:rPr>
-            </w:pPr>
-          </w:p>
-          <w:p>
-            <w:pPr>
-              <w:rPr>
-                <w:rFonts w:ascii="Inter" w:hAnsi="Inter"/>
-                <w:b/>
-                <w:bCs/>
-                <w:sz w:val="20"/>
-                <w:szCs w:val="20"/>
-              </w:rPr>
-            </w:pPr>
-            <w:r>
-              <w:rPr>
-                <w:rFonts w:ascii="Inter" w:hAnsi="Inter"/>
-                <w:b/>
-                <w:bCs/>
-                <w:sz w:val="20"/>
-                <w:szCs w:val="20"/>
-              </w:rPr>
-              <w:t>Methodology &amp; Workflow</w:t>
-            </w:r>
-          </w:p>
-          <w:p>
-            <w:pPr>
-              <w:rPr>
-                <w:rFonts w:ascii="Inter" w:hAnsi="Inter"/>
-                <w:sz w:val="20"/>
-                <w:szCs w:val="20"/>
-              </w:rPr>
-            </w:pPr>
-            <w:r>
-              <w:rPr>
-                <w:rFonts w:ascii="Inter" w:hAnsi="Inter"/>
-                <w:sz w:val="20"/>
-                <w:szCs w:val="20"/>
-              </w:rPr>
-              <w:t>Agile Methodology</w:t>
-            </w:r>
-          </w:p>
-          <w:p>
-            <w:pPr>
-              <w:rPr>
-                <w:rFonts w:ascii="Inter" w:hAnsi="Inter"/>
-                <w:sz w:val="20"/>
-                <w:szCs w:val="20"/>
-              </w:rPr>
-            </w:pPr>
-          </w:p>
-          <w:p>
-            <w:pPr>
-              <w:rPr>
-                <w:rFonts w:ascii="Inter" w:hAnsi="Inter"/>
-                <w:b/>
-                <w:bCs/>
-                <w:sz w:val="20"/>
-                <w:szCs w:val="20"/>
-              </w:rPr>
-            </w:pPr>
-            <w:r>
-              <w:rPr>
-                <w:rFonts w:ascii="Inter" w:hAnsi="Inter"/>
-                <w:b/>
-                <w:bCs/>
-                <w:sz w:val="20"/>
-                <w:szCs w:val="20"/>
-              </w:rPr>
-              <w:t>Architectural Pattern &amp; Integration</w:t>
-            </w:r>
-          </w:p>
-          <w:p>
-            <w:pPr>
-              <w:rPr>
-                <w:rFonts w:ascii="Inter" w:hAnsi="Inter"/>
-                <w:sz w:val="20"/>
-                <w:szCs w:val="20"/>
-              </w:rPr>
-            </w:pPr>
-            <w:r>
-              <w:rPr>
-                <w:rFonts w:ascii="Inter" w:hAnsi="Inter"/>
-                <w:sz w:val="20"/>
-                <w:szCs w:val="20"/>
-              </w:rPr>
-              <w:t>Module Federation, API Design and Integration</w:t>
-            </w:r>
-          </w:p>
-          <w:p>
-            <w:pPr>
-              <w:rPr>
-                <w:rFonts w:ascii="Inter" w:hAnsi="Inter"/>
-                <w:b/>
-                <w:bCs/>
-                <w:sz w:val="20"/>
-                <w:szCs w:val="20"/>
-              </w:rPr>
-            </w:pPr>
-          </w:p>
-          <w:p>
-            <w:pPr>
-              <w:rPr>
-                <w:rFonts w:ascii="Inter" w:hAnsi="Inter"/>
-                <w:b/>
-                <w:bCs/>
-                <w:sz w:val="20"/>
-                <w:szCs w:val="20"/>
-              </w:rPr>
-            </w:pPr>
-            <w:r>
-              <w:rPr>
-                <w:rFonts w:ascii="Inter" w:hAnsi="Inter"/>
-                <w:b/>
-                <w:bCs/>
-                <w:sz w:val="20"/>
-                <w:szCs w:val="20"/>
-              </w:rPr>
-              <w:t>Software Skills</w:t>
-            </w:r>
-          </w:p>
-          <w:p>
-            <w:pPr>
-              <w:rPr>
-                <w:rFonts w:ascii="Inter" w:hAnsi="Inter"/>
-                <w:sz w:val="20"/>
-                <w:szCs w:val="20"/>
-              </w:rPr>
-            </w:pPr>
-            <w:r>
-              <w:rPr>
-                <w:rFonts w:ascii="Inter" w:hAnsi="Inter"/>
-                <w:sz w:val="20"/>
-                <w:szCs w:val="20"/>
-              </w:rPr>
-              <w:t>Workspace Related</w:t>
-            </w:r>
-          </w:p>
-          <w:p>
-            <w:pPr>
-              <w:rPr>
-                <w:rFonts w:ascii="Inter" w:hAnsi="Inter"/>
-                <w:i/>
-                <w:iCs/>
-                <w:sz w:val="18"/>
-                <w:szCs w:val="18"/>
-              </w:rPr>
-            </w:pPr>
-            <w:r>
-              <w:rPr>
-                <w:rFonts w:ascii="Inter" w:hAnsi="Inter"/>
-                <w:i/>
-                <w:iCs/>
-                <w:sz w:val="18"/>
-                <w:szCs w:val="18"/>
-              </w:rPr>
-              <w:t>Visual Studio,</w:t>
-            </w:r>
-            <w:r>
-              <w:rPr>
-                <w:rFonts w:ascii="Inter" w:hAnsi="Inter"/>
-                <w:i/>
-                <w:iCs/>
-                <w:sz w:val="18"/>
-                <w:szCs w:val="18"/>
-              </w:rPr>
-              <w:t xml:space="preserve"> VS Code, </w:t>
-            </w:r>
-            <w:r>
-              <w:rPr>
-                <w:rFonts w:ascii="Inter" w:hAnsi="Inter"/>
-                <w:i/>
-                <w:iCs/>
-                <w:sz w:val="18"/>
-                <w:szCs w:val="18"/>
-              </w:rPr>
-              <w:t>Azure DevOp</w:t>
-            </w:r>
-            <w:r>
-              <w:rPr>
-                <w:rFonts w:ascii="Inter" w:hAnsi="Inter"/>
-                <w:i/>
-                <w:iCs/>
-                <w:sz w:val="18"/>
-                <w:szCs w:val="18"/>
-              </w:rPr>
-              <w:t xml:space="preserve">s, Azure Portal, </w:t>
-            </w:r>
-            <w:proofErr w:type="spellStart"/>
-            <w:r>
-              <w:rPr>
-                <w:rFonts w:ascii="Inter" w:hAnsi="Inter"/>
-                <w:i/>
-                <w:iCs/>
-                <w:sz w:val="18"/>
-                <w:szCs w:val="18"/>
-              </w:rPr>
-              <w:t>DBeaver</w:t>
-            </w:r>
-            <w:proofErr w:type="spellEnd"/>
-            <w:r>
-              <w:rPr>
-                <w:rFonts w:ascii="Inter" w:hAnsi="Inter"/>
-                <w:i/>
-                <w:iCs/>
-                <w:sz w:val="18"/>
-                <w:szCs w:val="18"/>
-              </w:rPr>
-              <w:t>, GitHub</w:t>
-            </w:r>
-          </w:p>
-          <w:p>
-            <w:pPr>
-              <w:rPr>
-                <w:rFonts w:ascii="Inter" w:hAnsi="Inter"/>
-                <w:sz w:val="20"/>
-                <w:szCs w:val="20"/>
-              </w:rPr>
-            </w:pPr>
-          </w:p>
-          <w:p>
-            <w:pPr>
-              <w:rPr>
-                <w:rFonts w:ascii="Inter" w:hAnsi="Inter"/>
-                <w:sz w:val="20"/>
-                <w:szCs w:val="20"/>
-              </w:rPr>
-            </w:pPr>
-            <w:r>
-              <w:rPr>
-                <w:rFonts w:ascii="Inter" w:hAnsi="Inter"/>
-                <w:sz w:val="20"/>
-                <w:szCs w:val="20"/>
+          </w:p>
+          <w:p>
+            <w:pPr>
+              <w:rPr>
+                <w:rFonts w:ascii="Inter" w:hAnsi="Inter"/>
+                <w:sz w:val="18"/>
+                <w:szCs w:val="18"/>
+              </w:rPr>
+            </w:pPr>
+            <w:r>
+              <w:rPr>
+                <w:rFonts w:ascii="Inter" w:hAnsi="Inter"/>
+                <w:sz w:val="18"/>
+                <w:szCs w:val="18"/>
               </w:rPr>
               <w:t>Office Applications</w:t>
             </w:r>
@@ -1663,72 +1642,72 @@
             <w:pPr>
               <w:rPr>
                 <w:rFonts w:ascii="Inter" w:hAnsi="Inter"/>
-                <w:sz w:val="20"/>
-                <w:szCs w:val="20"/>
-              </w:rPr>
-            </w:pPr>
-          </w:p>
-          <w:p>
-            <w:pPr>
-              <w:rPr>
-                <w:rFonts w:ascii="Inter" w:hAnsi="Inter"/>
-                <w:sz w:val="20"/>
-                <w:szCs w:val="20"/>
-              </w:rPr>
-            </w:pPr>
-            <w:r>
-              <w:rPr>
-                <w:rFonts w:ascii="Inter" w:hAnsi="Inter"/>
-                <w:sz w:val="20"/>
-                <w:szCs w:val="20"/>
+                <w:sz w:val="18"/>
+                <w:szCs w:val="18"/>
+              </w:rPr>
+            </w:pPr>
+          </w:p>
+          <w:p>
+            <w:pPr>
+              <w:rPr>
+                <w:rFonts w:ascii="Inter" w:hAnsi="Inter"/>
+                <w:sz w:val="18"/>
+                <w:szCs w:val="18"/>
+              </w:rPr>
+            </w:pPr>
+            <w:r>
+              <w:rPr>
+                <w:rFonts w:ascii="Inter" w:hAnsi="Inter"/>
+                <w:sz w:val="18"/>
+                <w:szCs w:val="18"/>
               </w:rPr>
               <w:t>Currently working</w:t>
             </w:r>
             <w:r>
               <w:rPr>
                 <w:rFonts w:ascii="Inter" w:hAnsi="Inter"/>
-                <w:sz w:val="20"/>
-                <w:szCs w:val="20"/>
+                <w:sz w:val="18"/>
+                <w:szCs w:val="18"/>
               </w:rPr>
               <w:t xml:space="preserve"> with </w:t>
             </w:r>
             <w:r>
               <w:rPr>
                 <w:rFonts w:ascii="Inter" w:hAnsi="Inter"/>
-                <w:sz w:val="20"/>
-                <w:szCs w:val="20"/>
+                <w:sz w:val="18"/>
+                <w:szCs w:val="18"/>
               </w:rPr>
               <w:t>4</w:t>
             </w:r>
             <w:r>
               <w:rPr>
                 <w:rFonts w:ascii="Inter" w:hAnsi="Inter"/>
-                <w:sz w:val="20"/>
-                <w:szCs w:val="20"/>
+                <w:sz w:val="18"/>
+                <w:szCs w:val="18"/>
               </w:rPr>
               <w:t xml:space="preserve"> years of experience</w:t>
             </w:r>
             <w:r>
               <w:rPr>
                 <w:rFonts w:ascii="Inter" w:hAnsi="Inter"/>
-                <w:sz w:val="20"/>
-                <w:szCs w:val="20"/>
+                <w:sz w:val="18"/>
+                <w:szCs w:val="18"/>
               </w:rPr>
               <w:t xml:space="preserve"> as a </w:t>
             </w:r>
             <w:r>
               <w:rPr>
                 <w:rFonts w:ascii="Inter" w:hAnsi="Inter"/>
-                <w:sz w:val="20"/>
-                <w:szCs w:val="20"/>
+                <w:sz w:val="18"/>
+                <w:szCs w:val="18"/>
               </w:rPr>
               <w:t>Full Stack Developer building scalable web application using Angular (Typescript), C#, and Azure SQL. I have contributed to both frontend and backend development</w:t>
             </w:r>
             <w:r>
               <w:rPr>
                 <w:rFonts w:ascii="Inter" w:hAnsi="Inter"/>
-                <w:sz w:val="20"/>
-                <w:szCs w:val="20"/>
+                <w:sz w:val="18"/>
+                <w:szCs w:val="18"/>
               </w:rPr>
               <w:t>.</w:t>
             </w:r>
@@ -1737,8 +1716,8 @@
             <w:pPr>
               <w:rPr>
                 <w:rFonts w:ascii="Inter" w:hAnsi="Inter"/>
-                <w:sz w:val="20"/>
-                <w:szCs w:val="20"/>
+                <w:sz w:val="18"/>
+                <w:szCs w:val="18"/>
               </w:rPr>
             </w:pPr>
           </w:p>
@@ -1883,8 +1862,8 @@
                 <w:rFonts w:ascii="Inter" w:hAnsi="Inter"/>
                 <w:b/>
                 <w:bCs/>
-                <w:sz w:val="20"/>
-                <w:szCs w:val="20"/>
+                <w:sz w:val="18"/>
+                <w:szCs w:val="18"/>
               </w:rPr>
             </w:pPr>
           </w:p>
@@ -1894,8 +1873,8 @@
                 <w:rFonts w:ascii="Inter" w:hAnsi="Inter"/>
                 <w:b/>
                 <w:bCs/>
-                <w:sz w:val="20"/>
-                <w:szCs w:val="20"/>
+                <w:sz w:val="18"/>
+                <w:szCs w:val="18"/>
               </w:rPr>
             </w:pPr>
             <w:r>
@@ -1903,8 +1882,8 @@
                 <w:rFonts w:ascii="Inter" w:hAnsi="Inter"/>
                 <w:b/>
                 <w:bCs/>
-                <w:sz w:val="20"/>
-                <w:szCs w:val="20"/>
+                <w:sz w:val="18"/>
+                <w:szCs w:val="18"/>
               </w:rPr>
               <w:t>Project Lead / Full Stack Developer</w:t>
             </w:r>
@@ -1913,15 +1892,15 @@
             <w:pPr>
               <w:rPr>
                 <w:rFonts w:ascii="Inter" w:hAnsi="Inter"/>
-                <w:sz w:val="20"/>
-                <w:szCs w:val="20"/>
-              </w:rPr>
-            </w:pPr>
-            <w:r>
-              <w:rPr>
-                <w:rFonts w:ascii="Inter" w:hAnsi="Inter"/>
-                <w:sz w:val="20"/>
-                <w:szCs w:val="20"/>
+                <w:sz w:val="18"/>
+                <w:szCs w:val="18"/>
+              </w:rPr>
+            </w:pPr>
+            <w:r>
+              <w:rPr>
+                <w:rFonts w:ascii="Inter" w:hAnsi="Inter"/>
+                <w:sz w:val="18"/>
+                <w:szCs w:val="18"/>
               </w:rPr>
               <w:t>CCG Systems – Performance Management System Web App</w:t>
             </w:r>
@@ -1932,8 +1911,8 @@
                 <w:rFonts w:ascii="Inter" w:hAnsi="Inter"/>
                 <w:i/>
                 <w:iCs/>
-                <w:sz w:val="20"/>
-                <w:szCs w:val="20"/>
+                <w:sz w:val="18"/>
+                <w:szCs w:val="18"/>
               </w:rPr>
             </w:pPr>
             <w:r>
@@ -1941,8 +1920,8 @@
                 <w:rFonts w:ascii="Inter" w:hAnsi="Inter"/>
                 <w:i/>
                 <w:iCs/>
-                <w:sz w:val="20"/>
-                <w:szCs w:val="20"/>
+                <w:sz w:val="18"/>
+                <w:szCs w:val="18"/>
               </w:rPr>
               <w:t>April 2022</w:t>
             </w:r>
@@ -1951,8 +1930,8 @@
                 <w:rFonts w:ascii="Inter" w:hAnsi="Inter"/>
                 <w:i/>
                 <w:iCs/>
-                <w:sz w:val="20"/>
-                <w:szCs w:val="20"/>
+                <w:sz w:val="18"/>
+                <w:szCs w:val="18"/>
               </w:rPr>
               <w:t xml:space="preserve"> – Present</w:t>
             </w:r>
@@ -1966,15 +1945,15 @@
               </w:numPr>
               <w:rPr>
                 <w:rFonts w:ascii="Inter" w:hAnsi="Inter"/>
-                <w:sz w:val="20"/>
-                <w:szCs w:val="20"/>
-              </w:rPr>
-            </w:pPr>
-            <w:r>
-              <w:rPr>
-                <w:rFonts w:ascii="Inter" w:hAnsi="Inter"/>
-                <w:sz w:val="20"/>
-                <w:szCs w:val="20"/>
+                <w:sz w:val="18"/>
+                <w:szCs w:val="18"/>
+              </w:rPr>
+            </w:pPr>
+            <w:r>
+              <w:rPr>
+                <w:rFonts w:ascii="Inter" w:hAnsi="Inter"/>
+                <w:sz w:val="18"/>
+                <w:szCs w:val="18"/>
               </w:rPr>
               <w:t xml:space="preserve">Contributed and led the development of performance management systems that will be used for municipalities within </w:t>
             </w:r>
@@ -1983,16 +1962,16 @@
                 <w:rFonts w:ascii="Inter" w:hAnsi="Inter"/>
                 <w:b/>
                 <w:bCs/>
-                <w:sz w:val="20"/>
-                <w:szCs w:val="20"/>
+                <w:sz w:val="18"/>
+                <w:szCs w:val="18"/>
               </w:rPr>
               <w:t>South Africa</w:t>
             </w:r>
             <w:r>
               <w:rPr>
                 <w:rFonts w:ascii="Inter" w:hAnsi="Inter"/>
-                <w:sz w:val="20"/>
-                <w:szCs w:val="20"/>
+                <w:sz w:val="18"/>
+                <w:szCs w:val="18"/>
               </w:rPr>
               <w:t>.</w:t>
             </w:r>
@@ -2006,39 +1985,39 @@
               </w:numPr>
               <w:rPr>
                 <w:rFonts w:ascii="Inter" w:hAnsi="Inter"/>
-                <w:sz w:val="20"/>
-                <w:szCs w:val="20"/>
-              </w:rPr>
-            </w:pPr>
-            <w:r>
-              <w:rPr>
-                <w:rFonts w:ascii="Inter" w:hAnsi="Inter"/>
-                <w:sz w:val="20"/>
-                <w:szCs w:val="20"/>
+                <w:sz w:val="18"/>
+                <w:szCs w:val="18"/>
+              </w:rPr>
+            </w:pPr>
+            <w:r>
+              <w:rPr>
+                <w:rFonts w:ascii="Inter" w:hAnsi="Inter"/>
+                <w:sz w:val="18"/>
+                <w:szCs w:val="18"/>
               </w:rPr>
               <w:t xml:space="preserve">Contributed </w:t>
             </w:r>
             <w:r>
               <w:rPr>
                 <w:rFonts w:ascii="Inter" w:hAnsi="Inter"/>
-                <w:sz w:val="20"/>
-                <w:szCs w:val="20"/>
+                <w:sz w:val="18"/>
+                <w:szCs w:val="18"/>
               </w:rPr>
               <w:t>to</w:t>
             </w:r>
             <w:r>
               <w:rPr>
                 <w:rFonts w:ascii="Inter" w:hAnsi="Inter"/>
-                <w:sz w:val="20"/>
-                <w:szCs w:val="20"/>
+                <w:sz w:val="18"/>
+                <w:szCs w:val="18"/>
               </w:rPr>
               <w:t xml:space="preserve"> the integration of module federation in an Angular-based project to enhance scalability and flexibility in developing </w:t>
             </w:r>
             <w:r>
               <w:rPr>
                 <w:rFonts w:ascii="Inter" w:hAnsi="Inter"/>
-                <w:sz w:val="20"/>
-                <w:szCs w:val="20"/>
+                <w:sz w:val="18"/>
+                <w:szCs w:val="18"/>
               </w:rPr>
               <w:t>multiple modules within the system.</w:t>
             </w:r>
@@ -2052,15 +2031,15 @@
               </w:numPr>
               <w:rPr>
                 <w:rFonts w:ascii="Inter" w:hAnsi="Inter"/>
-                <w:sz w:val="20"/>
-                <w:szCs w:val="20"/>
-              </w:rPr>
-            </w:pPr>
-            <w:r>
-              <w:rPr>
-                <w:rFonts w:ascii="Inter" w:hAnsi="Inter"/>
-                <w:sz w:val="20"/>
-                <w:szCs w:val="20"/>
+                <w:sz w:val="18"/>
+                <w:szCs w:val="18"/>
+              </w:rPr>
+            </w:pPr>
+            <w:r>
+              <w:rPr>
+                <w:rFonts w:ascii="Inter" w:hAnsi="Inter"/>
+                <w:sz w:val="18"/>
+                <w:szCs w:val="18"/>
               </w:rPr>
               <w:t>Contributed at building user interfaces, implementing backend logic, and managing relational databases.</w:t>
             </w:r>
@@ -2074,15 +2053,15 @@
               </w:numPr>
               <w:rPr>
                 <w:rFonts w:ascii="Inter" w:hAnsi="Inter"/>
-                <w:sz w:val="20"/>
-                <w:szCs w:val="20"/>
-              </w:rPr>
-            </w:pPr>
-            <w:r>
-              <w:rPr>
-                <w:rFonts w:ascii="Inter" w:hAnsi="Inter"/>
-                <w:sz w:val="20"/>
-                <w:szCs w:val="20"/>
+                <w:sz w:val="18"/>
+                <w:szCs w:val="18"/>
+              </w:rPr>
+            </w:pPr>
+            <w:r>
+              <w:rPr>
+                <w:rFonts w:ascii="Inter" w:hAnsi="Inter"/>
+                <w:sz w:val="18"/>
+                <w:szCs w:val="18"/>
               </w:rPr>
               <w:t xml:space="preserve">Experienced integrating </w:t>
             </w:r>
@@ -2091,16 +2070,16 @@
                 <w:rFonts w:ascii="Inter" w:hAnsi="Inter"/>
                 <w:b/>
                 <w:bCs/>
-                <w:sz w:val="20"/>
-                <w:szCs w:val="20"/>
+                <w:sz w:val="18"/>
+                <w:szCs w:val="18"/>
               </w:rPr>
               <w:t>Azure DevOps</w:t>
             </w:r>
             <w:r>
               <w:rPr>
                 <w:rFonts w:ascii="Inter" w:hAnsi="Inter"/>
-                <w:sz w:val="20"/>
-                <w:szCs w:val="20"/>
+                <w:sz w:val="18"/>
+                <w:szCs w:val="18"/>
               </w:rPr>
               <w:t xml:space="preserve"> for version control, managing </w:t>
             </w:r>
@@ -2109,16 +2088,16 @@
                 <w:rFonts w:ascii="Inter" w:hAnsi="Inter"/>
                 <w:b/>
                 <w:bCs/>
-                <w:sz w:val="20"/>
-                <w:szCs w:val="20"/>
+                <w:sz w:val="18"/>
+                <w:szCs w:val="18"/>
               </w:rPr>
               <w:t>CI/CD pipelines for automation</w:t>
             </w:r>
             <w:r>
               <w:rPr>
                 <w:rFonts w:ascii="Inter" w:hAnsi="Inter"/>
-                <w:sz w:val="20"/>
-                <w:szCs w:val="20"/>
+                <w:sz w:val="18"/>
+                <w:szCs w:val="18"/>
               </w:rPr>
               <w:t xml:space="preserve">, and </w:t>
             </w:r>
@@ -2127,16 +2106,16 @@
                 <w:rFonts w:ascii="Inter" w:hAnsi="Inter"/>
                 <w:b/>
                 <w:bCs/>
-                <w:sz w:val="20"/>
-                <w:szCs w:val="20"/>
+                <w:sz w:val="18"/>
+                <w:szCs w:val="18"/>
               </w:rPr>
               <w:t>streamlining code deployment processes</w:t>
             </w:r>
             <w:r>
               <w:rPr>
                 <w:rFonts w:ascii="Inter" w:hAnsi="Inter"/>
-                <w:sz w:val="20"/>
-                <w:szCs w:val="20"/>
+                <w:sz w:val="18"/>
+                <w:szCs w:val="18"/>
               </w:rPr>
               <w:t xml:space="preserve">, and </w:t>
             </w:r>
@@ -2145,16 +2124,16 @@
                 <w:rFonts w:ascii="Inter" w:hAnsi="Inter"/>
                 <w:b/>
                 <w:bCs/>
-                <w:sz w:val="20"/>
-                <w:szCs w:val="20"/>
+                <w:sz w:val="18"/>
+                <w:szCs w:val="18"/>
               </w:rPr>
               <w:t>deploying cloud resources</w:t>
             </w:r>
             <w:r>
               <w:rPr>
                 <w:rFonts w:ascii="Inter" w:hAnsi="Inter"/>
-                <w:sz w:val="20"/>
-                <w:szCs w:val="20"/>
+                <w:sz w:val="18"/>
+                <w:szCs w:val="18"/>
               </w:rPr>
               <w:t xml:space="preserve"> such as function apps through the Azure Portal.</w:t>
             </w:r>
@@ -2168,15 +2147,15 @@
               </w:numPr>
               <w:rPr>
                 <w:rFonts w:ascii="Inter" w:hAnsi="Inter"/>
-                <w:sz w:val="20"/>
-                <w:szCs w:val="20"/>
-              </w:rPr>
-            </w:pPr>
-            <w:r>
-              <w:rPr>
-                <w:rFonts w:ascii="Inter" w:hAnsi="Inter"/>
-                <w:sz w:val="20"/>
-                <w:szCs w:val="20"/>
+                <w:sz w:val="18"/>
+                <w:szCs w:val="18"/>
+              </w:rPr>
+            </w:pPr>
+            <w:r>
+              <w:rPr>
+                <w:rFonts w:ascii="Inter" w:hAnsi="Inter"/>
+                <w:sz w:val="18"/>
+                <w:szCs w:val="18"/>
               </w:rPr>
               <w:t>Effectively collaborated within</w:t>
             </w:r>
@@ -2185,8 +2164,8 @@
                 <w:rFonts w:ascii="Inter" w:hAnsi="Inter"/>
                 <w:b/>
                 <w:bCs/>
-                <w:sz w:val="20"/>
-                <w:szCs w:val="20"/>
+                <w:sz w:val="18"/>
+                <w:szCs w:val="18"/>
               </w:rPr>
               <w:t xml:space="preserve"> Agile teams.</w:t>
             </w:r>
@@ -2195,8 +2174,8 @@
             <w:pPr>
               <w:rPr>
                 <w:rFonts w:ascii="Inter" w:hAnsi="Inter"/>
-                <w:sz w:val="20"/>
-                <w:szCs w:val="20"/>
+                <w:sz w:val="18"/>
+                <w:szCs w:val="18"/>
               </w:rPr>
             </w:pPr>
           </w:p>
@@ -2205,15 +2184,15 @@
               <w:ind w:left="360"/>
               <w:rPr>
                 <w:rFonts w:ascii="Inter" w:hAnsi="Inter"/>
-                <w:sz w:val="20"/>
-                <w:szCs w:val="20"/>
-              </w:rPr>
-            </w:pPr>
-            <w:r>
-              <w:rPr>
-                <w:rFonts w:ascii="Inter" w:hAnsi="Inter"/>
-                <w:sz w:val="20"/>
-                <w:szCs w:val="20"/>
+                <w:sz w:val="18"/>
+                <w:szCs w:val="18"/>
+              </w:rPr>
+            </w:pPr>
+            <w:r>
+              <w:rPr>
+                <w:rFonts w:ascii="Inter" w:hAnsi="Inter"/>
+                <w:sz w:val="18"/>
+                <w:szCs w:val="18"/>
               </w:rPr>
               <w:t>Contributed and implemented the following performance management system related modules:</w:t>
             </w:r>
@@ -2223,8 +2202,8 @@
               <w:ind w:left="360"/>
               <w:rPr>
                 <w:rFonts w:ascii="Inter" w:hAnsi="Inter"/>
-                <w:sz w:val="20"/>
-                <w:szCs w:val="20"/>
+                <w:sz w:val="18"/>
+                <w:szCs w:val="18"/>
               </w:rPr>
             </w:pPr>
           </w:p>
@@ -2237,8 +2216,8 @@
               </w:numPr>
               <w:rPr>
                 <w:rFonts w:ascii="Inter" w:hAnsi="Inter"/>
-                <w:sz w:val="20"/>
-                <w:szCs w:val="20"/>
+                <w:sz w:val="18"/>
+                <w:szCs w:val="18"/>
               </w:rPr>
             </w:pPr>
             <w:r>
@@ -2246,18 +2225,206 @@
                 <w:rFonts w:ascii="Inter" w:hAnsi="Inter"/>
                 <w:b/>
                 <w:bCs/>
-                <w:sz w:val="20"/>
-                <w:szCs w:val="20"/>
+                <w:sz w:val="18"/>
+                <w:szCs w:val="18"/>
               </w:rPr>
               <w:t>Host Module</w:t>
             </w:r>
             <w:r>
               <w:rPr>
                 <w:rFonts w:ascii="Inter" w:hAnsi="Inter"/>
-                <w:sz w:val="20"/>
-                <w:szCs w:val="20"/>
-              </w:rPr>
-              <w:t xml:space="preserve"> – contains all the PMS modules and related</w:t>
+                <w:sz w:val="18"/>
+                <w:szCs w:val="18"/>
+              </w:rPr>
+              <w:t xml:space="preserve"> – </w:t>
+            </w:r>
+            <w:r>
+              <w:rPr>
+                <w:rFonts w:ascii="Inter" w:hAnsi="Inter"/>
+                <w:sz w:val="18"/>
+                <w:szCs w:val="18"/>
+              </w:rPr>
+              <w:t>an Angular-based shell application using Module Federation to host and integrate multiple standalone modules (IPMS, IPMS Admin, OPMS, Workflow, RMS) under one platform with a centralized authentication, tenant configuration, and consistent navigation across modules.</w:t>
+            </w:r>
+          </w:p>
+          <w:p>
+            <w:pPr>
+              <w:pStyle w:val="ListParagraph"/>
+              <w:numPr>
+                <w:ilvl w:val="1"/>
+                <w:numId w:val="3"/>
+              </w:numPr>
+              <w:rPr>
+                <w:rFonts w:ascii="Inter" w:hAnsi="Inter"/>
+                <w:sz w:val="18"/>
+                <w:szCs w:val="18"/>
+              </w:rPr>
+            </w:pPr>
+            <w:r>
+              <w:rPr>
+                <w:rFonts w:ascii="Inter" w:hAnsi="Inter"/>
+                <w:b/>
+                <w:bCs/>
+                <w:i/>
+                <w:iCs/>
+                <w:sz w:val="18"/>
+                <w:szCs w:val="18"/>
+              </w:rPr>
+              <w:t>Feature Management</w:t>
+            </w:r>
+            <w:r>
+              <w:rPr>
+                <w:rFonts w:ascii="Inter" w:hAnsi="Inter"/>
+                <w:sz w:val="18"/>
+                <w:szCs w:val="18"/>
+              </w:rPr>
+              <w:br/>
+            </w:r>
+            <w:r>
+              <w:rPr>
+                <w:rFonts w:ascii="Inter" w:hAnsi="Inter"/>
+                <w:sz w:val="18"/>
+                <w:szCs w:val="18"/>
+              </w:rPr>
+              <w:t>Developed a feature management page enabling administrators of each tenant to toggle and configure application features, supporting a scalable multi-tenant architecture.</w:t>
+            </w:r>
+          </w:p>
+          <w:p>
+            <w:pPr>
+              <w:pStyle w:val="ListParagraph"/>
+              <w:numPr>
+                <w:ilvl w:val="1"/>
+                <w:numId w:val="3"/>
+              </w:numPr>
+              <w:rPr>
+                <w:rFonts w:ascii="Inter" w:hAnsi="Inter"/>
+                <w:sz w:val="18"/>
+                <w:szCs w:val="18"/>
+              </w:rPr>
+            </w:pPr>
+            <w:r>
+              <w:rPr>
+                <w:rFonts w:ascii="Inter" w:hAnsi="Inter"/>
+                <w:b/>
+                <w:bCs/>
+                <w:i/>
+                <w:iCs/>
+                <w:sz w:val="18"/>
+                <w:szCs w:val="18"/>
+              </w:rPr>
+              <w:t>Areas Management</w:t>
+            </w:r>
+            <w:r>
+              <w:rPr>
+                <w:rFonts w:ascii="Inter" w:hAnsi="Inter"/>
+                <w:b/>
+                <w:bCs/>
+                <w:i/>
+                <w:iCs/>
+                <w:sz w:val="18"/>
+                <w:szCs w:val="18"/>
+              </w:rPr>
+              <w:br/>
+            </w:r>
+            <w:r>
+              <w:rPr>
+                <w:rFonts w:ascii="Inter" w:hAnsi="Inter"/>
+                <w:sz w:val="18"/>
+                <w:szCs w:val="18"/>
+              </w:rPr>
+              <w:t>Built the Areas administration page, allowing configuration and management of organizational areas within the platform.</w:t>
+            </w:r>
+          </w:p>
+          <w:p>
+            <w:pPr>
+              <w:pStyle w:val="ListParagraph"/>
+              <w:numPr>
+                <w:ilvl w:val="1"/>
+                <w:numId w:val="3"/>
+              </w:numPr>
+              <w:rPr>
+                <w:rFonts w:ascii="Inter" w:hAnsi="Inter"/>
+                <w:sz w:val="18"/>
+                <w:szCs w:val="18"/>
+              </w:rPr>
+            </w:pPr>
+            <w:r>
+              <w:rPr>
+                <w:rFonts w:ascii="Inter" w:hAnsi="Inter"/>
+                <w:b/>
+                <w:bCs/>
+                <w:i/>
+                <w:iCs/>
+                <w:sz w:val="18"/>
+                <w:szCs w:val="18"/>
+              </w:rPr>
+              <w:t>Tenant Menu &amp; Database Configuration</w:t>
+            </w:r>
+            <w:r>
+              <w:rPr>
+                <w:rFonts w:ascii="Inter" w:hAnsi="Inter"/>
+                <w:sz w:val="18"/>
+                <w:szCs w:val="18"/>
+              </w:rPr>
+              <w:br/>
+            </w:r>
+            <w:r>
+              <w:rPr>
+                <w:rFonts w:ascii="Inter" w:hAnsi="Inter"/>
+                <w:sz w:val="18"/>
+                <w:szCs w:val="18"/>
+              </w:rPr>
+              <w:t>Managed per-tenant navigation configuration by provisioning and maintaining menu items through the database, and ensuring correct module visibility across client environments.</w:t>
+            </w:r>
+          </w:p>
+          <w:p>
+            <w:pPr>
+              <w:pStyle w:val="ListParagraph"/>
+              <w:numPr>
+                <w:ilvl w:val="1"/>
+                <w:numId w:val="3"/>
+              </w:numPr>
+              <w:rPr>
+                <w:rFonts w:ascii="Inter" w:hAnsi="Inter"/>
+                <w:sz w:val="18"/>
+                <w:szCs w:val="18"/>
+              </w:rPr>
+            </w:pPr>
+            <w:r>
+              <w:rPr>
+                <w:rFonts w:ascii="Inter" w:hAnsi="Inter"/>
+                <w:b/>
+                <w:bCs/>
+                <w:i/>
+                <w:iCs/>
+                <w:sz w:val="18"/>
+                <w:szCs w:val="18"/>
+              </w:rPr>
+              <w:t>Cross-Module Styling &amp; UI Fixes</w:t>
+            </w:r>
+            <w:r>
+              <w:rPr>
+                <w:rFonts w:ascii="Inter" w:hAnsi="Inter"/>
+                <w:sz w:val="18"/>
+                <w:szCs w:val="18"/>
+              </w:rPr>
+              <w:br/>
+            </w:r>
+            <w:r>
+              <w:rPr>
+                <w:rFonts w:ascii="Inter" w:hAnsi="Inter"/>
+                <w:sz w:val="18"/>
+                <w:szCs w:val="18"/>
+              </w:rPr>
+              <w:t>Resolved layout and styling consistencies across multiple feature modules integrated into the host application.</w:t>
+            </w:r>
+            <w:r>
+              <w:rPr>
+                <w:rFonts w:ascii="Inter" w:hAnsi="Inter"/>
+                <w:sz w:val="18"/>
+                <w:szCs w:val="18"/>
+              </w:rPr>
+              <w:br/>
             </w:r>
           </w:p>
           <w:p>
@@ -2269,8 +2436,8 @@
               </w:numPr>
               <w:rPr>
                 <w:rFonts w:ascii="Inter" w:hAnsi="Inter"/>
-                <w:sz w:val="20"/>
-                <w:szCs w:val="20"/>
+                <w:sz w:val="18"/>
+                <w:szCs w:val="18"/>
               </w:rPr>
             </w:pPr>
             <w:r>
@@ -2278,24 +2445,24 @@
                 <w:rFonts w:ascii="Inter" w:hAnsi="Inter"/>
                 <w:b/>
                 <w:bCs/>
-                <w:sz w:val="20"/>
-                <w:szCs w:val="20"/>
+                <w:sz w:val="18"/>
+                <w:szCs w:val="18"/>
               </w:rPr>
               <w:t>Individual Performance Management System (IPMS)</w:t>
             </w:r>
             <w:r>
               <w:rPr>
                 <w:rFonts w:ascii="Inter" w:hAnsi="Inter"/>
-                <w:sz w:val="20"/>
-                <w:szCs w:val="20"/>
+                <w:sz w:val="18"/>
+                <w:szCs w:val="18"/>
               </w:rPr>
               <w:t xml:space="preserve"> – </w:t>
             </w:r>
             <w:r>
               <w:rPr>
                 <w:rFonts w:ascii="Inter" w:hAnsi="Inter"/>
-                <w:sz w:val="20"/>
-                <w:szCs w:val="20"/>
+                <w:sz w:val="18"/>
+                <w:szCs w:val="18"/>
               </w:rPr>
               <w:t>a multi-tenant performance management platform for employees and supervisors to complete KPI scoring, competency assessments, and digital performance agreement signing.</w:t>
             </w:r>
@@ -2309,8 +2476,8 @@
               </w:numPr>
               <w:rPr>
                 <w:rFonts w:ascii="Inter" w:hAnsi="Inter"/>
-                <w:sz w:val="20"/>
-                <w:szCs w:val="20"/>
+                <w:sz w:val="18"/>
+                <w:szCs w:val="18"/>
               </w:rPr>
             </w:pPr>
             <w:r>
@@ -2320,16 +2487,16 @@
                 <w:bCs/>
                 <w:i/>
                 <w:iCs/>
-                <w:sz w:val="20"/>
-                <w:szCs w:val="20"/>
+                <w:sz w:val="18"/>
+                <w:szCs w:val="18"/>
               </w:rPr>
               <w:t>Performance Scoring Engine</w:t>
             </w:r>
             <w:r>
               <w:rPr>
                 <w:rFonts w:ascii="Inter" w:hAnsi="Inter"/>
-                <w:sz w:val="20"/>
-                <w:szCs w:val="20"/>
+                <w:sz w:val="18"/>
+                <w:szCs w:val="18"/>
               </w:rPr>
               <w:br/>
               <w:t>Implemented self-scoring, supervisor review and override</w:t>
@@ -2337,8 +2504,8 @@
             <w:r>
               <w:rPr>
                 <w:rFonts w:ascii="Inter" w:hAnsi="Inter"/>
-                <w:sz w:val="20"/>
-                <w:szCs w:val="20"/>
+                <w:sz w:val="18"/>
+                <w:szCs w:val="18"/>
               </w:rPr>
               <w:t>, weighted score finalization, automated bonus and raise calculation, digital signatures, and PoE file uploads.</w:t>
             </w:r>
@@ -2352,8 +2519,8 @@
               </w:numPr>
               <w:rPr>
                 <w:rFonts w:ascii="Inter" w:hAnsi="Inter"/>
-                <w:sz w:val="20"/>
-                <w:szCs w:val="20"/>
+                <w:sz w:val="18"/>
+                <w:szCs w:val="18"/>
               </w:rPr>
             </w:pPr>
             <w:r>
@@ -2363,8 +2530,8 @@
                 <w:bCs/>
                 <w:i/>
                 <w:iCs/>
-                <w:sz w:val="20"/>
-                <w:szCs w:val="20"/>
+                <w:sz w:val="18"/>
+                <w:szCs w:val="18"/>
               </w:rPr>
               <w:t>Performance Agreement</w:t>
             </w:r>
@@ -2373,142 +2540,18 @@
                 <w:rFonts w:ascii="Inter" w:hAnsi="Inter"/>
                 <w:i/>
                 <w:iCs/>
-                <w:sz w:val="20"/>
-                <w:szCs w:val="20"/>
+                <w:sz w:val="18"/>
+                <w:szCs w:val="18"/>
               </w:rPr>
               <w:br/>
             </w:r>
             <w:r>
               <w:rPr>
                 <w:rFonts w:ascii="Inter" w:hAnsi="Inter"/>
-                <w:sz w:val="20"/>
-                <w:szCs w:val="20"/>
+                <w:sz w:val="18"/>
+                <w:szCs w:val="18"/>
               </w:rPr>
               <w:t>Built tokenized document sharing, anonymous digital signing, and document retrieval workflows for employee performance agreements.</w:t>
-            </w:r>
-          </w:p>
-          <w:p>
-            <w:pPr>
-              <w:pStyle w:val="ListParagraph"/>
-              <w:numPr>
-                <w:ilvl w:val="0"/>
-                <w:numId w:val="3"/>
-              </w:numPr>
-              <w:rPr>
-                <w:rFonts w:ascii="Inter" w:hAnsi="Inter"/>
-                <w:sz w:val="20"/>
-                <w:szCs w:val="20"/>
-              </w:rPr>
-            </w:pPr>
-            <w:r>
-              <w:rPr>
-                <w:rFonts w:ascii="Inter" w:hAnsi="Inter"/>
-                <w:b/>
-                <w:bCs/>
-                <w:sz w:val="20"/>
-                <w:szCs w:val="20"/>
-              </w:rPr>
-              <w:t>IPMS Admin</w:t>
-            </w:r>
-            <w:r>
-              <w:rPr>
-                <w:rFonts w:ascii="Inter" w:hAnsi="Inter"/>
-                <w:sz w:val="20"/>
-                <w:szCs w:val="20"/>
-              </w:rPr>
-              <w:t xml:space="preserve"> – </w:t>
-            </w:r>
-            <w:r>
-              <w:rPr>
-                <w:rFonts w:ascii="Inter" w:hAnsi="Inter"/>
-                <w:sz w:val="20"/>
-                <w:szCs w:val="20"/>
-              </w:rPr>
-              <w:t>a multi-tenant, enterprise-grade administration portal for managing employee KPI and competency templates, configuring financial year and quarter settings, managing bonus and raise configurations, and controlling scoresheet distribution.</w:t>
-            </w:r>
-          </w:p>
-          <w:p>
-            <w:pPr>
-              <w:pStyle w:val="ListParagraph"/>
-              <w:numPr>
-                <w:ilvl w:val="1"/>
-                <w:numId w:val="3"/>
-              </w:numPr>
-              <w:rPr>
-                <w:rFonts w:ascii="Inter" w:hAnsi="Inter"/>
-                <w:sz w:val="20"/>
-                <w:szCs w:val="20"/>
-              </w:rPr>
-            </w:pPr>
-            <w:r>
-              <w:rPr>
-                <w:rFonts w:ascii="Inter" w:hAnsi="Inter"/>
-                <w:b/>
-                <w:bCs/>
-                <w:i/>
-                <w:iCs/>
-                <w:sz w:val="20"/>
-                <w:szCs w:val="20"/>
-              </w:rPr>
-              <w:t>KPA/KPI &amp; Competency Template Management</w:t>
-            </w:r>
-            <w:r>
-              <w:rPr>
-                <w:rFonts w:ascii="Inter" w:hAnsi="Inter"/>
-                <w:sz w:val="20"/>
-                <w:szCs w:val="20"/>
-              </w:rPr>
-              <w:br/>
-            </w:r>
-            <w:r>
-              <w:rPr>
-                <w:rFonts w:ascii="Inter" w:hAnsi="Inter"/>
-                <w:sz w:val="20"/>
-                <w:szCs w:val="20"/>
-              </w:rPr>
-              <w:t>Developed Excel bulk import, manual CRUD, cloning, grouping, bulk assignment, and rollout flows for KPA/KPI and competency templates.</w:t>
-            </w:r>
-          </w:p>
-          <w:p>
-            <w:pPr>
-              <w:pStyle w:val="ListParagraph"/>
-              <w:numPr>
-                <w:ilvl w:val="1"/>
-                <w:numId w:val="3"/>
-              </w:numPr>
-              <w:rPr>
-                <w:rFonts w:ascii="Inter" w:hAnsi="Inter"/>
-                <w:sz w:val="20"/>
-                <w:szCs w:val="20"/>
-              </w:rPr>
-            </w:pPr>
-            <w:r>
-              <w:rPr>
-                <w:rFonts w:ascii="Inter" w:hAnsi="Inter"/>
-                <w:b/>
-                <w:bCs/>
-                <w:i/>
-                <w:iCs/>
-                <w:sz w:val="20"/>
-                <w:szCs w:val="20"/>
-              </w:rPr>
-              <w:t>Reporting &amp; Analytics</w:t>
-            </w:r>
-            <w:r>
-              <w:rPr>
-                <w:rFonts w:ascii="Inter" w:hAnsi="Inter"/>
-                <w:sz w:val="20"/>
-                <w:szCs w:val="20"/>
-              </w:rPr>
-              <w:br/>
-            </w:r>
-            <w:r>
-              <w:rPr>
-                <w:rFonts w:ascii="Inter" w:hAnsi="Inter"/>
-                <w:sz w:val="20"/>
-                <w:szCs w:val="20"/>
-              </w:rPr>
-              <w:t>Developed multi-format export (xlsx, pdf) for Annual and Mid-Year performance summaries with paginated audit trail and department/supervisor/year filtering.</w:t>
             </w:r>
           </w:p>
         </w:tc>
@@ -2666,39 +2709,39 @@
               </w:tabs>
               <w:rPr>
                 <w:rFonts w:ascii="Inter" w:hAnsi="Inter"/>
-                <w:sz w:val="20"/>
-                <w:szCs w:val="20"/>
-              </w:rPr>
-            </w:pPr>
-            <w:r>
-              <w:rPr>
-                <w:rFonts w:ascii="Inter" w:hAnsi="Inter"/>
-                <w:sz w:val="20"/>
-                <w:szCs w:val="20"/>
+                <w:sz w:val="18"/>
+                <w:szCs w:val="18"/>
+              </w:rPr>
+            </w:pPr>
+            <w:r>
+              <w:rPr>
+                <w:rFonts w:ascii="Inter" w:hAnsi="Inter"/>
+                <w:sz w:val="18"/>
+                <w:szCs w:val="18"/>
               </w:rPr>
               <w:t>Angular (</w:t>
             </w:r>
             <w:r>
               <w:rPr>
                 <w:rFonts w:ascii="Inter" w:hAnsi="Inter"/>
-                <w:sz w:val="20"/>
-                <w:szCs w:val="20"/>
+                <w:sz w:val="18"/>
+                <w:szCs w:val="18"/>
               </w:rPr>
               <w:t>4</w:t>
             </w:r>
             <w:r>
               <w:rPr>
                 <w:rFonts w:ascii="Inter" w:hAnsi="Inter"/>
-                <w:sz w:val="20"/>
-                <w:szCs w:val="20"/>
+                <w:sz w:val="18"/>
+                <w:szCs w:val="18"/>
               </w:rPr>
               <w:t xml:space="preserve"> Years)</w:t>
             </w:r>
             <w:r>
               <w:rPr>
                 <w:rFonts w:ascii="Inter" w:hAnsi="Inter"/>
-                <w:sz w:val="20"/>
-                <w:szCs w:val="20"/>
+                <w:sz w:val="18"/>
+                <w:szCs w:val="18"/>
               </w:rPr>
               <w:tab/>
               <w:t>95%</w:t>
@@ -2708,16 +2751,16 @@
             <w:pPr>
               <w:rPr>
                 <w:rFonts w:ascii="Inter" w:hAnsi="Inter"/>
-                <w:sz w:val="20"/>
-                <w:szCs w:val="20"/>
+                <w:sz w:val="18"/>
+                <w:szCs w:val="18"/>
               </w:rPr>
             </w:pPr>
             <w:r>
               <w:rPr>
                 <w:rFonts w:ascii="Inter" w:hAnsi="Inter"/>
                 <w:noProof/>
-                <w:sz w:val="20"/>
-                <w:szCs w:val="20"/>
+                <w:sz w:val="18"/>
+                <w:szCs w:val="18"/>
               </w:rPr>
               <w:drawing>
                 <wp:inline distT="0" distB="0" distL="0" distR="0" wp14:anchorId="16D1D0C4" wp14:editId="0A42BC15">
@@ -2774,8 +2817,8 @@
             <w:pPr>
               <w:rPr>
                 <w:rFonts w:ascii="Inter" w:hAnsi="Inter"/>
-                <w:sz w:val="20"/>
-                <w:szCs w:val="20"/>
+                <w:sz w:val="18"/>
+                <w:szCs w:val="18"/>
               </w:rPr>
             </w:pPr>
           </w:p>
@@ -2786,63 +2829,63 @@
               </w:tabs>
               <w:rPr>
                 <w:rFonts w:ascii="Inter" w:hAnsi="Inter"/>
-                <w:sz w:val="20"/>
-                <w:szCs w:val="20"/>
-              </w:rPr>
-            </w:pPr>
-            <w:r>
-              <w:rPr>
-                <w:rFonts w:ascii="Inter" w:hAnsi="Inter"/>
-                <w:sz w:val="20"/>
-                <w:szCs w:val="20"/>
+                <w:sz w:val="18"/>
+                <w:szCs w:val="18"/>
+              </w:rPr>
+            </w:pPr>
+            <w:r>
+              <w:rPr>
+                <w:rFonts w:ascii="Inter" w:hAnsi="Inter"/>
+                <w:sz w:val="18"/>
+                <w:szCs w:val="18"/>
               </w:rPr>
               <w:t>HTML</w:t>
             </w:r>
             <w:r>
               <w:rPr>
                 <w:rFonts w:ascii="Inter" w:hAnsi="Inter"/>
-                <w:sz w:val="20"/>
-                <w:szCs w:val="20"/>
+                <w:sz w:val="18"/>
+                <w:szCs w:val="18"/>
               </w:rPr>
               <w:t xml:space="preserve"> (</w:t>
             </w:r>
             <w:r>
               <w:rPr>
                 <w:rFonts w:ascii="Inter" w:hAnsi="Inter"/>
-                <w:sz w:val="20"/>
-                <w:szCs w:val="20"/>
+                <w:sz w:val="18"/>
+                <w:szCs w:val="18"/>
               </w:rPr>
               <w:t>4</w:t>
             </w:r>
             <w:r>
               <w:rPr>
                 <w:rFonts w:ascii="Inter" w:hAnsi="Inter"/>
-                <w:sz w:val="20"/>
-                <w:szCs w:val="20"/>
+                <w:sz w:val="18"/>
+                <w:szCs w:val="18"/>
               </w:rPr>
               <w:t xml:space="preserve"> Years)</w:t>
             </w:r>
             <w:r>
               <w:rPr>
                 <w:rFonts w:ascii="Inter" w:hAnsi="Inter"/>
-                <w:sz w:val="20"/>
-                <w:szCs w:val="20"/>
+                <w:sz w:val="18"/>
+                <w:szCs w:val="18"/>
               </w:rPr>
               <w:tab/>
             </w:r>
             <w:r>
               <w:rPr>
                 <w:rFonts w:ascii="Inter" w:hAnsi="Inter"/>
-                <w:sz w:val="20"/>
-                <w:szCs w:val="20"/>
+                <w:sz w:val="18"/>
+                <w:szCs w:val="18"/>
               </w:rPr>
               <w:t>100</w:t>
             </w:r>
             <w:r>
               <w:rPr>
                 <w:rFonts w:ascii="Inter" w:hAnsi="Inter"/>
-                <w:sz w:val="20"/>
-                <w:szCs w:val="20"/>
+                <w:sz w:val="18"/>
+                <w:szCs w:val="18"/>
               </w:rPr>
               <w:t>%</w:t>
             </w:r>
@@ -2851,16 +2894,16 @@
             <w:pPr>
               <w:rPr>
                 <w:rFonts w:ascii="Inter" w:hAnsi="Inter"/>
-                <w:sz w:val="20"/>
-                <w:szCs w:val="20"/>
+                <w:sz w:val="18"/>
+                <w:szCs w:val="18"/>
               </w:rPr>
             </w:pPr>
             <w:r>
               <w:rPr>
                 <w:rFonts w:ascii="Inter" w:hAnsi="Inter"/>
                 <w:noProof/>
-                <w:sz w:val="20"/>
-                <w:szCs w:val="20"/>
+                <w:sz w:val="18"/>
+                <w:szCs w:val="18"/>
               </w:rPr>
               <w:drawing>
                 <wp:inline distT="0" distB="0" distL="0" distR="0" wp14:anchorId="1726CEC0" wp14:editId="46D653DF">
@@ -2917,8 +2960,8 @@
             <w:pPr>
               <w:rPr>
                 <w:rFonts w:ascii="Inter" w:hAnsi="Inter"/>
-                <w:sz w:val="20"/>
-                <w:szCs w:val="20"/>
+                <w:sz w:val="18"/>
+                <w:szCs w:val="18"/>
               </w:rPr>
             </w:pPr>
           </w:p>
@@ -2929,63 +2972,63 @@
               </w:tabs>
               <w:rPr>
                 <w:rFonts w:ascii="Inter" w:hAnsi="Inter"/>
-                <w:sz w:val="20"/>
-                <w:szCs w:val="20"/>
-              </w:rPr>
-            </w:pPr>
-            <w:r>
-              <w:rPr>
-                <w:rFonts w:ascii="Inter" w:hAnsi="Inter"/>
-                <w:sz w:val="20"/>
-                <w:szCs w:val="20"/>
+                <w:sz w:val="18"/>
+                <w:szCs w:val="18"/>
+              </w:rPr>
+            </w:pPr>
+            <w:r>
+              <w:rPr>
+                <w:rFonts w:ascii="Inter" w:hAnsi="Inter"/>
+                <w:sz w:val="18"/>
+                <w:szCs w:val="18"/>
               </w:rPr>
               <w:t>CSS</w:t>
             </w:r>
             <w:r>
               <w:rPr>
                 <w:rFonts w:ascii="Inter" w:hAnsi="Inter"/>
-                <w:sz w:val="20"/>
-                <w:szCs w:val="20"/>
+                <w:sz w:val="18"/>
+                <w:szCs w:val="18"/>
               </w:rPr>
               <w:t xml:space="preserve"> (</w:t>
             </w:r>
             <w:r>
               <w:rPr>
                 <w:rFonts w:ascii="Inter" w:hAnsi="Inter"/>
-                <w:sz w:val="20"/>
-                <w:szCs w:val="20"/>
+                <w:sz w:val="18"/>
+                <w:szCs w:val="18"/>
               </w:rPr>
               <w:t>4</w:t>
             </w:r>
             <w:r>
               <w:rPr>
                 <w:rFonts w:ascii="Inter" w:hAnsi="Inter"/>
-                <w:sz w:val="20"/>
-                <w:szCs w:val="20"/>
+                <w:sz w:val="18"/>
+                <w:szCs w:val="18"/>
               </w:rPr>
               <w:t xml:space="preserve"> Years)</w:t>
             </w:r>
             <w:r>
               <w:rPr>
                 <w:rFonts w:ascii="Inter" w:hAnsi="Inter"/>
-                <w:sz w:val="20"/>
-                <w:szCs w:val="20"/>
+                <w:sz w:val="18"/>
+                <w:szCs w:val="18"/>
               </w:rPr>
               <w:tab/>
             </w:r>
             <w:r>
               <w:rPr>
                 <w:rFonts w:ascii="Inter" w:hAnsi="Inter"/>
-                <w:sz w:val="20"/>
-                <w:szCs w:val="20"/>
+                <w:sz w:val="18"/>
+                <w:szCs w:val="18"/>
               </w:rPr>
               <w:t>100</w:t>
             </w:r>
             <w:r>
               <w:rPr>
                 <w:rFonts w:ascii="Inter" w:hAnsi="Inter"/>
-                <w:sz w:val="20"/>
-                <w:szCs w:val="20"/>
+                <w:sz w:val="18"/>
+                <w:szCs w:val="18"/>
               </w:rPr>
               <w:t>%</w:t>
             </w:r>
@@ -2994,16 +3037,16 @@
             <w:pPr>
               <w:rPr>
                 <w:rFonts w:ascii="Inter" w:hAnsi="Inter"/>
-                <w:sz w:val="20"/>
-                <w:szCs w:val="20"/>
+                <w:sz w:val="18"/>
+                <w:szCs w:val="18"/>
               </w:rPr>
             </w:pPr>
             <w:r>
               <w:rPr>
                 <w:rFonts w:ascii="Inter" w:hAnsi="Inter"/>
                 <w:noProof/>
-                <w:sz w:val="20"/>
-                <w:szCs w:val="20"/>
+                <w:sz w:val="18"/>
+                <w:szCs w:val="18"/>
               </w:rPr>
               <w:drawing>
                 <wp:inline distT="0" distB="0" distL="0" distR="0" wp14:anchorId="120335F3" wp14:editId="203969FF">
@@ -3060,8 +3103,8 @@
             <w:pPr>
               <w:rPr>
                 <w:rFonts w:ascii="Inter" w:hAnsi="Inter"/>
-                <w:sz w:val="20"/>
-                <w:szCs w:val="20"/>
+                <w:sz w:val="18"/>
+                <w:szCs w:val="18"/>
               </w:rPr>
             </w:pPr>
           </w:p>
@@ -3072,63 +3115,63 @@
               </w:tabs>
               <w:rPr>
                 <w:rFonts w:ascii="Inter" w:hAnsi="Inter"/>
-                <w:sz w:val="20"/>
-                <w:szCs w:val="20"/>
-              </w:rPr>
-            </w:pPr>
-            <w:r>
-              <w:rPr>
-                <w:rFonts w:ascii="Inter" w:hAnsi="Inter"/>
-                <w:sz w:val="20"/>
-                <w:szCs w:val="20"/>
+                <w:sz w:val="18"/>
+                <w:szCs w:val="18"/>
+              </w:rPr>
+            </w:pPr>
+            <w:r>
+              <w:rPr>
+                <w:rFonts w:ascii="Inter" w:hAnsi="Inter"/>
+                <w:sz w:val="18"/>
+                <w:szCs w:val="18"/>
               </w:rPr>
               <w:t>TypeScript</w:t>
             </w:r>
             <w:r>
               <w:rPr>
                 <w:rFonts w:ascii="Inter" w:hAnsi="Inter"/>
-                <w:sz w:val="20"/>
-                <w:szCs w:val="20"/>
+                <w:sz w:val="18"/>
+                <w:szCs w:val="18"/>
               </w:rPr>
               <w:t xml:space="preserve"> (</w:t>
             </w:r>
             <w:r>
               <w:rPr>
                 <w:rFonts w:ascii="Inter" w:hAnsi="Inter"/>
-                <w:sz w:val="20"/>
-                <w:szCs w:val="20"/>
+                <w:sz w:val="18"/>
+                <w:szCs w:val="18"/>
               </w:rPr>
               <w:t>4</w:t>
             </w:r>
             <w:r>
               <w:rPr>
                 <w:rFonts w:ascii="Inter" w:hAnsi="Inter"/>
-                <w:sz w:val="20"/>
-                <w:szCs w:val="20"/>
+                <w:sz w:val="18"/>
+                <w:szCs w:val="18"/>
               </w:rPr>
               <w:t xml:space="preserve"> Years)</w:t>
             </w:r>
             <w:r>
               <w:rPr>
                 <w:rFonts w:ascii="Inter" w:hAnsi="Inter"/>
-                <w:sz w:val="20"/>
-                <w:szCs w:val="20"/>
+                <w:sz w:val="18"/>
+                <w:szCs w:val="18"/>
               </w:rPr>
               <w:tab/>
             </w:r>
             <w:r>
               <w:rPr>
                 <w:rFonts w:ascii="Inter" w:hAnsi="Inter"/>
-                <w:sz w:val="20"/>
-                <w:szCs w:val="20"/>
+                <w:sz w:val="18"/>
+                <w:szCs w:val="18"/>
               </w:rPr>
               <w:t>90</w:t>
             </w:r>
             <w:r>
               <w:rPr>
                 <w:rFonts w:ascii="Inter" w:hAnsi="Inter"/>
-                <w:sz w:val="20"/>
-                <w:szCs w:val="20"/>
+                <w:sz w:val="18"/>
+                <w:szCs w:val="18"/>
               </w:rPr>
               <w:t>%</w:t>
             </w:r>
@@ -3137,16 +3180,16 @@
             <w:pPr>
               <w:rPr>
                 <w:rFonts w:ascii="Inter" w:hAnsi="Inter"/>
-                <w:sz w:val="20"/>
-                <w:szCs w:val="20"/>
+                <w:sz w:val="18"/>
+                <w:szCs w:val="18"/>
               </w:rPr>
             </w:pPr>
             <w:r>
               <w:rPr>
                 <w:rFonts w:ascii="Inter" w:hAnsi="Inter"/>
                 <w:noProof/>
-                <w:sz w:val="20"/>
-                <w:szCs w:val="20"/>
+                <w:sz w:val="18"/>
+                <w:szCs w:val="18"/>
               </w:rPr>
               <w:drawing>
                 <wp:inline distT="0" distB="0" distL="0" distR="0" wp14:anchorId="492527D2" wp14:editId="317588AB">
@@ -3203,8 +3246,8 @@
             <w:pPr>
               <w:rPr>
                 <w:rFonts w:ascii="Inter" w:hAnsi="Inter"/>
-                <w:sz w:val="20"/>
-                <w:szCs w:val="20"/>
+                <w:sz w:val="18"/>
+                <w:szCs w:val="18"/>
               </w:rPr>
             </w:pPr>
           </w:p>
@@ -3215,16 +3258,16 @@
               </w:tabs>
               <w:rPr>
                 <w:rFonts w:ascii="Inter" w:hAnsi="Inter"/>
-                <w:sz w:val="20"/>
-                <w:szCs w:val="20"/>
+                <w:sz w:val="18"/>
+                <w:szCs w:val="18"/>
               </w:rPr>
             </w:pPr>
             <w:proofErr w:type="spellStart"/>
             <w:r>
               <w:rPr>
                 <w:rFonts w:ascii="Inter" w:hAnsi="Inter"/>
-                <w:sz w:val="20"/>
-                <w:szCs w:val="20"/>
+                <w:sz w:val="18"/>
+                <w:szCs w:val="18"/>
               </w:rPr>
               <w:t>PrimeNG</w:t>
             </w:r>
@@ -3232,48 +3275,48 @@
             <w:r>
               <w:rPr>
                 <w:rFonts w:ascii="Inter" w:hAnsi="Inter"/>
-                <w:sz w:val="20"/>
-                <w:szCs w:val="20"/>
+                <w:sz w:val="18"/>
+                <w:szCs w:val="18"/>
               </w:rPr>
               <w:t xml:space="preserve"> (</w:t>
             </w:r>
             <w:r>
               <w:rPr>
                 <w:rFonts w:ascii="Inter" w:hAnsi="Inter"/>
-                <w:sz w:val="20"/>
-                <w:szCs w:val="20"/>
+                <w:sz w:val="18"/>
+                <w:szCs w:val="18"/>
               </w:rPr>
               <w:t>4</w:t>
             </w:r>
             <w:r>
               <w:rPr>
                 <w:rFonts w:ascii="Inter" w:hAnsi="Inter"/>
-                <w:sz w:val="20"/>
-                <w:szCs w:val="20"/>
+                <w:sz w:val="18"/>
+                <w:szCs w:val="18"/>
               </w:rPr>
               <w:t xml:space="preserve"> Years)</w:t>
             </w:r>
             <w:r>
               <w:rPr>
                 <w:rFonts w:ascii="Inter" w:hAnsi="Inter"/>
-                <w:sz w:val="20"/>
-                <w:szCs w:val="20"/>
+                <w:sz w:val="18"/>
+                <w:szCs w:val="18"/>
               </w:rPr>
               <w:tab/>
             </w:r>
             <w:r>
               <w:rPr>
                 <w:rFonts w:ascii="Inter" w:hAnsi="Inter"/>
-                <w:sz w:val="20"/>
-                <w:szCs w:val="20"/>
+                <w:sz w:val="18"/>
+                <w:szCs w:val="18"/>
               </w:rPr>
               <w:t>90</w:t>
             </w:r>
             <w:r>
               <w:rPr>
                 <w:rFonts w:ascii="Inter" w:hAnsi="Inter"/>
-                <w:sz w:val="20"/>
-                <w:szCs w:val="20"/>
+                <w:sz w:val="18"/>
+                <w:szCs w:val="18"/>
               </w:rPr>
               <w:t>%</w:t>
             </w:r>
@@ -3282,16 +3325,16 @@
             <w:pPr>
               <w:rPr>
                 <w:rFonts w:ascii="Inter" w:hAnsi="Inter"/>
-                <w:sz w:val="20"/>
-                <w:szCs w:val="20"/>
+                <w:sz w:val="18"/>
+                <w:szCs w:val="18"/>
               </w:rPr>
             </w:pPr>
             <w:r>
               <w:rPr>
                 <w:rFonts w:ascii="Inter" w:hAnsi="Inter"/>
                 <w:noProof/>
-                <w:sz w:val="20"/>
-                <w:szCs w:val="20"/>
+                <w:sz w:val="18"/>
+                <w:szCs w:val="18"/>
               </w:rPr>
               <w:drawing>
                 <wp:inline distT="0" distB="0" distL="0" distR="0" wp14:anchorId="36391402" wp14:editId="46C158CF">
@@ -3351,8 +3394,8 @@
               </w:tabs>
               <w:rPr>
                 <w:rFonts w:ascii="Inter" w:hAnsi="Inter"/>
-                <w:sz w:val="20"/>
-                <w:szCs w:val="20"/>
+                <w:sz w:val="18"/>
+                <w:szCs w:val="18"/>
               </w:rPr>
             </w:pPr>
           </w:p>
@@ -3363,47 +3406,23 @@
               </w:tabs>
               <w:rPr>
                 <w:rFonts w:ascii="Inter" w:hAnsi="Inter"/>
-                <w:sz w:val="20"/>
-                <w:szCs w:val="20"/>
-              </w:rPr>
-            </w:pPr>
-            <w:r>
-              <w:rPr>
-                <w:rFonts w:ascii="Inter" w:hAnsi="Inter"/>
-                <w:sz w:val="20"/>
-                <w:szCs w:val="20"/>
-              </w:rPr>
-              <w:t>Bootstrap</w:t>
-            </w:r>
-            <w:r>
-              <w:rPr>
-                <w:rFonts w:ascii="Inter" w:hAnsi="Inter"/>
-                <w:sz w:val="20"/>
-                <w:szCs w:val="20"/>
-              </w:rPr>
-              <w:t xml:space="preserve"> (</w:t>
-            </w:r>
-            <w:r>
-              <w:rPr>
-                <w:rFonts w:ascii="Inter" w:hAnsi="Inter"/>
-                <w:sz w:val="20"/>
-                <w:szCs w:val="20"/>
-              </w:rPr>
-              <w:t>4</w:t>
-            </w:r>
-            <w:r>
-              <w:rPr>
-                <w:rFonts w:ascii="Inter" w:hAnsi="Inter"/>
-                <w:sz w:val="20"/>
-                <w:szCs w:val="20"/>
-              </w:rPr>
-              <w:t xml:space="preserve"> Years)</w:t>
-            </w:r>
-            <w:r>
-              <w:rPr>
-                <w:rFonts w:ascii="Inter" w:hAnsi="Inter"/>
-                <w:sz w:val="20"/>
-                <w:szCs w:val="20"/>
+                <w:sz w:val="18"/>
+                <w:szCs w:val="18"/>
+              </w:rPr>
+            </w:pPr>
+            <w:r>
+              <w:rPr>
+                <w:rFonts w:ascii="Inter" w:hAnsi="Inter"/>
+                <w:sz w:val="18"/>
+                <w:szCs w:val="18"/>
+              </w:rPr>
+              <w:t>Bootstrap (4 Years)</w:t>
+            </w:r>
+            <w:r>
+              <w:rPr>
+                <w:rFonts w:ascii="Inter" w:hAnsi="Inter"/>
+                <w:sz w:val="18"/>
+                <w:szCs w:val="18"/>
               </w:rPr>
               <w:tab/>
               <w:t>90%</w:t>
@@ -3413,16 +3432,16 @@
             <w:pPr>
               <w:rPr>
                 <w:rFonts w:ascii="Inter" w:hAnsi="Inter"/>
-                <w:sz w:val="20"/>
-                <w:szCs w:val="20"/>
+                <w:sz w:val="18"/>
+                <w:szCs w:val="18"/>
               </w:rPr>
             </w:pPr>
             <w:r>
               <w:rPr>
                 <w:rFonts w:ascii="Inter" w:hAnsi="Inter"/>
                 <w:noProof/>
-                <w:sz w:val="20"/>
-                <w:szCs w:val="20"/>
+                <w:sz w:val="18"/>
+                <w:szCs w:val="18"/>
               </w:rPr>
               <w:drawing>
                 <wp:inline distT="0" distB="0" distL="0" distR="0" wp14:anchorId="71E9DAA6" wp14:editId="33761295">
@@ -3479,8 +3498,8 @@
             <w:pPr>
               <w:rPr>
                 <w:rFonts w:ascii="Inter" w:hAnsi="Inter"/>
-                <w:sz w:val="20"/>
-                <w:szCs w:val="20"/>
+                <w:sz w:val="18"/>
+                <w:szCs w:val="18"/>
               </w:rPr>
             </w:pPr>
           </w:p>
@@ -3491,71 +3510,71 @@
               </w:tabs>
               <w:rPr>
                 <w:rFonts w:ascii="Inter" w:hAnsi="Inter"/>
-                <w:sz w:val="20"/>
-                <w:szCs w:val="20"/>
-              </w:rPr>
-            </w:pPr>
-            <w:r>
-              <w:rPr>
-                <w:rFonts w:ascii="Inter" w:hAnsi="Inter"/>
-                <w:sz w:val="20"/>
-                <w:szCs w:val="20"/>
+                <w:sz w:val="18"/>
+                <w:szCs w:val="18"/>
+              </w:rPr>
+            </w:pPr>
+            <w:r>
+              <w:rPr>
+                <w:rFonts w:ascii="Inter" w:hAnsi="Inter"/>
+                <w:sz w:val="18"/>
+                <w:szCs w:val="18"/>
               </w:rPr>
               <w:t>C</w:t>
             </w:r>
             <w:r>
               <w:rPr>
                 <w:rFonts w:ascii="Inter" w:hAnsi="Inter"/>
-                <w:sz w:val="20"/>
-                <w:szCs w:val="20"/>
+                <w:sz w:val="18"/>
+                <w:szCs w:val="18"/>
               </w:rPr>
               <w:t>#</w:t>
             </w:r>
             <w:r>
               <w:rPr>
                 <w:rFonts w:ascii="Inter" w:hAnsi="Inter"/>
-                <w:sz w:val="20"/>
-                <w:szCs w:val="20"/>
+                <w:sz w:val="18"/>
+                <w:szCs w:val="18"/>
               </w:rPr>
               <w:t xml:space="preserve"> (</w:t>
             </w:r>
             <w:r>
               <w:rPr>
                 <w:rFonts w:ascii="Inter" w:hAnsi="Inter"/>
-                <w:sz w:val="20"/>
-                <w:szCs w:val="20"/>
+                <w:sz w:val="18"/>
+                <w:szCs w:val="18"/>
               </w:rPr>
               <w:t>1</w:t>
             </w:r>
             <w:r>
               <w:rPr>
                 <w:rFonts w:ascii="Inter" w:hAnsi="Inter"/>
-                <w:sz w:val="20"/>
-                <w:szCs w:val="20"/>
+                <w:sz w:val="18"/>
+                <w:szCs w:val="18"/>
               </w:rPr>
               <w:t xml:space="preserve"> Year)</w:t>
             </w:r>
             <w:r>
               <w:rPr>
                 <w:rFonts w:ascii="Inter" w:hAnsi="Inter"/>
-                <w:sz w:val="20"/>
-                <w:szCs w:val="20"/>
+                <w:sz w:val="18"/>
+                <w:szCs w:val="18"/>
               </w:rPr>
               <w:tab/>
             </w:r>
             <w:r>
               <w:rPr>
                 <w:rFonts w:ascii="Inter" w:hAnsi="Inter"/>
-                <w:sz w:val="20"/>
-                <w:szCs w:val="20"/>
+                <w:sz w:val="18"/>
+                <w:szCs w:val="18"/>
               </w:rPr>
               <w:t>50</w:t>
             </w:r>
             <w:r>
               <w:rPr>
                 <w:rFonts w:ascii="Inter" w:hAnsi="Inter"/>
-                <w:sz w:val="20"/>
-                <w:szCs w:val="20"/>
+                <w:sz w:val="18"/>
+                <w:szCs w:val="18"/>
               </w:rPr>
               <w:t>%</w:t>
             </w:r>
@@ -3564,16 +3583,16 @@
             <w:pPr>
               <w:rPr>
                 <w:rFonts w:ascii="Inter" w:hAnsi="Inter"/>
-                <w:sz w:val="20"/>
-                <w:szCs w:val="20"/>
+                <w:sz w:val="18"/>
+                <w:szCs w:val="18"/>
               </w:rPr>
             </w:pPr>
             <w:r>
               <w:rPr>
                 <w:rFonts w:ascii="Inter" w:hAnsi="Inter"/>
                 <w:noProof/>
-                <w:sz w:val="20"/>
-                <w:szCs w:val="20"/>
+                <w:sz w:val="18"/>
+                <w:szCs w:val="18"/>
               </w:rPr>
               <w:drawing>
                 <wp:inline distT="0" distB="0" distL="0" distR="0" wp14:anchorId="4B0BB8E7" wp14:editId="1BC14352">
@@ -3630,8 +3649,8 @@
             <w:pPr>
               <w:rPr>
                 <w:rFonts w:ascii="Inter" w:hAnsi="Inter"/>
-                <w:sz w:val="20"/>
-                <w:szCs w:val="20"/>
+                <w:sz w:val="18"/>
+                <w:szCs w:val="18"/>
               </w:rPr>
             </w:pPr>
           </w:p>
@@ -3642,71 +3661,71 @@
               </w:tabs>
               <w:rPr>
                 <w:rFonts w:ascii="Inter" w:hAnsi="Inter"/>
-                <w:sz w:val="20"/>
-                <w:szCs w:val="20"/>
-              </w:rPr>
-            </w:pPr>
-            <w:r>
-              <w:rPr>
-                <w:rFonts w:ascii="Inter" w:hAnsi="Inter"/>
-                <w:sz w:val="20"/>
-                <w:szCs w:val="20"/>
+                <w:sz w:val="18"/>
+                <w:szCs w:val="18"/>
+              </w:rPr>
+            </w:pPr>
+            <w:r>
+              <w:rPr>
+                <w:rFonts w:ascii="Inter" w:hAnsi="Inter"/>
+                <w:sz w:val="18"/>
+                <w:szCs w:val="18"/>
               </w:rPr>
               <w:t xml:space="preserve">Azure </w:t>
             </w:r>
             <w:r>
               <w:rPr>
                 <w:rFonts w:ascii="Inter" w:hAnsi="Inter"/>
-                <w:sz w:val="20"/>
-                <w:szCs w:val="20"/>
+                <w:sz w:val="18"/>
+                <w:szCs w:val="18"/>
               </w:rPr>
               <w:t>SQL</w:t>
             </w:r>
             <w:r>
               <w:rPr>
                 <w:rFonts w:ascii="Inter" w:hAnsi="Inter"/>
-                <w:sz w:val="20"/>
-                <w:szCs w:val="20"/>
+                <w:sz w:val="18"/>
+                <w:szCs w:val="18"/>
               </w:rPr>
               <w:t xml:space="preserve"> (</w:t>
             </w:r>
             <w:r>
               <w:rPr>
                 <w:rFonts w:ascii="Inter" w:hAnsi="Inter"/>
-                <w:sz w:val="20"/>
-                <w:szCs w:val="20"/>
+                <w:sz w:val="18"/>
+                <w:szCs w:val="18"/>
               </w:rPr>
               <w:t>1</w:t>
             </w:r>
             <w:r>
               <w:rPr>
                 <w:rFonts w:ascii="Inter" w:hAnsi="Inter"/>
-                <w:sz w:val="20"/>
-                <w:szCs w:val="20"/>
+                <w:sz w:val="18"/>
+                <w:szCs w:val="18"/>
               </w:rPr>
               <w:t xml:space="preserve"> Year)</w:t>
             </w:r>
             <w:r>
               <w:rPr>
                 <w:rFonts w:ascii="Inter" w:hAnsi="Inter"/>
-                <w:sz w:val="20"/>
-                <w:szCs w:val="20"/>
+                <w:sz w:val="18"/>
+                <w:szCs w:val="18"/>
               </w:rPr>
               <w:tab/>
             </w:r>
             <w:r>
               <w:rPr>
                 <w:rFonts w:ascii="Inter" w:hAnsi="Inter"/>
-                <w:sz w:val="20"/>
-                <w:szCs w:val="20"/>
+                <w:sz w:val="18"/>
+                <w:szCs w:val="18"/>
               </w:rPr>
               <w:t>30</w:t>
             </w:r>
             <w:r>
               <w:rPr>
                 <w:rFonts w:ascii="Inter" w:hAnsi="Inter"/>
-                <w:sz w:val="20"/>
-                <w:szCs w:val="20"/>
+                <w:sz w:val="18"/>
+                <w:szCs w:val="18"/>
               </w:rPr>
               <w:t>%</w:t>
             </w:r>
@@ -3715,16 +3734,16 @@
             <w:pPr>
               <w:rPr>
                 <w:rFonts w:ascii="Inter" w:hAnsi="Inter"/>
-                <w:sz w:val="20"/>
-                <w:szCs w:val="20"/>
+                <w:sz w:val="18"/>
+                <w:szCs w:val="18"/>
               </w:rPr>
             </w:pPr>
             <w:r>
               <w:rPr>
                 <w:rFonts w:ascii="Inter" w:hAnsi="Inter"/>
                 <w:noProof/>
-                <w:sz w:val="20"/>
-                <w:szCs w:val="20"/>
+                <w:sz w:val="18"/>
+                <w:szCs w:val="18"/>
               </w:rPr>
               <w:drawing>
                 <wp:inline distT="0" distB="0" distL="0" distR="0" wp14:anchorId="3BE8FF8C" wp14:editId="74A06F27">
@@ -3781,8 +3800,8 @@
             <w:pPr>
               <w:rPr>
                 <w:rFonts w:ascii="Inter" w:hAnsi="Inter"/>
-                <w:sz w:val="20"/>
-                <w:szCs w:val="20"/>
+                <w:sz w:val="18"/>
+                <w:szCs w:val="18"/>
               </w:rPr>
             </w:pPr>
           </w:p>
@@ -3793,47 +3812,47 @@
               </w:tabs>
               <w:rPr>
                 <w:rFonts w:ascii="Inter" w:hAnsi="Inter"/>
-                <w:sz w:val="20"/>
-                <w:szCs w:val="20"/>
-              </w:rPr>
-            </w:pPr>
-            <w:r>
-              <w:rPr>
-                <w:rFonts w:ascii="Inter" w:hAnsi="Inter"/>
-                <w:sz w:val="20"/>
-                <w:szCs w:val="20"/>
+                <w:sz w:val="18"/>
+                <w:szCs w:val="18"/>
+              </w:rPr>
+            </w:pPr>
+            <w:r>
+              <w:rPr>
+                <w:rFonts w:ascii="Inter" w:hAnsi="Inter"/>
+                <w:sz w:val="18"/>
+                <w:szCs w:val="18"/>
               </w:rPr>
               <w:t>Azure</w:t>
             </w:r>
             <w:r>
               <w:rPr>
                 <w:rFonts w:ascii="Inter" w:hAnsi="Inter"/>
-                <w:sz w:val="20"/>
-                <w:szCs w:val="20"/>
+                <w:sz w:val="18"/>
+                <w:szCs w:val="18"/>
               </w:rPr>
               <w:t xml:space="preserve"> Portal</w:t>
             </w:r>
             <w:r>
               <w:rPr>
                 <w:rFonts w:ascii="Inter" w:hAnsi="Inter"/>
-                <w:sz w:val="20"/>
-                <w:szCs w:val="20"/>
+                <w:sz w:val="18"/>
+                <w:szCs w:val="18"/>
               </w:rPr>
               <w:tab/>
             </w:r>
             <w:r>
               <w:rPr>
                 <w:rFonts w:ascii="Inter" w:hAnsi="Inter"/>
-                <w:sz w:val="20"/>
-                <w:szCs w:val="20"/>
+                <w:sz w:val="18"/>
+                <w:szCs w:val="18"/>
               </w:rPr>
               <w:t>20</w:t>
             </w:r>
             <w:r>
               <w:rPr>
                 <w:rFonts w:ascii="Inter" w:hAnsi="Inter"/>
-                <w:sz w:val="20"/>
-                <w:szCs w:val="20"/>
+                <w:sz w:val="18"/>
+                <w:szCs w:val="18"/>
               </w:rPr>
               <w:t>%</w:t>
             </w:r>
@@ -3842,16 +3861,16 @@
             <w:pPr>
               <w:rPr>
                 <w:rFonts w:ascii="Inter" w:hAnsi="Inter"/>
-                <w:sz w:val="20"/>
-                <w:szCs w:val="20"/>
+                <w:sz w:val="18"/>
+                <w:szCs w:val="18"/>
               </w:rPr>
             </w:pPr>
             <w:r>
               <w:rPr>
                 <w:rFonts w:ascii="Inter" w:hAnsi="Inter"/>
                 <w:noProof/>
-                <w:sz w:val="20"/>
-                <w:szCs w:val="20"/>
+                <w:sz w:val="18"/>
+                <w:szCs w:val="18"/>
               </w:rPr>
               <w:drawing>
                 <wp:inline distT="0" distB="0" distL="0" distR="0" wp14:anchorId="590297A0" wp14:editId="537FAB4B">
@@ -3908,8 +3927,8 @@
             <w:pPr>
               <w:rPr>
                 <w:rFonts w:ascii="Inter" w:hAnsi="Inter"/>
-                <w:sz w:val="20"/>
-                <w:szCs w:val="20"/>
+                <w:sz w:val="18"/>
+                <w:szCs w:val="18"/>
               </w:rPr>
             </w:pPr>
           </w:p>
@@ -3920,31 +3939,31 @@
               </w:tabs>
               <w:rPr>
                 <w:rFonts w:ascii="Inter" w:hAnsi="Inter"/>
-                <w:sz w:val="20"/>
-                <w:szCs w:val="20"/>
-              </w:rPr>
-            </w:pPr>
-            <w:r>
-              <w:rPr>
-                <w:rFonts w:ascii="Inter" w:hAnsi="Inter"/>
-                <w:sz w:val="20"/>
-                <w:szCs w:val="20"/>
+                <w:sz w:val="18"/>
+                <w:szCs w:val="18"/>
+              </w:rPr>
+            </w:pPr>
+            <w:r>
+              <w:rPr>
+                <w:rFonts w:ascii="Inter" w:hAnsi="Inter"/>
+                <w:sz w:val="18"/>
+                <w:szCs w:val="18"/>
               </w:rPr>
               <w:t xml:space="preserve">ORM using </w:t>
             </w:r>
             <w:r>
               <w:rPr>
                 <w:rFonts w:ascii="Inter" w:hAnsi="Inter"/>
-                <w:sz w:val="20"/>
-                <w:szCs w:val="20"/>
+                <w:sz w:val="18"/>
+                <w:szCs w:val="18"/>
               </w:rPr>
               <w:t>EF Core</w:t>
             </w:r>
             <w:r>
               <w:rPr>
                 <w:rFonts w:ascii="Inter" w:hAnsi="Inter"/>
-                <w:sz w:val="20"/>
-                <w:szCs w:val="20"/>
+                <w:sz w:val="18"/>
+                <w:szCs w:val="18"/>
               </w:rPr>
               <w:tab/>
               <w:t>10%</w:t>
@@ -4028,6 +4047,13 @@
         </w:tc>
       </w:tr>
     </w:tbl>
+    <w:p>
+      <w:pPr>
+        <w:rPr>
+          <w:rFonts w:ascii="Inter" w:hAnsi="Inter"/>
+        </w:rPr>
+      </w:pPr>
+    </w:p>
     <w:p>
       <w:pPr>
         <w:rPr>
@@ -4248,8 +4274,8 @@
                 <w:bCs/>
                 <w:i/>
                 <w:iCs/>
-                <w:sz w:val="20"/>
-                <w:szCs w:val="20"/>
+                <w:sz w:val="18"/>
+                <w:szCs w:val="18"/>
               </w:rPr>
             </w:pPr>
             <w:r>
@@ -4259,8 +4285,8 @@
                 <w:bCs/>
                 <w:i/>
                 <w:iCs/>
-                <w:sz w:val="20"/>
-                <w:szCs w:val="20"/>
+                <w:sz w:val="18"/>
+                <w:szCs w:val="18"/>
               </w:rPr>
               <w:t xml:space="preserve">Azure Functions &amp; Background Service </w:t>
             </w:r>
@@ -4271,16 +4297,16 @@
                 <w:bCs/>
                 <w:i/>
                 <w:iCs/>
-                <w:sz w:val="20"/>
-                <w:szCs w:val="20"/>
+                <w:sz w:val="18"/>
+                <w:szCs w:val="18"/>
               </w:rPr>
               <w:br/>
             </w:r>
             <w:r>
               <w:rPr>
                 <w:rFonts w:ascii="Inter" w:hAnsi="Inter"/>
-                <w:sz w:val="20"/>
-                <w:szCs w:val="20"/>
+                <w:sz w:val="18"/>
+                <w:szCs w:val="18"/>
               </w:rPr>
               <w:t>Built Service Bus-triggered functions for email processing, scoring template generation, and scheduled invites, alongside a Timer-triggered daily job for automatic quarter progression and email reminders.</w:t>
             </w:r>
@@ -4296,8 +4322,8 @@
                 <w:rFonts w:ascii="Inter" w:hAnsi="Inter"/>
                 <w:b/>
                 <w:bCs/>
-                <w:sz w:val="20"/>
-                <w:szCs w:val="20"/>
+                <w:sz w:val="18"/>
+                <w:szCs w:val="18"/>
               </w:rPr>
             </w:pPr>
             <w:proofErr w:type="spellStart"/>
@@ -4306,8 +4332,8 @@
                 <w:rFonts w:ascii="Inter" w:hAnsi="Inter"/>
                 <w:b/>
                 <w:bCs/>
-                <w:sz w:val="20"/>
-                <w:szCs w:val="20"/>
+                <w:sz w:val="18"/>
+                <w:szCs w:val="18"/>
               </w:rPr>
               <w:t>Organisational</w:t>
             </w:r>
@@ -4317,28 +4343,50 @@
                 <w:rFonts w:ascii="Inter" w:hAnsi="Inter"/>
                 <w:b/>
                 <w:bCs/>
-                <w:sz w:val="20"/>
-                <w:szCs w:val="20"/>
-              </w:rPr>
-              <w:t xml:space="preserve"> Performance Management System</w:t>
-            </w:r>
+                <w:sz w:val="18"/>
+                <w:szCs w:val="18"/>
+              </w:rPr>
+              <w:t xml:space="preserve"> Performance Management System (OPMS) </w:t>
+            </w:r>
+            <w:r>
+              <w:rPr>
+                <w:rFonts w:ascii="Inter" w:hAnsi="Inter"/>
+                <w:sz w:val="18"/>
+                <w:szCs w:val="18"/>
+              </w:rPr>
+              <w:t>– a multi-tenant, enterprise-grade government platform designed to streamline organizational performance tracking, KPI management, multi-level approval workflows, and compliance reporting across departments.</w:t>
+            </w:r>
+          </w:p>
+          <w:p>
+            <w:pPr>
+              <w:pStyle w:val="ListParagraph"/>
+              <w:numPr>
+                <w:ilvl w:val="0"/>
+                <w:numId w:val="3"/>
+              </w:numPr>
+              <w:rPr>
+                <w:rFonts w:ascii="Inter" w:hAnsi="Inter"/>
+                <w:sz w:val="18"/>
+                <w:szCs w:val="18"/>
+              </w:rPr>
+            </w:pPr>
             <w:r>
               <w:rPr>
                 <w:rFonts w:ascii="Inter" w:hAnsi="Inter"/>
                 <w:b/>
                 <w:bCs/>
-                <w:sz w:val="20"/>
-                <w:szCs w:val="20"/>
-              </w:rPr>
-              <w:t xml:space="preserve"> (OPMS) </w:t>
-            </w:r>
-            <w:r>
-              <w:rPr>
-                <w:rFonts w:ascii="Inter" w:hAnsi="Inter"/>
-                <w:sz w:val="20"/>
-                <w:szCs w:val="20"/>
-              </w:rPr>
-              <w:t>– a multi-tenant, enterprise-grade government platform designed to streamline organizational performance tracking, KPI management, multi-level approval workflows, and compliance reporting across departments.</w:t>
+                <w:sz w:val="18"/>
+                <w:szCs w:val="18"/>
+              </w:rPr>
+              <w:t>IPMS Admin</w:t>
+            </w:r>
+            <w:r>
+              <w:rPr>
+                <w:rFonts w:ascii="Inter" w:hAnsi="Inter"/>
+                <w:sz w:val="18"/>
+                <w:szCs w:val="18"/>
+              </w:rPr>
+              <w:t xml:space="preserve"> – a multi-tenant, enterprise-grade administration portal for managing employee KPI and competency templates, configuring financial year and quarter settings, managing bonus and raise configurations, and controlling scoresheet distribution.</w:t>
             </w:r>
           </w:p>
           <w:p>
@@ -4350,10 +4398,8 @@
               </w:numPr>
               <w:rPr>
                 <w:rFonts w:ascii="Inter" w:hAnsi="Inter"/>
-                <w:i/>
-                <w:iCs/>
-                <w:sz w:val="20"/>
-                <w:szCs w:val="20"/>
+                <w:sz w:val="18"/>
+                <w:szCs w:val="18"/>
               </w:rPr>
             </w:pPr>
             <w:r>
@@ -4363,28 +4409,19 @@
                 <w:bCs/>
                 <w:i/>
                 <w:iCs/>
-                <w:sz w:val="20"/>
-                <w:szCs w:val="20"/>
-              </w:rPr>
-              <w:t>KPI Lifecycle Management</w:t>
-            </w:r>
-            <w:r>
-              <w:rPr>
-                <w:rFonts w:ascii="Inter" w:hAnsi="Inter"/>
-                <w:i/>
-                <w:iCs/>
-                <w:sz w:val="20"/>
-                <w:szCs w:val="20"/>
+                <w:sz w:val="18"/>
+                <w:szCs w:val="18"/>
+              </w:rPr>
+              <w:t>KPA/KPI &amp; Competency Template Management</w:t>
+            </w:r>
+            <w:r>
+              <w:rPr>
+                <w:rFonts w:ascii="Inter" w:hAnsi="Inter"/>
+                <w:sz w:val="18"/>
+                <w:szCs w:val="18"/>
               </w:rPr>
               <w:br/>
-            </w:r>
-            <w:r>
-              <w:rPr>
-                <w:rFonts w:ascii="Inter" w:hAnsi="Inter"/>
-                <w:sz w:val="20"/>
-                <w:szCs w:val="20"/>
-              </w:rPr>
-              <w:t>Designed and implemented full CRUD for Key Performance Indicator (KPI) definitions, as well as period-specific scheduling, actual value submission, rating and scoring system, and file upload support.</w:t>
+              <w:t>Developed Excel bulk import, manual CRUD, cloning, grouping, bulk assignment, and rollout flows for KPA/KPI and competency templates.</w:t>
             </w:r>
           </w:p>
           <w:p>
@@ -4396,10 +4433,8 @@
               </w:numPr>
               <w:rPr>
                 <w:rFonts w:ascii="Inter" w:hAnsi="Inter"/>
-                <w:i/>
-                <w:iCs/>
-                <w:sz w:val="20"/>
-                <w:szCs w:val="20"/>
+                <w:sz w:val="18"/>
+                <w:szCs w:val="18"/>
               </w:rPr>
             </w:pPr>
             <w:r>
@@ -4409,19 +4444,19 @@
                 <w:bCs/>
                 <w:i/>
                 <w:iCs/>
-                <w:sz w:val="20"/>
-                <w:szCs w:val="20"/>
-              </w:rPr>
-              <w:t>Multi-Level Approval Workflow</w:t>
-            </w:r>
-            <w:r>
-              <w:rPr>
-                <w:rFonts w:ascii="Inter" w:hAnsi="Inter"/>
-                <w:sz w:val="20"/>
-                <w:szCs w:val="20"/>
+                <w:sz w:val="18"/>
+                <w:szCs w:val="18"/>
+              </w:rPr>
+              <w:t>Reporting &amp; Analytics</w:t>
+            </w:r>
+            <w:r>
+              <w:rPr>
+                <w:rFonts w:ascii="Inter" w:hAnsi="Inter"/>
+                <w:sz w:val="18"/>
+                <w:szCs w:val="18"/>
               </w:rPr>
               <w:br/>
-              <w:t>Engineered a configurable approval chain, such as approval, rejections, and resubmission flows.</w:t>
+              <w:t>Developed multi-format export (xlsx, pdf) for Annual and Mid-Year performance summaries with paginated audit trail and department/supervisor/year filtering.</w:t>
             </w:r>
           </w:p>
           <w:p>
@@ -4435,8 +4470,8 @@
                 <w:rFonts w:ascii="Inter" w:hAnsi="Inter"/>
                 <w:i/>
                 <w:iCs/>
-                <w:sz w:val="20"/>
-                <w:szCs w:val="20"/>
+                <w:sz w:val="18"/>
+                <w:szCs w:val="18"/>
               </w:rPr>
             </w:pPr>
             <w:r>
@@ -4446,30 +4481,28 @@
                 <w:bCs/>
                 <w:i/>
                 <w:iCs/>
-                <w:sz w:val="20"/>
-                <w:szCs w:val="20"/>
-              </w:rPr>
-              <w:t>Service Delivery &amp; Budget Implementation Plan (SDBIP)</w:t>
-            </w:r>
-            <w:r>
-              <w:rPr>
-                <w:rFonts w:ascii="Inter" w:hAnsi="Inter"/>
-                <w:b/>
-                <w:bCs/>
+                <w:sz w:val="18"/>
+                <w:szCs w:val="18"/>
+              </w:rPr>
+              <w:t>KPI Lifecycle Management</w:t>
+            </w:r>
+            <w:r>
+              <w:rPr>
+                <w:rFonts w:ascii="Inter" w:hAnsi="Inter"/>
                 <w:i/>
                 <w:iCs/>
-                <w:sz w:val="20"/>
-                <w:szCs w:val="20"/>
+                <w:sz w:val="18"/>
+                <w:szCs w:val="18"/>
               </w:rPr>
               <w:br/>
             </w:r>
             <w:r>
               <w:rPr>
                 <w:rFonts w:ascii="Inter" w:hAnsi="Inter"/>
-                <w:sz w:val="20"/>
-                <w:szCs w:val="20"/>
-              </w:rPr>
-              <w:t>Built project management features with account and expenditure link.</w:t>
+                <w:sz w:val="18"/>
+                <w:szCs w:val="18"/>
+              </w:rPr>
+              <w:t>Designed and implemented full CRUD for Key Performance Indicator (KPI) definitions, as well as period-specific scheduling, actual value submission, rating and scoring system, and file upload support.</w:t>
             </w:r>
           </w:p>
           <w:p>
@@ -4483,8 +4516,8 @@
                 <w:rFonts w:ascii="Inter" w:hAnsi="Inter"/>
                 <w:i/>
                 <w:iCs/>
-                <w:sz w:val="20"/>
-                <w:szCs w:val="20"/>
+                <w:sz w:val="18"/>
+                <w:szCs w:val="18"/>
               </w:rPr>
             </w:pPr>
             <w:r>
@@ -4494,28 +4527,19 @@
                 <w:bCs/>
                 <w:i/>
                 <w:iCs/>
-                <w:sz w:val="20"/>
-                <w:szCs w:val="20"/>
-              </w:rPr>
-              <w:t>Budget &amp; Financial Tracking</w:t>
-            </w:r>
-            <w:r>
-              <w:rPr>
-                <w:rFonts w:ascii="Inter" w:hAnsi="Inter"/>
-                <w:i/>
-                <w:iCs/>
-                <w:sz w:val="20"/>
-                <w:szCs w:val="20"/>
+                <w:sz w:val="18"/>
+                <w:szCs w:val="18"/>
+              </w:rPr>
+              <w:t>Multi-Level Approval Workflow</w:t>
+            </w:r>
+            <w:r>
+              <w:rPr>
+                <w:rFonts w:ascii="Inter" w:hAnsi="Inter"/>
+                <w:sz w:val="18"/>
+                <w:szCs w:val="18"/>
               </w:rPr>
               <w:br/>
-            </w:r>
-            <w:r>
-              <w:rPr>
-                <w:rFonts w:ascii="Inter" w:hAnsi="Inter"/>
-                <w:sz w:val="20"/>
-                <w:szCs w:val="20"/>
-              </w:rPr>
-              <w:t>Developed bulk import pipelines via Excel / CSV, with budget line tracking and reporting per KPI.</w:t>
+              <w:t>Engineered a configurable approval chain, such as approval, rejections, and resubmission flows.</w:t>
             </w:r>
           </w:p>
           <w:p>
@@ -4529,8 +4553,8 @@
                 <w:rFonts w:ascii="Inter" w:hAnsi="Inter"/>
                 <w:i/>
                 <w:iCs/>
-                <w:sz w:val="20"/>
-                <w:szCs w:val="20"/>
+                <w:sz w:val="18"/>
+                <w:szCs w:val="18"/>
               </w:rPr>
             </w:pPr>
             <w:r>
@@ -4540,28 +4564,30 @@
                 <w:bCs/>
                 <w:i/>
                 <w:iCs/>
-                <w:sz w:val="20"/>
-                <w:szCs w:val="20"/>
-              </w:rPr>
-              <w:t>Reporting &amp; Analytics</w:t>
-            </w:r>
-            <w:r>
-              <w:rPr>
-                <w:rFonts w:ascii="Inter" w:hAnsi="Inter"/>
+                <w:sz w:val="18"/>
+                <w:szCs w:val="18"/>
+              </w:rPr>
+              <w:t>Service Delivery &amp; Budget Implementation Plan (SDBIP)</w:t>
+            </w:r>
+            <w:r>
+              <w:rPr>
+                <w:rFonts w:ascii="Inter" w:hAnsi="Inter"/>
+                <w:b/>
+                <w:bCs/>
                 <w:i/>
                 <w:iCs/>
-                <w:sz w:val="20"/>
-                <w:szCs w:val="20"/>
+                <w:sz w:val="18"/>
+                <w:szCs w:val="18"/>
               </w:rPr>
               <w:br/>
             </w:r>
             <w:r>
               <w:rPr>
                 <w:rFonts w:ascii="Inter" w:hAnsi="Inter"/>
-                <w:sz w:val="20"/>
-                <w:szCs w:val="20"/>
-              </w:rPr>
-              <w:t>Developed multi-format export (xlsx, pdf, docx) for KPA Performance Report</w:t>
+                <w:sz w:val="18"/>
+                <w:szCs w:val="18"/>
+              </w:rPr>
+              <w:t>Built project management features with account and expenditure link.</w:t>
             </w:r>
           </w:p>
           <w:p>
@@ -4573,8 +4599,10 @@
               </w:numPr>
               <w:rPr>
                 <w:rFonts w:ascii="Inter" w:hAnsi="Inter"/>
-                <w:sz w:val="20"/>
-                <w:szCs w:val="20"/>
+                <w:i/>
+                <w:iCs/>
+                <w:sz w:val="18"/>
+                <w:szCs w:val="18"/>
               </w:rPr>
             </w:pPr>
             <w:r>
@@ -4584,52 +4612,134 @@
                 <w:bCs/>
                 <w:i/>
                 <w:iCs/>
-                <w:sz w:val="20"/>
-                <w:szCs w:val="20"/>
-              </w:rPr>
-              <w:t>Notification System</w:t>
+                <w:sz w:val="18"/>
+                <w:szCs w:val="18"/>
+              </w:rPr>
+              <w:t>Budget &amp; Financial Tracking</w:t>
             </w:r>
             <w:r>
               <w:rPr>
                 <w:rFonts w:ascii="Inter" w:hAnsi="Inter"/>
                 <w:i/>
                 <w:iCs/>
-                <w:sz w:val="20"/>
-                <w:szCs w:val="20"/>
+                <w:sz w:val="18"/>
+                <w:szCs w:val="18"/>
               </w:rPr>
               <w:br/>
             </w:r>
             <w:r>
               <w:rPr>
                 <w:rFonts w:ascii="Inter" w:hAnsi="Inter"/>
-                <w:sz w:val="20"/>
-                <w:szCs w:val="20"/>
+                <w:sz w:val="18"/>
+                <w:szCs w:val="18"/>
+              </w:rPr>
+              <w:t>Developed bulk import pipelines via Excel / CSV, with budget line tracking and reporting per KPI.</w:t>
+            </w:r>
+          </w:p>
+          <w:p>
+            <w:pPr>
+              <w:pStyle w:val="ListParagraph"/>
+              <w:numPr>
+                <w:ilvl w:val="1"/>
+                <w:numId w:val="3"/>
+              </w:numPr>
+              <w:rPr>
+                <w:rFonts w:ascii="Inter" w:hAnsi="Inter"/>
+                <w:i/>
+                <w:iCs/>
+                <w:sz w:val="18"/>
+                <w:szCs w:val="18"/>
+              </w:rPr>
+            </w:pPr>
+            <w:r>
+              <w:rPr>
+                <w:rFonts w:ascii="Inter" w:hAnsi="Inter"/>
+                <w:b/>
+                <w:bCs/>
+                <w:i/>
+                <w:iCs/>
+                <w:sz w:val="18"/>
+                <w:szCs w:val="18"/>
+              </w:rPr>
+              <w:t>Reporting &amp; Analytics</w:t>
+            </w:r>
+            <w:r>
+              <w:rPr>
+                <w:rFonts w:ascii="Inter" w:hAnsi="Inter"/>
+                <w:i/>
+                <w:iCs/>
+                <w:sz w:val="18"/>
+                <w:szCs w:val="18"/>
+              </w:rPr>
+              <w:br/>
+            </w:r>
+            <w:r>
+              <w:rPr>
+                <w:rFonts w:ascii="Inter" w:hAnsi="Inter"/>
+                <w:sz w:val="18"/>
+                <w:szCs w:val="18"/>
+              </w:rPr>
+              <w:t>Developed multi-format export (xlsx, pdf, docx) for KPA Performance Report</w:t>
+            </w:r>
+          </w:p>
+          <w:p>
+            <w:pPr>
+              <w:pStyle w:val="ListParagraph"/>
+              <w:numPr>
+                <w:ilvl w:val="1"/>
+                <w:numId w:val="3"/>
+              </w:numPr>
+              <w:rPr>
+                <w:rFonts w:ascii="Inter" w:hAnsi="Inter"/>
+                <w:sz w:val="18"/>
+                <w:szCs w:val="18"/>
+              </w:rPr>
+            </w:pPr>
+            <w:r>
+              <w:rPr>
+                <w:rFonts w:ascii="Inter" w:hAnsi="Inter"/>
+                <w:b/>
+                <w:bCs/>
+                <w:i/>
+                <w:iCs/>
+                <w:sz w:val="18"/>
+                <w:szCs w:val="18"/>
+              </w:rPr>
+              <w:t>Notification System</w:t>
+            </w:r>
+            <w:r>
+              <w:rPr>
+                <w:rFonts w:ascii="Inter" w:hAnsi="Inter"/>
+                <w:i/>
+                <w:iCs/>
+                <w:sz w:val="18"/>
+                <w:szCs w:val="18"/>
+              </w:rPr>
+              <w:br/>
+            </w:r>
+            <w:r>
+              <w:rPr>
+                <w:rFonts w:ascii="Inter" w:hAnsi="Inter"/>
+                <w:sz w:val="18"/>
+                <w:szCs w:val="18"/>
               </w:rPr>
               <w:t xml:space="preserve">Built a queue-based email delivery system architecture via Azure Service Bus with dynamic, tenant-specific email </w:t>
             </w:r>
             <w:r>
               <w:rPr>
                 <w:rFonts w:ascii="Inter" w:hAnsi="Inter"/>
-                <w:sz w:val="20"/>
-                <w:szCs w:val="20"/>
+                <w:sz w:val="18"/>
+                <w:szCs w:val="18"/>
               </w:rPr>
               <w:t>template for multi-tenant support, and triggers for approval, rejections, and submissions notification</w:t>
             </w:r>
             <w:r>
               <w:rPr>
                 <w:rFonts w:ascii="Inter" w:hAnsi="Inter"/>
-                <w:sz w:val="20"/>
-                <w:szCs w:val="20"/>
-              </w:rPr>
-              <w:t xml:space="preserve"> </w:t>
-            </w:r>
-            <w:r>
-              <w:rPr>
-                <w:rFonts w:ascii="Inter" w:hAnsi="Inter"/>
-                <w:sz w:val="20"/>
-                <w:szCs w:val="20"/>
-              </w:rPr>
-              <w:t>and a summary dashboard.</w:t>
+                <w:sz w:val="18"/>
+                <w:szCs w:val="18"/>
+              </w:rPr>
+              <w:t xml:space="preserve"> and a summary dashboard.</w:t>
             </w:r>
           </w:p>
           <w:p>
@@ -4641,8 +4751,8 @@
               </w:numPr>
               <w:rPr>
                 <w:rFonts w:ascii="Inter" w:hAnsi="Inter"/>
-                <w:sz w:val="20"/>
-                <w:szCs w:val="20"/>
+                <w:sz w:val="18"/>
+                <w:szCs w:val="18"/>
               </w:rPr>
             </w:pPr>
             <w:r>
@@ -4650,8 +4760,8 @@
                 <w:rFonts w:ascii="Inter" w:hAnsi="Inter"/>
                 <w:b/>
                 <w:bCs/>
-                <w:sz w:val="20"/>
-                <w:szCs w:val="20"/>
+                <w:sz w:val="18"/>
+                <w:szCs w:val="18"/>
               </w:rPr>
               <w:t>Workflow Module</w:t>
             </w:r>
@@ -4660,26 +4770,18 @@
                 <w:rFonts w:ascii="Inter" w:hAnsi="Inter"/>
                 <w:b/>
                 <w:bCs/>
-                <w:sz w:val="20"/>
-                <w:szCs w:val="20"/>
+                <w:sz w:val="18"/>
+                <w:szCs w:val="18"/>
               </w:rPr>
               <w:t xml:space="preserve"> </w:t>
             </w:r>
             <w:r>
               <w:rPr>
                 <w:rFonts w:ascii="Inter" w:hAnsi="Inter"/>
-                <w:sz w:val="20"/>
-                <w:szCs w:val="20"/>
-              </w:rPr>
-              <w:t xml:space="preserve">– </w:t>
-            </w:r>
-            <w:r>
-              <w:rPr>
-                <w:rFonts w:ascii="Inter" w:hAnsi="Inter"/>
-                <w:sz w:val="20"/>
-                <w:szCs w:val="20"/>
-              </w:rPr>
-              <w:t>a configurable, multi-tenant enterprise workflow management platform built in Angular for creating structured business processes with customizable approval chains, escalation policies, and incident tracking.</w:t>
+                <w:sz w:val="18"/>
+                <w:szCs w:val="18"/>
+              </w:rPr>
+              <w:t>– a configurable, multi-tenant enterprise workflow management platform built in Angular for creating structured business processes with customizable approval chains, escalation policies, and incident tracking.</w:t>
             </w:r>
           </w:p>
           <w:p>
@@ -4691,8 +4793,8 @@
               </w:numPr>
               <w:rPr>
                 <w:rFonts w:ascii="Inter" w:hAnsi="Inter"/>
-                <w:sz w:val="20"/>
-                <w:szCs w:val="20"/>
+                <w:sz w:val="18"/>
+                <w:szCs w:val="18"/>
               </w:rPr>
             </w:pPr>
             <w:r>
@@ -4702,16 +4804,16 @@
                 <w:bCs/>
                 <w:i/>
                 <w:iCs/>
-                <w:sz w:val="20"/>
-                <w:szCs w:val="20"/>
+                <w:sz w:val="18"/>
+                <w:szCs w:val="18"/>
               </w:rPr>
               <w:t>Workflow &amp; Step</w:t>
             </w:r>
             <w:r>
               <w:rPr>
                 <w:rFonts w:ascii="Inter" w:hAnsi="Inter"/>
-                <w:sz w:val="20"/>
-                <w:szCs w:val="20"/>
+                <w:sz w:val="18"/>
+                <w:szCs w:val="18"/>
               </w:rPr>
               <w:t xml:space="preserve"> </w:t>
             </w:r>
@@ -4722,8 +4824,8 @@
                 <w:bCs/>
                 <w:i/>
                 <w:iCs/>
-                <w:sz w:val="20"/>
-                <w:szCs w:val="20"/>
+                <w:sz w:val="18"/>
+                <w:szCs w:val="18"/>
               </w:rPr>
               <w:t>Management</w:t>
             </w:r>
@@ -4734,16 +4836,16 @@
                 <w:bCs/>
                 <w:i/>
                 <w:iCs/>
-                <w:sz w:val="20"/>
-                <w:szCs w:val="20"/>
+                <w:sz w:val="18"/>
+                <w:szCs w:val="18"/>
               </w:rPr>
               <w:br/>
             </w:r>
             <w:r>
               <w:rPr>
                 <w:rFonts w:ascii="Inter" w:hAnsi="Inter"/>
-                <w:sz w:val="20"/>
-                <w:szCs w:val="20"/>
+                <w:sz w:val="18"/>
+                <w:szCs w:val="18"/>
               </w:rPr>
               <w:t>Extended and enhanced CRUD functionality for configurable workflows and sequential approval steps with rejection routing, skip-step rules, and KPI editability per step.</w:t>
             </w:r>
@@ -4757,8 +4859,8 @@
               </w:numPr>
               <w:rPr>
                 <w:rFonts w:ascii="Inter" w:hAnsi="Inter"/>
-                <w:sz w:val="20"/>
-                <w:szCs w:val="20"/>
+                <w:sz w:val="18"/>
+                <w:szCs w:val="18"/>
               </w:rPr>
             </w:pPr>
             <w:r>
@@ -4768,25 +4870,18 @@
                 <w:bCs/>
                 <w:i/>
                 <w:iCs/>
-                <w:sz w:val="20"/>
-                <w:szCs w:val="20"/>
+                <w:sz w:val="18"/>
+                <w:szCs w:val="18"/>
               </w:rPr>
               <w:t>Escalation Configuration</w:t>
             </w:r>
             <w:r>
               <w:rPr>
                 <w:rFonts w:ascii="Inter" w:hAnsi="Inter"/>
-                <w:sz w:val="20"/>
-                <w:szCs w:val="20"/>
+                <w:sz w:val="18"/>
+                <w:szCs w:val="18"/>
               </w:rPr>
               <w:br/>
-            </w:r>
-            <w:r>
-              <w:rPr>
-                <w:rFonts w:ascii="Inter" w:hAnsi="Inter"/>
-                <w:sz w:val="20"/>
-                <w:szCs w:val="20"/>
-              </w:rPr>
               <w:t>Developed an escalation configuration feature for defining and managing escalation groups with configurable details and deadlines.</w:t>
             </w:r>
           </w:p>
@@ -4799,8 +4894,8 @@
               </w:numPr>
               <w:rPr>
                 <w:rFonts w:ascii="Inter" w:hAnsi="Inter"/>
-                <w:sz w:val="20"/>
-                <w:szCs w:val="20"/>
+                <w:sz w:val="18"/>
+                <w:szCs w:val="18"/>
               </w:rPr>
             </w:pPr>
             <w:r>
@@ -4810,25 +4905,18 @@
                 <w:bCs/>
                 <w:i/>
                 <w:iCs/>
-                <w:sz w:val="20"/>
-                <w:szCs w:val="20"/>
+                <w:sz w:val="18"/>
+                <w:szCs w:val="18"/>
               </w:rPr>
               <w:t>Incident Management</w:t>
             </w:r>
             <w:r>
               <w:rPr>
                 <w:rFonts w:ascii="Inter" w:hAnsi="Inter"/>
-                <w:sz w:val="20"/>
-                <w:szCs w:val="20"/>
+                <w:sz w:val="18"/>
+                <w:szCs w:val="18"/>
               </w:rPr>
               <w:br/>
-            </w:r>
-            <w:r>
-              <w:rPr>
-                <w:rFonts w:ascii="Inter" w:hAnsi="Inter"/>
-                <w:sz w:val="20"/>
-                <w:szCs w:val="20"/>
-              </w:rPr>
               <w:t>Enhanced the incident management UI and implemented workflow integration for incident types, enabling incident categories to be linked to specific approval chains.</w:t>
             </w:r>
           </w:p>
@@ -4840,8 +4928,8 @@
               </w:numPr>
               <w:rPr>
                 <w:rFonts w:ascii="Inter" w:hAnsi="Inter"/>
-                <w:sz w:val="20"/>
-                <w:szCs w:val="20"/>
+                <w:sz w:val="18"/>
+                <w:szCs w:val="18"/>
               </w:rPr>
             </w:pPr>
             <w:r>
@@ -4849,38 +4937,18 @@
                 <w:rFonts w:ascii="Inter" w:hAnsi="Inter"/>
                 <w:b/>
                 <w:bCs/>
-                <w:sz w:val="20"/>
-                <w:szCs w:val="20"/>
-              </w:rPr>
-              <w:t>Risk Management System</w:t>
-            </w:r>
-            <w:r>
-              <w:rPr>
-                <w:rFonts w:ascii="Inter" w:hAnsi="Inter"/>
-                <w:b/>
-                <w:bCs/>
-                <w:sz w:val="20"/>
-                <w:szCs w:val="20"/>
-              </w:rPr>
-              <w:t xml:space="preserve"> </w:t>
-            </w:r>
-            <w:r>
-              <w:rPr>
-                <w:rFonts w:ascii="Inter" w:hAnsi="Inter"/>
-                <w:b/>
-                <w:bCs/>
-                <w:sz w:val="20"/>
-                <w:szCs w:val="20"/>
-              </w:rPr>
-              <w:t>(RMS)</w:t>
-            </w:r>
-          </w:p>
-          <w:p>
-            <w:pPr>
-              <w:rPr>
-                <w:rFonts w:ascii="Inter" w:hAnsi="Inter"/>
-                <w:sz w:val="20"/>
-                <w:szCs w:val="20"/>
+                <w:sz w:val="18"/>
+                <w:szCs w:val="18"/>
+              </w:rPr>
+              <w:t>Risk Management System (RMS)</w:t>
+            </w:r>
+          </w:p>
+          <w:p>
+            <w:pPr>
+              <w:rPr>
+                <w:rFonts w:ascii="Inter" w:hAnsi="Inter"/>
+                <w:sz w:val="18"/>
+                <w:szCs w:val="18"/>
               </w:rPr>
             </w:pPr>
           </w:p>

--- a/Pajaro_Resume_2026.docx
+++ b/Pajaro_Resume_2026.docx
@@ -306,8 +306,8 @@
                 <w:rStyle w:val="Hyperlink"/>
                 <w:rFonts w:ascii="Inter" w:hAnsi="Inter"/>
                 <w:color w:val="auto"/>
-                <w:sz w:val="18"/>
-                <w:szCs w:val="18"/>
+                <w:sz w:val="16"/>
+                <w:szCs w:val="16"/>
                 <w:u w:val="none"/>
               </w:rPr>
             </w:pPr>
@@ -316,8 +316,8 @@
                 <w:rStyle w:val="Hyperlink"/>
                 <w:rFonts w:ascii="Inter" w:hAnsi="Inter"/>
                 <w:color w:val="auto"/>
-                <w:sz w:val="18"/>
-                <w:szCs w:val="18"/>
+                <w:sz w:val="16"/>
+                <w:szCs w:val="16"/>
                 <w:u w:val="none"/>
               </w:rPr>
               <w:fldChar w:fldCharType="begin"/>
@@ -327,8 +327,8 @@
                 <w:rStyle w:val="Hyperlink"/>
                 <w:rFonts w:ascii="Inter" w:hAnsi="Inter"/>
                 <w:color w:val="auto"/>
-                <w:sz w:val="18"/>
-                <w:szCs w:val="18"/>
+                <w:sz w:val="16"/>
+                <w:szCs w:val="16"/>
                 <w:u w:val="none"/>
               </w:rPr>
               <w:instrText>HYPERLINK "tel:+639052583624"</w:instrText>
@@ -338,8 +338,8 @@
                 <w:rStyle w:val="Hyperlink"/>
                 <w:rFonts w:ascii="Inter" w:hAnsi="Inter"/>
                 <w:color w:val="auto"/>
-                <w:sz w:val="18"/>
-                <w:szCs w:val="18"/>
+                <w:sz w:val="16"/>
+                <w:szCs w:val="16"/>
                 <w:u w:val="none"/>
               </w:rPr>
             </w:r>
@@ -348,8 +348,8 @@
                 <w:rStyle w:val="Hyperlink"/>
                 <w:rFonts w:ascii="Inter" w:hAnsi="Inter"/>
                 <w:color w:val="auto"/>
-                <w:sz w:val="18"/>
-                <w:szCs w:val="18"/>
+                <w:sz w:val="16"/>
+                <w:szCs w:val="16"/>
                 <w:u w:val="none"/>
               </w:rPr>
               <w:fldChar w:fldCharType="separate"/>
@@ -359,8 +359,8 @@
                 <w:rStyle w:val="Hyperlink"/>
                 <w:rFonts w:ascii="Inter" w:hAnsi="Inter"/>
                 <w:color w:val="auto"/>
-                <w:sz w:val="18"/>
-                <w:szCs w:val="18"/>
+                <w:sz w:val="16"/>
+                <w:szCs w:val="16"/>
                 <w:u w:val="none"/>
               </w:rPr>
               <w:t>+63</w:t>
@@ -370,8 +370,8 @@
                 <w:rStyle w:val="Hyperlink"/>
                 <w:rFonts w:ascii="Inter" w:hAnsi="Inter"/>
                 <w:color w:val="auto"/>
-                <w:sz w:val="18"/>
-                <w:szCs w:val="18"/>
+                <w:sz w:val="16"/>
+                <w:szCs w:val="16"/>
                 <w:u w:val="none"/>
               </w:rPr>
               <w:t xml:space="preserve"> 9</w:t>
@@ -381,8 +381,8 @@
                 <w:rStyle w:val="Hyperlink"/>
                 <w:rFonts w:ascii="Inter" w:hAnsi="Inter"/>
                 <w:color w:val="auto"/>
-                <w:sz w:val="18"/>
-                <w:szCs w:val="18"/>
+                <w:sz w:val="16"/>
+                <w:szCs w:val="16"/>
                 <w:u w:val="none"/>
               </w:rPr>
               <w:t>05-258-3624</w:t>
@@ -391,8 +391,9 @@
           <w:p>
             <w:pPr>
               <w:rPr>
-                <w:sz w:val="22"/>
-                <w:szCs w:val="22"/>
+                <w:rFonts w:ascii="Inter" w:hAnsi="Inter"/>
+                <w:sz w:val="16"/>
+                <w:szCs w:val="16"/>
               </w:rPr>
             </w:pPr>
             <w:r>
@@ -400,8 +401,8 @@
                 <w:rStyle w:val="Hyperlink"/>
                 <w:rFonts w:ascii="Inter" w:hAnsi="Inter"/>
                 <w:color w:val="auto"/>
-                <w:sz w:val="18"/>
-                <w:szCs w:val="18"/>
+                <w:sz w:val="16"/>
+                <w:szCs w:val="16"/>
                 <w:u w:val="none"/>
               </w:rPr>
               <w:fldChar w:fldCharType="end"/>
@@ -409,8 +410,8 @@
             <w:r>
               <w:rPr>
                 <w:rFonts w:ascii="Inter" w:hAnsi="Inter"/>
-                <w:sz w:val="18"/>
-                <w:szCs w:val="18"/>
+                <w:sz w:val="16"/>
+                <w:szCs w:val="16"/>
               </w:rPr>
               <w:t>Antipolo City, Rizal</w:t>
             </w:r>
@@ -419,6 +420,9 @@
             <w:pPr>
               <w:rPr>
                 <w:rStyle w:val="Hyperlink"/>
+                <w:rFonts w:ascii="Inter" w:hAnsi="Inter"/>
+                <w:sz w:val="16"/>
+                <w:szCs w:val="16"/>
               </w:rPr>
             </w:pPr>
             <w:hyperlink r:id="rId7" w:history="1">
@@ -562,8 +566,8 @@
                 <w:rFonts w:ascii="Inter" w:hAnsi="Inter"/>
                 <w:b/>
                 <w:bCs/>
-                <w:sz w:val="18"/>
-                <w:szCs w:val="18"/>
+                <w:sz w:val="16"/>
+                <w:szCs w:val="16"/>
               </w:rPr>
             </w:pPr>
             <w:r>
@@ -571,8 +575,8 @@
                 <w:rFonts w:ascii="Inter" w:hAnsi="Inter"/>
                 <w:b/>
                 <w:bCs/>
-                <w:sz w:val="18"/>
-                <w:szCs w:val="18"/>
+                <w:sz w:val="16"/>
+                <w:szCs w:val="16"/>
               </w:rPr>
               <w:t xml:space="preserve">Bachelor of Science in Computer </w:t>
             </w:r>
@@ -581,8 +585,8 @@
                 <w:rFonts w:ascii="Inter" w:hAnsi="Inter"/>
                 <w:b/>
                 <w:bCs/>
-                <w:sz w:val="18"/>
-                <w:szCs w:val="18"/>
+                <w:sz w:val="16"/>
+                <w:szCs w:val="16"/>
               </w:rPr>
               <w:t>Science</w:t>
             </w:r>
@@ -591,16 +595,16 @@
             <w:pPr>
               <w:rPr>
                 <w:rFonts w:ascii="Inter" w:hAnsi="Inter"/>
-                <w:sz w:val="18"/>
-                <w:szCs w:val="18"/>
+                <w:sz w:val="16"/>
+                <w:szCs w:val="16"/>
               </w:rPr>
             </w:pPr>
             <w:proofErr w:type="spellStart"/>
             <w:r>
               <w:rPr>
                 <w:rFonts w:ascii="Inter" w:hAnsi="Inter"/>
-                <w:sz w:val="18"/>
-                <w:szCs w:val="18"/>
+                <w:sz w:val="16"/>
+                <w:szCs w:val="16"/>
               </w:rPr>
               <w:t>Mapúa</w:t>
             </w:r>
@@ -608,8 +612,8 @@
             <w:r>
               <w:rPr>
                 <w:rFonts w:ascii="Inter" w:hAnsi="Inter"/>
-                <w:sz w:val="18"/>
-                <w:szCs w:val="18"/>
+                <w:sz w:val="16"/>
+                <w:szCs w:val="16"/>
               </w:rPr>
               <w:t xml:space="preserve"> University</w:t>
             </w:r>
@@ -618,23 +622,23 @@
             <w:pPr>
               <w:rPr>
                 <w:rFonts w:ascii="Inter" w:hAnsi="Inter"/>
-                <w:sz w:val="18"/>
-                <w:szCs w:val="18"/>
-              </w:rPr>
-            </w:pPr>
-            <w:r>
-              <w:rPr>
-                <w:rFonts w:ascii="Inter" w:hAnsi="Inter"/>
-                <w:sz w:val="18"/>
-                <w:szCs w:val="18"/>
+                <w:sz w:val="16"/>
+                <w:szCs w:val="16"/>
+              </w:rPr>
+            </w:pPr>
+            <w:r>
+              <w:rPr>
+                <w:rFonts w:ascii="Inter" w:hAnsi="Inter"/>
+                <w:sz w:val="16"/>
+                <w:szCs w:val="16"/>
               </w:rPr>
               <w:t>2018-202</w:t>
             </w:r>
             <w:r>
               <w:rPr>
                 <w:rFonts w:ascii="Inter" w:hAnsi="Inter"/>
-                <w:sz w:val="18"/>
-                <w:szCs w:val="18"/>
+                <w:sz w:val="16"/>
+                <w:szCs w:val="16"/>
               </w:rPr>
               <w:t>4</w:t>
             </w:r>
@@ -768,8 +772,8 @@
                 <w:rFonts w:ascii="Inter" w:hAnsi="Inter"/>
                 <w:b/>
                 <w:bCs/>
-                <w:sz w:val="18"/>
-                <w:szCs w:val="18"/>
+                <w:sz w:val="16"/>
+                <w:szCs w:val="16"/>
               </w:rPr>
             </w:pPr>
             <w:r>
@@ -777,8 +781,8 @@
                 <w:rFonts w:ascii="Inter" w:hAnsi="Inter"/>
                 <w:b/>
                 <w:bCs/>
-                <w:sz w:val="18"/>
-                <w:szCs w:val="18"/>
+                <w:sz w:val="16"/>
+                <w:szCs w:val="16"/>
               </w:rPr>
               <w:t>Programming Languages &amp; Scripting</w:t>
             </w:r>
@@ -787,15 +791,15 @@
             <w:pPr>
               <w:rPr>
                 <w:rFonts w:ascii="Inter" w:hAnsi="Inter"/>
-                <w:sz w:val="18"/>
-                <w:szCs w:val="18"/>
-              </w:rPr>
-            </w:pPr>
-            <w:r>
-              <w:rPr>
-                <w:rFonts w:ascii="Inter" w:hAnsi="Inter"/>
-                <w:sz w:val="18"/>
-                <w:szCs w:val="18"/>
+                <w:sz w:val="16"/>
+                <w:szCs w:val="16"/>
+              </w:rPr>
+            </w:pPr>
+            <w:r>
+              <w:rPr>
+                <w:rFonts w:ascii="Inter" w:hAnsi="Inter"/>
+                <w:sz w:val="16"/>
+                <w:szCs w:val="16"/>
               </w:rPr>
               <w:t>TypeScript, C#, Python, JavaScript</w:t>
             </w:r>
@@ -804,8 +808,8 @@
             <w:pPr>
               <w:rPr>
                 <w:rFonts w:ascii="Inter" w:hAnsi="Inter"/>
-                <w:sz w:val="18"/>
-                <w:szCs w:val="18"/>
+                <w:sz w:val="16"/>
+                <w:szCs w:val="16"/>
               </w:rPr>
             </w:pPr>
           </w:p>
@@ -815,8 +819,8 @@
                 <w:rFonts w:ascii="Inter" w:hAnsi="Inter"/>
                 <w:b/>
                 <w:bCs/>
-                <w:sz w:val="18"/>
-                <w:szCs w:val="18"/>
+                <w:sz w:val="16"/>
+                <w:szCs w:val="16"/>
               </w:rPr>
             </w:pPr>
             <w:r>
@@ -824,8 +828,8 @@
                 <w:rFonts w:ascii="Inter" w:hAnsi="Inter"/>
                 <w:b/>
                 <w:bCs/>
-                <w:sz w:val="18"/>
-                <w:szCs w:val="18"/>
+                <w:sz w:val="16"/>
+                <w:szCs w:val="16"/>
               </w:rPr>
               <w:t>Web Development &amp; Frontend</w:t>
             </w:r>
@@ -834,15 +838,15 @@
             <w:pPr>
               <w:rPr>
                 <w:rFonts w:ascii="Inter" w:hAnsi="Inter"/>
-                <w:sz w:val="18"/>
-                <w:szCs w:val="18"/>
-              </w:rPr>
-            </w:pPr>
-            <w:r>
-              <w:rPr>
-                <w:rFonts w:ascii="Inter" w:hAnsi="Inter"/>
-                <w:sz w:val="18"/>
-                <w:szCs w:val="18"/>
+                <w:sz w:val="16"/>
+                <w:szCs w:val="16"/>
+              </w:rPr>
+            </w:pPr>
+            <w:r>
+              <w:rPr>
+                <w:rFonts w:ascii="Inter" w:hAnsi="Inter"/>
+                <w:sz w:val="16"/>
+                <w:szCs w:val="16"/>
               </w:rPr>
               <w:t>Angular Framework, HTML5, CSS3/SCSS</w:t>
             </w:r>
@@ -851,8 +855,8 @@
             <w:pPr>
               <w:rPr>
                 <w:rFonts w:ascii="Inter" w:hAnsi="Inter"/>
-                <w:sz w:val="18"/>
-                <w:szCs w:val="18"/>
+                <w:sz w:val="16"/>
+                <w:szCs w:val="16"/>
               </w:rPr>
             </w:pPr>
           </w:p>
@@ -862,8 +866,8 @@
                 <w:rFonts w:ascii="Inter" w:hAnsi="Inter"/>
                 <w:b/>
                 <w:bCs/>
-                <w:sz w:val="18"/>
-                <w:szCs w:val="18"/>
+                <w:sz w:val="16"/>
+                <w:szCs w:val="16"/>
               </w:rPr>
             </w:pPr>
             <w:r>
@@ -871,8 +875,8 @@
                 <w:rFonts w:ascii="Inter" w:hAnsi="Inter"/>
                 <w:b/>
                 <w:bCs/>
-                <w:sz w:val="18"/>
-                <w:szCs w:val="18"/>
+                <w:sz w:val="16"/>
+                <w:szCs w:val="16"/>
               </w:rPr>
               <w:t>Backend &amp; Server-Side</w:t>
             </w:r>
@@ -881,15 +885,15 @@
             <w:pPr>
               <w:rPr>
                 <w:rFonts w:ascii="Inter" w:hAnsi="Inter"/>
-                <w:sz w:val="18"/>
-                <w:szCs w:val="18"/>
-              </w:rPr>
-            </w:pPr>
-            <w:r>
-              <w:rPr>
-                <w:rFonts w:ascii="Inter" w:hAnsi="Inter"/>
-                <w:sz w:val="18"/>
-                <w:szCs w:val="18"/>
+                <w:sz w:val="16"/>
+                <w:szCs w:val="16"/>
+              </w:rPr>
+            </w:pPr>
+            <w:r>
+              <w:rPr>
+                <w:rFonts w:ascii="Inter" w:hAnsi="Inter"/>
+                <w:sz w:val="16"/>
+                <w:szCs w:val="16"/>
               </w:rPr>
               <w:t>C#, .NET, Azure SQL</w:t>
             </w:r>
@@ -898,8 +902,8 @@
             <w:pPr>
               <w:rPr>
                 <w:rFonts w:ascii="Inter" w:hAnsi="Inter"/>
-                <w:sz w:val="18"/>
-                <w:szCs w:val="18"/>
+                <w:sz w:val="16"/>
+                <w:szCs w:val="16"/>
               </w:rPr>
             </w:pPr>
           </w:p>
@@ -909,8 +913,8 @@
                 <w:rFonts w:ascii="Inter" w:hAnsi="Inter"/>
                 <w:b/>
                 <w:bCs/>
-                <w:sz w:val="18"/>
-                <w:szCs w:val="18"/>
+                <w:sz w:val="16"/>
+                <w:szCs w:val="16"/>
               </w:rPr>
             </w:pPr>
             <w:r>
@@ -918,8 +922,8 @@
                 <w:rFonts w:ascii="Inter" w:hAnsi="Inter"/>
                 <w:b/>
                 <w:bCs/>
-                <w:sz w:val="18"/>
-                <w:szCs w:val="18"/>
+                <w:sz w:val="16"/>
+                <w:szCs w:val="16"/>
               </w:rPr>
               <w:t>Databases</w:t>
             </w:r>
@@ -928,15 +932,15 @@
             <w:pPr>
               <w:rPr>
                 <w:rFonts w:ascii="Inter" w:hAnsi="Inter"/>
-                <w:sz w:val="18"/>
-                <w:szCs w:val="18"/>
-              </w:rPr>
-            </w:pPr>
-            <w:r>
-              <w:rPr>
-                <w:rFonts w:ascii="Inter" w:hAnsi="Inter"/>
-                <w:sz w:val="18"/>
-                <w:szCs w:val="18"/>
+                <w:sz w:val="16"/>
+                <w:szCs w:val="16"/>
+              </w:rPr>
+            </w:pPr>
+            <w:r>
+              <w:rPr>
+                <w:rFonts w:ascii="Inter" w:hAnsi="Inter"/>
+                <w:sz w:val="16"/>
+                <w:szCs w:val="16"/>
               </w:rPr>
               <w:t>Azure SQL</w:t>
             </w:r>
@@ -945,8 +949,8 @@
             <w:pPr>
               <w:rPr>
                 <w:rFonts w:ascii="Inter" w:hAnsi="Inter"/>
-                <w:sz w:val="18"/>
-                <w:szCs w:val="18"/>
+                <w:sz w:val="16"/>
+                <w:szCs w:val="16"/>
               </w:rPr>
             </w:pPr>
           </w:p>
@@ -956,8 +960,8 @@
                 <w:rFonts w:ascii="Inter" w:hAnsi="Inter"/>
                 <w:b/>
                 <w:bCs/>
-                <w:sz w:val="18"/>
-                <w:szCs w:val="18"/>
+                <w:sz w:val="16"/>
+                <w:szCs w:val="16"/>
               </w:rPr>
             </w:pPr>
             <w:r>
@@ -965,8 +969,8 @@
                 <w:rFonts w:ascii="Inter" w:hAnsi="Inter"/>
                 <w:b/>
                 <w:bCs/>
-                <w:sz w:val="18"/>
-                <w:szCs w:val="18"/>
+                <w:sz w:val="16"/>
+                <w:szCs w:val="16"/>
               </w:rPr>
               <w:t>DevOps &amp; Version Control</w:t>
             </w:r>
@@ -975,15 +979,15 @@
             <w:pPr>
               <w:rPr>
                 <w:rFonts w:ascii="Inter" w:hAnsi="Inter"/>
-                <w:sz w:val="18"/>
-                <w:szCs w:val="18"/>
-              </w:rPr>
-            </w:pPr>
-            <w:r>
-              <w:rPr>
-                <w:rFonts w:ascii="Inter" w:hAnsi="Inter"/>
-                <w:sz w:val="18"/>
-                <w:szCs w:val="18"/>
+                <w:sz w:val="16"/>
+                <w:szCs w:val="16"/>
+              </w:rPr>
+            </w:pPr>
+            <w:r>
+              <w:rPr>
+                <w:rFonts w:ascii="Inter" w:hAnsi="Inter"/>
+                <w:sz w:val="16"/>
+                <w:szCs w:val="16"/>
               </w:rPr>
               <w:t>Azure DevOps, GitHub, Git</w:t>
             </w:r>
@@ -994,8 +998,8 @@
                 <w:rFonts w:ascii="Inter" w:hAnsi="Inter"/>
                 <w:b/>
                 <w:bCs/>
-                <w:sz w:val="18"/>
-                <w:szCs w:val="18"/>
+                <w:sz w:val="16"/>
+                <w:szCs w:val="16"/>
               </w:rPr>
             </w:pPr>
           </w:p>
@@ -1005,8 +1009,8 @@
                 <w:rFonts w:ascii="Inter" w:hAnsi="Inter"/>
                 <w:b/>
                 <w:bCs/>
-                <w:sz w:val="18"/>
-                <w:szCs w:val="18"/>
+                <w:sz w:val="16"/>
+                <w:szCs w:val="16"/>
               </w:rPr>
             </w:pPr>
             <w:r>
@@ -1014,8 +1018,8 @@
                 <w:rFonts w:ascii="Inter" w:hAnsi="Inter"/>
                 <w:b/>
                 <w:bCs/>
-                <w:sz w:val="18"/>
-                <w:szCs w:val="18"/>
+                <w:sz w:val="16"/>
+                <w:szCs w:val="16"/>
               </w:rPr>
               <w:t>Methodology &amp; Workflow</w:t>
             </w:r>
@@ -1024,15 +1028,15 @@
             <w:pPr>
               <w:rPr>
                 <w:rFonts w:ascii="Inter" w:hAnsi="Inter"/>
-                <w:sz w:val="18"/>
-                <w:szCs w:val="18"/>
-              </w:rPr>
-            </w:pPr>
-            <w:r>
-              <w:rPr>
-                <w:rFonts w:ascii="Inter" w:hAnsi="Inter"/>
-                <w:sz w:val="18"/>
-                <w:szCs w:val="18"/>
+                <w:sz w:val="16"/>
+                <w:szCs w:val="16"/>
+              </w:rPr>
+            </w:pPr>
+            <w:r>
+              <w:rPr>
+                <w:rFonts w:ascii="Inter" w:hAnsi="Inter"/>
+                <w:sz w:val="16"/>
+                <w:szCs w:val="16"/>
               </w:rPr>
               <w:t>Agile Methodology</w:t>
             </w:r>
@@ -1041,8 +1045,8 @@
             <w:pPr>
               <w:rPr>
                 <w:rFonts w:ascii="Inter" w:hAnsi="Inter"/>
-                <w:sz w:val="18"/>
-                <w:szCs w:val="18"/>
+                <w:sz w:val="16"/>
+                <w:szCs w:val="16"/>
               </w:rPr>
             </w:pPr>
           </w:p>
@@ -1052,8 +1056,8 @@
                 <w:rFonts w:ascii="Inter" w:hAnsi="Inter"/>
                 <w:b/>
                 <w:bCs/>
-                <w:sz w:val="18"/>
-                <w:szCs w:val="18"/>
+                <w:sz w:val="16"/>
+                <w:szCs w:val="16"/>
               </w:rPr>
             </w:pPr>
             <w:r>
@@ -1061,8 +1065,8 @@
                 <w:rFonts w:ascii="Inter" w:hAnsi="Inter"/>
                 <w:b/>
                 <w:bCs/>
-                <w:sz w:val="18"/>
-                <w:szCs w:val="18"/>
+                <w:sz w:val="16"/>
+                <w:szCs w:val="16"/>
               </w:rPr>
               <w:t>Architectural Pattern &amp; Integration</w:t>
             </w:r>
@@ -1071,15 +1075,15 @@
             <w:pPr>
               <w:rPr>
                 <w:rFonts w:ascii="Inter" w:hAnsi="Inter"/>
-                <w:sz w:val="18"/>
-                <w:szCs w:val="18"/>
-              </w:rPr>
-            </w:pPr>
-            <w:r>
-              <w:rPr>
-                <w:rFonts w:ascii="Inter" w:hAnsi="Inter"/>
-                <w:sz w:val="18"/>
-                <w:szCs w:val="18"/>
+                <w:sz w:val="16"/>
+                <w:szCs w:val="16"/>
+              </w:rPr>
+            </w:pPr>
+            <w:r>
+              <w:rPr>
+                <w:rFonts w:ascii="Inter" w:hAnsi="Inter"/>
+                <w:sz w:val="16"/>
+                <w:szCs w:val="16"/>
               </w:rPr>
               <w:t>Module Federation, API Design and Integration</w:t>
             </w:r>
@@ -1090,8 +1094,8 @@
                 <w:rFonts w:ascii="Inter" w:hAnsi="Inter"/>
                 <w:b/>
                 <w:bCs/>
-                <w:sz w:val="20"/>
-                <w:szCs w:val="20"/>
+                <w:sz w:val="16"/>
+                <w:szCs w:val="16"/>
               </w:rPr>
             </w:pPr>
           </w:p>
@@ -1101,8 +1105,8 @@
                 <w:rFonts w:ascii="Inter" w:hAnsi="Inter"/>
                 <w:b/>
                 <w:bCs/>
-                <w:sz w:val="18"/>
-                <w:szCs w:val="18"/>
+                <w:sz w:val="16"/>
+                <w:szCs w:val="16"/>
               </w:rPr>
             </w:pPr>
             <w:r>
@@ -1110,8 +1114,8 @@
                 <w:rFonts w:ascii="Inter" w:hAnsi="Inter"/>
                 <w:b/>
                 <w:bCs/>
-                <w:sz w:val="18"/>
-                <w:szCs w:val="18"/>
+                <w:sz w:val="16"/>
+                <w:szCs w:val="16"/>
               </w:rPr>
               <w:t>Software Skills</w:t>
             </w:r>
@@ -1120,15 +1124,15 @@
             <w:pPr>
               <w:rPr>
                 <w:rFonts w:ascii="Inter" w:hAnsi="Inter"/>
-                <w:sz w:val="18"/>
-                <w:szCs w:val="18"/>
-              </w:rPr>
-            </w:pPr>
-            <w:r>
-              <w:rPr>
-                <w:rFonts w:ascii="Inter" w:hAnsi="Inter"/>
-                <w:sz w:val="18"/>
-                <w:szCs w:val="18"/>
+                <w:sz w:val="16"/>
+                <w:szCs w:val="16"/>
+              </w:rPr>
+            </w:pPr>
+            <w:r>
+              <w:rPr>
+                <w:rFonts w:ascii="Inter" w:hAnsi="Inter"/>
+                <w:sz w:val="16"/>
+                <w:szCs w:val="16"/>
               </w:rPr>
               <w:t>Workspace Related</w:t>
             </w:r>
@@ -1139,8 +1143,8 @@
                 <w:rFonts w:ascii="Inter" w:hAnsi="Inter"/>
                 <w:i/>
                 <w:iCs/>
-                <w:sz w:val="18"/>
-                <w:szCs w:val="18"/>
+                <w:sz w:val="16"/>
+                <w:szCs w:val="16"/>
               </w:rPr>
             </w:pPr>
             <w:r>
@@ -1148,8 +1152,8 @@
                 <w:rFonts w:ascii="Inter" w:hAnsi="Inter"/>
                 <w:i/>
                 <w:iCs/>
-                <w:sz w:val="18"/>
-                <w:szCs w:val="18"/>
+                <w:sz w:val="16"/>
+                <w:szCs w:val="16"/>
               </w:rPr>
               <w:t>Visual Studio,</w:t>
             </w:r>
@@ -1158,8 +1162,8 @@
                 <w:rFonts w:ascii="Inter" w:hAnsi="Inter"/>
                 <w:i/>
                 <w:iCs/>
-                <w:sz w:val="18"/>
-                <w:szCs w:val="18"/>
+                <w:sz w:val="16"/>
+                <w:szCs w:val="16"/>
               </w:rPr>
               <w:t xml:space="preserve"> VS Code, </w:t>
             </w:r>
@@ -1168,8 +1172,8 @@
                 <w:rFonts w:ascii="Inter" w:hAnsi="Inter"/>
                 <w:i/>
                 <w:iCs/>
-                <w:sz w:val="18"/>
-                <w:szCs w:val="18"/>
+                <w:sz w:val="16"/>
+                <w:szCs w:val="16"/>
               </w:rPr>
               <w:t>Azure DevOp</w:t>
             </w:r>
@@ -1178,8 +1182,8 @@
                 <w:rFonts w:ascii="Inter" w:hAnsi="Inter"/>
                 <w:i/>
                 <w:iCs/>
-                <w:sz w:val="18"/>
-                <w:szCs w:val="18"/>
+                <w:sz w:val="16"/>
+                <w:szCs w:val="16"/>
               </w:rPr>
               <w:t xml:space="preserve">s, Azure Portal, </w:t>
             </w:r>
@@ -1189,8 +1193,8 @@
                 <w:rFonts w:ascii="Inter" w:hAnsi="Inter"/>
                 <w:i/>
                 <w:iCs/>
-                <w:sz w:val="18"/>
-                <w:szCs w:val="18"/>
+                <w:sz w:val="16"/>
+                <w:szCs w:val="16"/>
               </w:rPr>
               <w:t>DBeaver</w:t>
             </w:r>
@@ -1200,8 +1204,8 @@
                 <w:rFonts w:ascii="Inter" w:hAnsi="Inter"/>
                 <w:i/>
                 <w:iCs/>
-                <w:sz w:val="18"/>
-                <w:szCs w:val="18"/>
+                <w:sz w:val="16"/>
+                <w:szCs w:val="16"/>
               </w:rPr>
               <w:t>, GitHub</w:t>
             </w:r>
@@ -1210,24 +1214,24 @@
             <w:pPr>
               <w:rPr>
                 <w:rFonts w:ascii="Inter" w:hAnsi="Inter"/>
-                <w:sz w:val="20"/>
-                <w:szCs w:val="20"/>
-              </w:rPr>
-            </w:pPr>
-          </w:p>
-          <w:p>
-            <w:pPr>
-              <w:rPr>
-                <w:rFonts w:ascii="Inter" w:hAnsi="Inter"/>
-                <w:sz w:val="18"/>
-                <w:szCs w:val="18"/>
-              </w:rPr>
-            </w:pPr>
-            <w:r>
-              <w:rPr>
-                <w:rFonts w:ascii="Inter" w:hAnsi="Inter"/>
-                <w:sz w:val="18"/>
-                <w:szCs w:val="18"/>
+                <w:sz w:val="16"/>
+                <w:szCs w:val="16"/>
+              </w:rPr>
+            </w:pPr>
+          </w:p>
+          <w:p>
+            <w:pPr>
+              <w:rPr>
+                <w:rFonts w:ascii="Inter" w:hAnsi="Inter"/>
+                <w:sz w:val="16"/>
+                <w:szCs w:val="16"/>
+              </w:rPr>
+            </w:pPr>
+            <w:r>
+              <w:rPr>
+                <w:rFonts w:ascii="Inter" w:hAnsi="Inter"/>
+                <w:sz w:val="16"/>
+                <w:szCs w:val="16"/>
               </w:rPr>
               <w:t>Office Applications</w:t>
             </w:r>
@@ -1238,8 +1242,8 @@
                 <w:rFonts w:ascii="Inter" w:hAnsi="Inter"/>
                 <w:i/>
                 <w:iCs/>
-                <w:sz w:val="18"/>
-                <w:szCs w:val="18"/>
+                <w:sz w:val="16"/>
+                <w:szCs w:val="16"/>
               </w:rPr>
             </w:pPr>
             <w:r>
@@ -1247,8 +1251,8 @@
                 <w:rFonts w:ascii="Inter" w:hAnsi="Inter"/>
                 <w:i/>
                 <w:iCs/>
-                <w:sz w:val="18"/>
-                <w:szCs w:val="18"/>
+                <w:sz w:val="16"/>
+                <w:szCs w:val="16"/>
               </w:rPr>
               <w:t>Excel, Word, PowerPoint</w:t>
             </w:r>
@@ -1257,8 +1261,8 @@
                 <w:rFonts w:ascii="Inter" w:hAnsi="Inter"/>
                 <w:i/>
                 <w:iCs/>
-                <w:sz w:val="18"/>
-                <w:szCs w:val="18"/>
+                <w:sz w:val="16"/>
+                <w:szCs w:val="16"/>
               </w:rPr>
               <w:t>, Outlook</w:t>
             </w:r>
@@ -1391,34 +1395,61 @@
             <w:pPr>
               <w:rPr>
                 <w:rFonts w:ascii="Inter" w:hAnsi="Inter"/>
+                <w:sz w:val="16"/>
+                <w:szCs w:val="16"/>
+              </w:rPr>
+            </w:pPr>
+            <w:r>
+              <w:rPr>
+                <w:rFonts w:ascii="Inter" w:hAnsi="Inter"/>
+                <w:sz w:val="16"/>
+                <w:szCs w:val="16"/>
+              </w:rPr>
+              <w:t>Wresting</w:t>
+            </w:r>
+            <w:r>
+              <w:rPr>
+                <w:rFonts w:ascii="Inter" w:hAnsi="Inter"/>
+                <w:sz w:val="16"/>
+                <w:szCs w:val="16"/>
+              </w:rPr>
+              <w:t xml:space="preserve">, Video Games, </w:t>
+            </w:r>
+            <w:r>
+              <w:rPr>
+                <w:rFonts w:ascii="Inter" w:hAnsi="Inter"/>
+                <w:sz w:val="16"/>
+                <w:szCs w:val="16"/>
+              </w:rPr>
+              <w:t>Rubik’s Cube, Chess, Animations, Video Editing</w:t>
+            </w:r>
+          </w:p>
+          <w:p>
+            <w:pPr>
+              <w:rPr>
+                <w:rFonts w:ascii="Inter" w:hAnsi="Inter"/>
                 <w:sz w:val="18"/>
                 <w:szCs w:val="18"/>
               </w:rPr>
             </w:pPr>
-            <w:r>
+          </w:p>
+          <w:p>
+            <w:pPr>
               <w:rPr>
                 <w:rFonts w:ascii="Inter" w:hAnsi="Inter"/>
                 <w:sz w:val="18"/>
                 <w:szCs w:val="18"/>
               </w:rPr>
-              <w:t>Wresting</w:t>
-            </w:r>
-            <w:r>
+            </w:pPr>
+          </w:p>
+          <w:p>
+            <w:pPr>
               <w:rPr>
                 <w:rFonts w:ascii="Inter" w:hAnsi="Inter"/>
                 <w:sz w:val="18"/>
                 <w:szCs w:val="18"/>
               </w:rPr>
-              <w:t xml:space="preserve">, Video Games, </w:t>
-            </w:r>
-            <w:r>
-              <w:rPr>
-                <w:rFonts w:ascii="Inter" w:hAnsi="Inter"/>
-                <w:sz w:val="18"/>
-                <w:szCs w:val="18"/>
-              </w:rPr>
-              <w:t>Rubik’s Cube, Chess, Animations, Video Editing</w:t>
-            </w:r>
+            </w:pPr>
           </w:p>
         </w:tc>
       </w:tr>
@@ -1642,72 +1673,72 @@
             <w:pPr>
               <w:rPr>
                 <w:rFonts w:ascii="Inter" w:hAnsi="Inter"/>
-                <w:sz w:val="18"/>
-                <w:szCs w:val="18"/>
-              </w:rPr>
-            </w:pPr>
-          </w:p>
-          <w:p>
-            <w:pPr>
-              <w:rPr>
-                <w:rFonts w:ascii="Inter" w:hAnsi="Inter"/>
-                <w:sz w:val="18"/>
-                <w:szCs w:val="18"/>
-              </w:rPr>
-            </w:pPr>
-            <w:r>
-              <w:rPr>
-                <w:rFonts w:ascii="Inter" w:hAnsi="Inter"/>
-                <w:sz w:val="18"/>
-                <w:szCs w:val="18"/>
+                <w:sz w:val="16"/>
+                <w:szCs w:val="16"/>
+              </w:rPr>
+            </w:pPr>
+          </w:p>
+          <w:p>
+            <w:pPr>
+              <w:rPr>
+                <w:rFonts w:ascii="Inter" w:hAnsi="Inter"/>
+                <w:sz w:val="16"/>
+                <w:szCs w:val="16"/>
+              </w:rPr>
+            </w:pPr>
+            <w:r>
+              <w:rPr>
+                <w:rFonts w:ascii="Inter" w:hAnsi="Inter"/>
+                <w:sz w:val="16"/>
+                <w:szCs w:val="16"/>
               </w:rPr>
               <w:t>Currently working</w:t>
             </w:r>
             <w:r>
               <w:rPr>
                 <w:rFonts w:ascii="Inter" w:hAnsi="Inter"/>
-                <w:sz w:val="18"/>
-                <w:szCs w:val="18"/>
+                <w:sz w:val="16"/>
+                <w:szCs w:val="16"/>
               </w:rPr>
               <w:t xml:space="preserve"> with </w:t>
             </w:r>
             <w:r>
               <w:rPr>
                 <w:rFonts w:ascii="Inter" w:hAnsi="Inter"/>
-                <w:sz w:val="18"/>
-                <w:szCs w:val="18"/>
+                <w:sz w:val="16"/>
+                <w:szCs w:val="16"/>
               </w:rPr>
               <w:t>4</w:t>
             </w:r>
             <w:r>
               <w:rPr>
                 <w:rFonts w:ascii="Inter" w:hAnsi="Inter"/>
-                <w:sz w:val="18"/>
-                <w:szCs w:val="18"/>
+                <w:sz w:val="16"/>
+                <w:szCs w:val="16"/>
               </w:rPr>
               <w:t xml:space="preserve"> years of experience</w:t>
             </w:r>
             <w:r>
               <w:rPr>
                 <w:rFonts w:ascii="Inter" w:hAnsi="Inter"/>
-                <w:sz w:val="18"/>
-                <w:szCs w:val="18"/>
+                <w:sz w:val="16"/>
+                <w:szCs w:val="16"/>
               </w:rPr>
               <w:t xml:space="preserve"> as a </w:t>
             </w:r>
             <w:r>
               <w:rPr>
                 <w:rFonts w:ascii="Inter" w:hAnsi="Inter"/>
-                <w:sz w:val="18"/>
-                <w:szCs w:val="18"/>
+                <w:sz w:val="16"/>
+                <w:szCs w:val="16"/>
               </w:rPr>
               <w:t>Full Stack Developer building scalable web application using Angular (Typescript), C#, and Azure SQL. I have contributed to both frontend and backend development</w:t>
             </w:r>
             <w:r>
               <w:rPr>
                 <w:rFonts w:ascii="Inter" w:hAnsi="Inter"/>
-                <w:sz w:val="18"/>
-                <w:szCs w:val="18"/>
+                <w:sz w:val="16"/>
+                <w:szCs w:val="16"/>
               </w:rPr>
               <w:t>.</w:t>
             </w:r>
@@ -1716,8 +1747,8 @@
             <w:pPr>
               <w:rPr>
                 <w:rFonts w:ascii="Inter" w:hAnsi="Inter"/>
-                <w:sz w:val="18"/>
-                <w:szCs w:val="18"/>
+                <w:sz w:val="16"/>
+                <w:szCs w:val="16"/>
               </w:rPr>
             </w:pPr>
           </w:p>
@@ -1862,8 +1893,8 @@
                 <w:rFonts w:ascii="Inter" w:hAnsi="Inter"/>
                 <w:b/>
                 <w:bCs/>
-                <w:sz w:val="18"/>
-                <w:szCs w:val="18"/>
+                <w:sz w:val="16"/>
+                <w:szCs w:val="16"/>
               </w:rPr>
             </w:pPr>
           </w:p>
@@ -1873,8 +1904,8 @@
                 <w:rFonts w:ascii="Inter" w:hAnsi="Inter"/>
                 <w:b/>
                 <w:bCs/>
-                <w:sz w:val="18"/>
-                <w:szCs w:val="18"/>
+                <w:sz w:val="16"/>
+                <w:szCs w:val="16"/>
               </w:rPr>
             </w:pPr>
             <w:r>
@@ -1882,8 +1913,8 @@
                 <w:rFonts w:ascii="Inter" w:hAnsi="Inter"/>
                 <w:b/>
                 <w:bCs/>
-                <w:sz w:val="18"/>
-                <w:szCs w:val="18"/>
+                <w:sz w:val="16"/>
+                <w:szCs w:val="16"/>
               </w:rPr>
               <w:t>Project Lead / Full Stack Developer</w:t>
             </w:r>
@@ -1892,15 +1923,15 @@
             <w:pPr>
               <w:rPr>
                 <w:rFonts w:ascii="Inter" w:hAnsi="Inter"/>
-                <w:sz w:val="18"/>
-                <w:szCs w:val="18"/>
-              </w:rPr>
-            </w:pPr>
-            <w:r>
-              <w:rPr>
-                <w:rFonts w:ascii="Inter" w:hAnsi="Inter"/>
-                <w:sz w:val="18"/>
-                <w:szCs w:val="18"/>
+                <w:sz w:val="16"/>
+                <w:szCs w:val="16"/>
+              </w:rPr>
+            </w:pPr>
+            <w:r>
+              <w:rPr>
+                <w:rFonts w:ascii="Inter" w:hAnsi="Inter"/>
+                <w:sz w:val="16"/>
+                <w:szCs w:val="16"/>
               </w:rPr>
               <w:t>CCG Systems – Performance Management System Web App</w:t>
             </w:r>
@@ -1911,8 +1942,8 @@
                 <w:rFonts w:ascii="Inter" w:hAnsi="Inter"/>
                 <w:i/>
                 <w:iCs/>
-                <w:sz w:val="18"/>
-                <w:szCs w:val="18"/>
+                <w:sz w:val="16"/>
+                <w:szCs w:val="16"/>
               </w:rPr>
             </w:pPr>
             <w:r>
@@ -1920,8 +1951,8 @@
                 <w:rFonts w:ascii="Inter" w:hAnsi="Inter"/>
                 <w:i/>
                 <w:iCs/>
-                <w:sz w:val="18"/>
-                <w:szCs w:val="18"/>
+                <w:sz w:val="16"/>
+                <w:szCs w:val="16"/>
               </w:rPr>
               <w:t>April 2022</w:t>
             </w:r>
@@ -1930,8 +1961,8 @@
                 <w:rFonts w:ascii="Inter" w:hAnsi="Inter"/>
                 <w:i/>
                 <w:iCs/>
-                <w:sz w:val="18"/>
-                <w:szCs w:val="18"/>
+                <w:sz w:val="16"/>
+                <w:szCs w:val="16"/>
               </w:rPr>
               <w:t xml:space="preserve"> – Present</w:t>
             </w:r>
@@ -1945,15 +1976,15 @@
               </w:numPr>
               <w:rPr>
                 <w:rFonts w:ascii="Inter" w:hAnsi="Inter"/>
-                <w:sz w:val="18"/>
-                <w:szCs w:val="18"/>
-              </w:rPr>
-            </w:pPr>
-            <w:r>
-              <w:rPr>
-                <w:rFonts w:ascii="Inter" w:hAnsi="Inter"/>
-                <w:sz w:val="18"/>
-                <w:szCs w:val="18"/>
+                <w:sz w:val="16"/>
+                <w:szCs w:val="16"/>
+              </w:rPr>
+            </w:pPr>
+            <w:r>
+              <w:rPr>
+                <w:rFonts w:ascii="Inter" w:hAnsi="Inter"/>
+                <w:sz w:val="16"/>
+                <w:szCs w:val="16"/>
               </w:rPr>
               <w:t xml:space="preserve">Contributed and led the development of performance management systems that will be used for municipalities within </w:t>
             </w:r>
@@ -1962,16 +1993,16 @@
                 <w:rFonts w:ascii="Inter" w:hAnsi="Inter"/>
                 <w:b/>
                 <w:bCs/>
-                <w:sz w:val="18"/>
-                <w:szCs w:val="18"/>
+                <w:sz w:val="16"/>
+                <w:szCs w:val="16"/>
               </w:rPr>
               <w:t>South Africa</w:t>
             </w:r>
             <w:r>
               <w:rPr>
                 <w:rFonts w:ascii="Inter" w:hAnsi="Inter"/>
-                <w:sz w:val="18"/>
-                <w:szCs w:val="18"/>
+                <w:sz w:val="16"/>
+                <w:szCs w:val="16"/>
               </w:rPr>
               <w:t>.</w:t>
             </w:r>
@@ -1985,39 +2016,39 @@
               </w:numPr>
               <w:rPr>
                 <w:rFonts w:ascii="Inter" w:hAnsi="Inter"/>
-                <w:sz w:val="18"/>
-                <w:szCs w:val="18"/>
-              </w:rPr>
-            </w:pPr>
-            <w:r>
-              <w:rPr>
-                <w:rFonts w:ascii="Inter" w:hAnsi="Inter"/>
-                <w:sz w:val="18"/>
-                <w:szCs w:val="18"/>
+                <w:sz w:val="16"/>
+                <w:szCs w:val="16"/>
+              </w:rPr>
+            </w:pPr>
+            <w:r>
+              <w:rPr>
+                <w:rFonts w:ascii="Inter" w:hAnsi="Inter"/>
+                <w:sz w:val="16"/>
+                <w:szCs w:val="16"/>
               </w:rPr>
               <w:t xml:space="preserve">Contributed </w:t>
             </w:r>
             <w:r>
               <w:rPr>
                 <w:rFonts w:ascii="Inter" w:hAnsi="Inter"/>
-                <w:sz w:val="18"/>
-                <w:szCs w:val="18"/>
+                <w:sz w:val="16"/>
+                <w:szCs w:val="16"/>
               </w:rPr>
               <w:t>to</w:t>
             </w:r>
             <w:r>
               <w:rPr>
                 <w:rFonts w:ascii="Inter" w:hAnsi="Inter"/>
-                <w:sz w:val="18"/>
-                <w:szCs w:val="18"/>
+                <w:sz w:val="16"/>
+                <w:szCs w:val="16"/>
               </w:rPr>
               <w:t xml:space="preserve"> the integration of module federation in an Angular-based project to enhance scalability and flexibility in developing </w:t>
             </w:r>
             <w:r>
               <w:rPr>
                 <w:rFonts w:ascii="Inter" w:hAnsi="Inter"/>
-                <w:sz w:val="18"/>
-                <w:szCs w:val="18"/>
+                <w:sz w:val="16"/>
+                <w:szCs w:val="16"/>
               </w:rPr>
               <w:t>multiple modules within the system.</w:t>
             </w:r>
@@ -2031,15 +2062,15 @@
               </w:numPr>
               <w:rPr>
                 <w:rFonts w:ascii="Inter" w:hAnsi="Inter"/>
-                <w:sz w:val="18"/>
-                <w:szCs w:val="18"/>
-              </w:rPr>
-            </w:pPr>
-            <w:r>
-              <w:rPr>
-                <w:rFonts w:ascii="Inter" w:hAnsi="Inter"/>
-                <w:sz w:val="18"/>
-                <w:szCs w:val="18"/>
+                <w:sz w:val="16"/>
+                <w:szCs w:val="16"/>
+              </w:rPr>
+            </w:pPr>
+            <w:r>
+              <w:rPr>
+                <w:rFonts w:ascii="Inter" w:hAnsi="Inter"/>
+                <w:sz w:val="16"/>
+                <w:szCs w:val="16"/>
               </w:rPr>
               <w:t>Contributed at building user interfaces, implementing backend logic, and managing relational databases.</w:t>
             </w:r>
@@ -2053,15 +2084,15 @@
               </w:numPr>
               <w:rPr>
                 <w:rFonts w:ascii="Inter" w:hAnsi="Inter"/>
-                <w:sz w:val="18"/>
-                <w:szCs w:val="18"/>
-              </w:rPr>
-            </w:pPr>
-            <w:r>
-              <w:rPr>
-                <w:rFonts w:ascii="Inter" w:hAnsi="Inter"/>
-                <w:sz w:val="18"/>
-                <w:szCs w:val="18"/>
+                <w:sz w:val="16"/>
+                <w:szCs w:val="16"/>
+              </w:rPr>
+            </w:pPr>
+            <w:r>
+              <w:rPr>
+                <w:rFonts w:ascii="Inter" w:hAnsi="Inter"/>
+                <w:sz w:val="16"/>
+                <w:szCs w:val="16"/>
               </w:rPr>
               <w:t xml:space="preserve">Experienced integrating </w:t>
             </w:r>
@@ -2070,16 +2101,16 @@
                 <w:rFonts w:ascii="Inter" w:hAnsi="Inter"/>
                 <w:b/>
                 <w:bCs/>
-                <w:sz w:val="18"/>
-                <w:szCs w:val="18"/>
+                <w:sz w:val="16"/>
+                <w:szCs w:val="16"/>
               </w:rPr>
               <w:t>Azure DevOps</w:t>
             </w:r>
             <w:r>
               <w:rPr>
                 <w:rFonts w:ascii="Inter" w:hAnsi="Inter"/>
-                <w:sz w:val="18"/>
-                <w:szCs w:val="18"/>
+                <w:sz w:val="16"/>
+                <w:szCs w:val="16"/>
               </w:rPr>
               <w:t xml:space="preserve"> for version control, managing </w:t>
             </w:r>
@@ -2088,16 +2119,16 @@
                 <w:rFonts w:ascii="Inter" w:hAnsi="Inter"/>
                 <w:b/>
                 <w:bCs/>
-                <w:sz w:val="18"/>
-                <w:szCs w:val="18"/>
+                <w:sz w:val="16"/>
+                <w:szCs w:val="16"/>
               </w:rPr>
               <w:t>CI/CD pipelines for automation</w:t>
             </w:r>
             <w:r>
               <w:rPr>
                 <w:rFonts w:ascii="Inter" w:hAnsi="Inter"/>
-                <w:sz w:val="18"/>
-                <w:szCs w:val="18"/>
+                <w:sz w:val="16"/>
+                <w:szCs w:val="16"/>
               </w:rPr>
               <w:t xml:space="preserve">, and </w:t>
             </w:r>
@@ -2106,16 +2137,16 @@
                 <w:rFonts w:ascii="Inter" w:hAnsi="Inter"/>
                 <w:b/>
                 <w:bCs/>
-                <w:sz w:val="18"/>
-                <w:szCs w:val="18"/>
+                <w:sz w:val="16"/>
+                <w:szCs w:val="16"/>
               </w:rPr>
               <w:t>streamlining code deployment processes</w:t>
             </w:r>
             <w:r>
               <w:rPr>
                 <w:rFonts w:ascii="Inter" w:hAnsi="Inter"/>
-                <w:sz w:val="18"/>
-                <w:szCs w:val="18"/>
+                <w:sz w:val="16"/>
+                <w:szCs w:val="16"/>
               </w:rPr>
               <w:t xml:space="preserve">, and </w:t>
             </w:r>
@@ -2124,16 +2155,16 @@
                 <w:rFonts w:ascii="Inter" w:hAnsi="Inter"/>
                 <w:b/>
                 <w:bCs/>
-                <w:sz w:val="18"/>
-                <w:szCs w:val="18"/>
+                <w:sz w:val="16"/>
+                <w:szCs w:val="16"/>
               </w:rPr>
               <w:t>deploying cloud resources</w:t>
             </w:r>
             <w:r>
               <w:rPr>
                 <w:rFonts w:ascii="Inter" w:hAnsi="Inter"/>
-                <w:sz w:val="18"/>
-                <w:szCs w:val="18"/>
+                <w:sz w:val="16"/>
+                <w:szCs w:val="16"/>
               </w:rPr>
               <w:t xml:space="preserve"> such as function apps through the Azure Portal.</w:t>
             </w:r>
@@ -2147,15 +2178,15 @@
               </w:numPr>
               <w:rPr>
                 <w:rFonts w:ascii="Inter" w:hAnsi="Inter"/>
-                <w:sz w:val="18"/>
-                <w:szCs w:val="18"/>
-              </w:rPr>
-            </w:pPr>
-            <w:r>
-              <w:rPr>
-                <w:rFonts w:ascii="Inter" w:hAnsi="Inter"/>
-                <w:sz w:val="18"/>
-                <w:szCs w:val="18"/>
+                <w:sz w:val="16"/>
+                <w:szCs w:val="16"/>
+              </w:rPr>
+            </w:pPr>
+            <w:r>
+              <w:rPr>
+                <w:rFonts w:ascii="Inter" w:hAnsi="Inter"/>
+                <w:sz w:val="16"/>
+                <w:szCs w:val="16"/>
               </w:rPr>
               <w:t>Effectively collaborated within</w:t>
             </w:r>
@@ -2164,8 +2195,8 @@
                 <w:rFonts w:ascii="Inter" w:hAnsi="Inter"/>
                 <w:b/>
                 <w:bCs/>
-                <w:sz w:val="18"/>
-                <w:szCs w:val="18"/>
+                <w:sz w:val="16"/>
+                <w:szCs w:val="16"/>
               </w:rPr>
               <w:t xml:space="preserve"> Agile teams.</w:t>
             </w:r>
@@ -2174,8 +2205,8 @@
             <w:pPr>
               <w:rPr>
                 <w:rFonts w:ascii="Inter" w:hAnsi="Inter"/>
-                <w:sz w:val="18"/>
-                <w:szCs w:val="18"/>
+                <w:sz w:val="16"/>
+                <w:szCs w:val="16"/>
               </w:rPr>
             </w:pPr>
           </w:p>
@@ -2184,28 +2215,18 @@
               <w:ind w:left="360"/>
               <w:rPr>
                 <w:rFonts w:ascii="Inter" w:hAnsi="Inter"/>
-                <w:sz w:val="18"/>
-                <w:szCs w:val="18"/>
-              </w:rPr>
-            </w:pPr>
-            <w:r>
-              <w:rPr>
-                <w:rFonts w:ascii="Inter" w:hAnsi="Inter"/>
-                <w:sz w:val="18"/>
-                <w:szCs w:val="18"/>
+                <w:sz w:val="16"/>
+                <w:szCs w:val="16"/>
+              </w:rPr>
+            </w:pPr>
+            <w:r>
+              <w:rPr>
+                <w:rFonts w:ascii="Inter" w:hAnsi="Inter"/>
+                <w:sz w:val="16"/>
+                <w:szCs w:val="16"/>
               </w:rPr>
               <w:t>Contributed and implemented the following performance management system related modules:</w:t>
             </w:r>
-          </w:p>
-          <w:p>
-            <w:pPr>
-              <w:ind w:left="360"/>
-              <w:rPr>
-                <w:rFonts w:ascii="Inter" w:hAnsi="Inter"/>
-                <w:sz w:val="18"/>
-                <w:szCs w:val="18"/>
-              </w:rPr>
-            </w:pPr>
           </w:p>
           <w:p>
             <w:pPr>
@@ -2216,8 +2237,8 @@
               </w:numPr>
               <w:rPr>
                 <w:rFonts w:ascii="Inter" w:hAnsi="Inter"/>
-                <w:sz w:val="18"/>
-                <w:szCs w:val="18"/>
+                <w:sz w:val="16"/>
+                <w:szCs w:val="16"/>
               </w:rPr>
             </w:pPr>
             <w:r>
@@ -2225,24 +2246,24 @@
                 <w:rFonts w:ascii="Inter" w:hAnsi="Inter"/>
                 <w:b/>
                 <w:bCs/>
-                <w:sz w:val="18"/>
-                <w:szCs w:val="18"/>
+                <w:sz w:val="16"/>
+                <w:szCs w:val="16"/>
               </w:rPr>
               <w:t>Host Module</w:t>
             </w:r>
             <w:r>
               <w:rPr>
                 <w:rFonts w:ascii="Inter" w:hAnsi="Inter"/>
-                <w:sz w:val="18"/>
-                <w:szCs w:val="18"/>
+                <w:sz w:val="16"/>
+                <w:szCs w:val="16"/>
               </w:rPr>
               <w:t xml:space="preserve"> – </w:t>
             </w:r>
             <w:r>
               <w:rPr>
                 <w:rFonts w:ascii="Inter" w:hAnsi="Inter"/>
-                <w:sz w:val="18"/>
-                <w:szCs w:val="18"/>
+                <w:sz w:val="16"/>
+                <w:szCs w:val="16"/>
               </w:rPr>
               <w:t>an Angular-based shell application using Module Federation to host and integrate multiple standalone modules (IPMS, IPMS Admin, OPMS, Workflow, RMS) under one platform with a centralized authentication, tenant configuration, and consistent navigation across modules.</w:t>
             </w:r>
@@ -2256,8 +2277,8 @@
               </w:numPr>
               <w:rPr>
                 <w:rFonts w:ascii="Inter" w:hAnsi="Inter"/>
-                <w:sz w:val="18"/>
-                <w:szCs w:val="18"/>
+                <w:sz w:val="16"/>
+                <w:szCs w:val="16"/>
               </w:rPr>
             </w:pPr>
             <w:r>
@@ -2267,24 +2288,24 @@
                 <w:bCs/>
                 <w:i/>
                 <w:iCs/>
-                <w:sz w:val="18"/>
-                <w:szCs w:val="18"/>
+                <w:sz w:val="16"/>
+                <w:szCs w:val="16"/>
               </w:rPr>
               <w:t>Feature Management</w:t>
             </w:r>
             <w:r>
               <w:rPr>
                 <w:rFonts w:ascii="Inter" w:hAnsi="Inter"/>
-                <w:sz w:val="18"/>
-                <w:szCs w:val="18"/>
+                <w:sz w:val="16"/>
+                <w:szCs w:val="16"/>
               </w:rPr>
               <w:br/>
             </w:r>
             <w:r>
               <w:rPr>
                 <w:rFonts w:ascii="Inter" w:hAnsi="Inter"/>
-                <w:sz w:val="18"/>
-                <w:szCs w:val="18"/>
+                <w:sz w:val="16"/>
+                <w:szCs w:val="16"/>
               </w:rPr>
               <w:t>Developed a feature management page enabling administrators of each tenant to toggle and configure application features, supporting a scalable multi-tenant architecture.</w:t>
             </w:r>
@@ -2298,8 +2319,8 @@
               </w:numPr>
               <w:rPr>
                 <w:rFonts w:ascii="Inter" w:hAnsi="Inter"/>
-                <w:sz w:val="18"/>
-                <w:szCs w:val="18"/>
+                <w:sz w:val="16"/>
+                <w:szCs w:val="16"/>
               </w:rPr>
             </w:pPr>
             <w:r>
@@ -2309,8 +2330,8 @@
                 <w:bCs/>
                 <w:i/>
                 <w:iCs/>
-                <w:sz w:val="18"/>
-                <w:szCs w:val="18"/>
+                <w:sz w:val="16"/>
+                <w:szCs w:val="16"/>
               </w:rPr>
               <w:t>Areas Management</w:t>
             </w:r>
@@ -2321,16 +2342,16 @@
                 <w:bCs/>
                 <w:i/>
                 <w:iCs/>
-                <w:sz w:val="18"/>
-                <w:szCs w:val="18"/>
+                <w:sz w:val="16"/>
+                <w:szCs w:val="16"/>
               </w:rPr>
               <w:br/>
             </w:r>
             <w:r>
               <w:rPr>
                 <w:rFonts w:ascii="Inter" w:hAnsi="Inter"/>
-                <w:sz w:val="18"/>
-                <w:szCs w:val="18"/>
+                <w:sz w:val="16"/>
+                <w:szCs w:val="16"/>
               </w:rPr>
               <w:t>Built the Areas administration page, allowing configuration and management of organizational areas within the platform.</w:t>
             </w:r>
@@ -2344,8 +2365,8 @@
               </w:numPr>
               <w:rPr>
                 <w:rFonts w:ascii="Inter" w:hAnsi="Inter"/>
-                <w:sz w:val="18"/>
-                <w:szCs w:val="18"/>
+                <w:sz w:val="16"/>
+                <w:szCs w:val="16"/>
               </w:rPr>
             </w:pPr>
             <w:r>
@@ -2355,24 +2376,24 @@
                 <w:bCs/>
                 <w:i/>
                 <w:iCs/>
-                <w:sz w:val="18"/>
-                <w:szCs w:val="18"/>
+                <w:sz w:val="16"/>
+                <w:szCs w:val="16"/>
               </w:rPr>
               <w:t>Tenant Menu &amp; Database Configuration</w:t>
             </w:r>
             <w:r>
               <w:rPr>
                 <w:rFonts w:ascii="Inter" w:hAnsi="Inter"/>
-                <w:sz w:val="18"/>
-                <w:szCs w:val="18"/>
+                <w:sz w:val="16"/>
+                <w:szCs w:val="16"/>
               </w:rPr>
               <w:br/>
             </w:r>
             <w:r>
               <w:rPr>
                 <w:rFonts w:ascii="Inter" w:hAnsi="Inter"/>
-                <w:sz w:val="18"/>
-                <w:szCs w:val="18"/>
+                <w:sz w:val="16"/>
+                <w:szCs w:val="16"/>
               </w:rPr>
               <w:t>Managed per-tenant navigation configuration by provisioning and maintaining menu items through the database, and ensuring correct module visibility across client environments.</w:t>
             </w:r>
@@ -2386,8 +2407,8 @@
               </w:numPr>
               <w:rPr>
                 <w:rFonts w:ascii="Inter" w:hAnsi="Inter"/>
-                <w:sz w:val="18"/>
-                <w:szCs w:val="18"/>
+                <w:sz w:val="16"/>
+                <w:szCs w:val="16"/>
               </w:rPr>
             </w:pPr>
             <w:r>
@@ -2397,34 +2418,26 @@
                 <w:bCs/>
                 <w:i/>
                 <w:iCs/>
-                <w:sz w:val="18"/>
-                <w:szCs w:val="18"/>
+                <w:sz w:val="16"/>
+                <w:szCs w:val="16"/>
               </w:rPr>
               <w:t>Cross-Module Styling &amp; UI Fixes</w:t>
             </w:r>
             <w:r>
               <w:rPr>
                 <w:rFonts w:ascii="Inter" w:hAnsi="Inter"/>
-                <w:sz w:val="18"/>
-                <w:szCs w:val="18"/>
+                <w:sz w:val="16"/>
+                <w:szCs w:val="16"/>
               </w:rPr>
               <w:br/>
             </w:r>
             <w:r>
               <w:rPr>
                 <w:rFonts w:ascii="Inter" w:hAnsi="Inter"/>
-                <w:sz w:val="18"/>
-                <w:szCs w:val="18"/>
+                <w:sz w:val="16"/>
+                <w:szCs w:val="16"/>
               </w:rPr>
               <w:t>Resolved layout and styling consistencies across multiple feature modules integrated into the host application.</w:t>
-            </w:r>
-            <w:r>
-              <w:rPr>
-                <w:rFonts w:ascii="Inter" w:hAnsi="Inter"/>
-                <w:sz w:val="18"/>
-                <w:szCs w:val="18"/>
-              </w:rPr>
-              <w:br/>
             </w:r>
           </w:p>
           <w:p>
@@ -2436,8 +2449,8 @@
               </w:numPr>
               <w:rPr>
                 <w:rFonts w:ascii="Inter" w:hAnsi="Inter"/>
-                <w:sz w:val="18"/>
-                <w:szCs w:val="18"/>
+                <w:sz w:val="16"/>
+                <w:szCs w:val="16"/>
               </w:rPr>
             </w:pPr>
             <w:r>
@@ -2445,24 +2458,24 @@
                 <w:rFonts w:ascii="Inter" w:hAnsi="Inter"/>
                 <w:b/>
                 <w:bCs/>
-                <w:sz w:val="18"/>
-                <w:szCs w:val="18"/>
+                <w:sz w:val="16"/>
+                <w:szCs w:val="16"/>
               </w:rPr>
               <w:t>Individual Performance Management System (IPMS)</w:t>
             </w:r>
             <w:r>
               <w:rPr>
                 <w:rFonts w:ascii="Inter" w:hAnsi="Inter"/>
-                <w:sz w:val="18"/>
-                <w:szCs w:val="18"/>
+                <w:sz w:val="16"/>
+                <w:szCs w:val="16"/>
               </w:rPr>
               <w:t xml:space="preserve"> – </w:t>
             </w:r>
             <w:r>
               <w:rPr>
                 <w:rFonts w:ascii="Inter" w:hAnsi="Inter"/>
-                <w:sz w:val="18"/>
-                <w:szCs w:val="18"/>
+                <w:sz w:val="16"/>
+                <w:szCs w:val="16"/>
               </w:rPr>
               <w:t>a multi-tenant performance management platform for employees and supervisors to complete KPI scoring, competency assessments, and digital performance agreement signing.</w:t>
             </w:r>
@@ -2476,8 +2489,8 @@
               </w:numPr>
               <w:rPr>
                 <w:rFonts w:ascii="Inter" w:hAnsi="Inter"/>
-                <w:sz w:val="18"/>
-                <w:szCs w:val="18"/>
+                <w:sz w:val="16"/>
+                <w:szCs w:val="16"/>
               </w:rPr>
             </w:pPr>
             <w:r>
@@ -2487,16 +2500,16 @@
                 <w:bCs/>
                 <w:i/>
                 <w:iCs/>
-                <w:sz w:val="18"/>
-                <w:szCs w:val="18"/>
+                <w:sz w:val="16"/>
+                <w:szCs w:val="16"/>
               </w:rPr>
               <w:t>Performance Scoring Engine</w:t>
             </w:r>
             <w:r>
               <w:rPr>
                 <w:rFonts w:ascii="Inter" w:hAnsi="Inter"/>
-                <w:sz w:val="18"/>
-                <w:szCs w:val="18"/>
+                <w:sz w:val="16"/>
+                <w:szCs w:val="16"/>
               </w:rPr>
               <w:br/>
               <w:t>Implemented self-scoring, supervisor review and override</w:t>
@@ -2504,8 +2517,8 @@
             <w:r>
               <w:rPr>
                 <w:rFonts w:ascii="Inter" w:hAnsi="Inter"/>
-                <w:sz w:val="18"/>
-                <w:szCs w:val="18"/>
+                <w:sz w:val="16"/>
+                <w:szCs w:val="16"/>
               </w:rPr>
               <w:t>, weighted score finalization, automated bonus and raise calculation, digital signatures, and PoE file uploads.</w:t>
             </w:r>
@@ -2519,8 +2532,8 @@
               </w:numPr>
               <w:rPr>
                 <w:rFonts w:ascii="Inter" w:hAnsi="Inter"/>
-                <w:sz w:val="18"/>
-                <w:szCs w:val="18"/>
+                <w:sz w:val="16"/>
+                <w:szCs w:val="16"/>
               </w:rPr>
             </w:pPr>
             <w:r>
@@ -2530,8 +2543,8 @@
                 <w:bCs/>
                 <w:i/>
                 <w:iCs/>
-                <w:sz w:val="18"/>
-                <w:szCs w:val="18"/>
+                <w:sz w:val="16"/>
+                <w:szCs w:val="16"/>
               </w:rPr>
               <w:t>Performance Agreement</w:t>
             </w:r>
@@ -2540,18 +2553,160 @@
                 <w:rFonts w:ascii="Inter" w:hAnsi="Inter"/>
                 <w:i/>
                 <w:iCs/>
-                <w:sz w:val="18"/>
-                <w:szCs w:val="18"/>
+                <w:sz w:val="16"/>
+                <w:szCs w:val="16"/>
               </w:rPr>
               <w:br/>
             </w:r>
             <w:r>
               <w:rPr>
                 <w:rFonts w:ascii="Inter" w:hAnsi="Inter"/>
-                <w:sz w:val="18"/>
-                <w:szCs w:val="18"/>
+                <w:sz w:val="16"/>
+                <w:szCs w:val="16"/>
               </w:rPr>
               <w:t>Built tokenized document sharing, anonymous digital signing, and document retrieval workflows for employee performance agreements.</w:t>
+            </w:r>
+          </w:p>
+          <w:p>
+            <w:pPr>
+              <w:pStyle w:val="ListParagraph"/>
+              <w:numPr>
+                <w:ilvl w:val="1"/>
+                <w:numId w:val="3"/>
+              </w:numPr>
+              <w:rPr>
+                <w:rFonts w:ascii="Inter" w:hAnsi="Inter"/>
+                <w:b/>
+                <w:bCs/>
+                <w:i/>
+                <w:iCs/>
+                <w:sz w:val="16"/>
+                <w:szCs w:val="16"/>
+              </w:rPr>
+            </w:pPr>
+            <w:r>
+              <w:rPr>
+                <w:rFonts w:ascii="Inter" w:hAnsi="Inter"/>
+                <w:b/>
+                <w:bCs/>
+                <w:i/>
+                <w:iCs/>
+                <w:sz w:val="16"/>
+                <w:szCs w:val="16"/>
+              </w:rPr>
+              <w:t xml:space="preserve">Azure Functions &amp; Background Service </w:t>
+            </w:r>
+            <w:r>
+              <w:rPr>
+                <w:rFonts w:ascii="Inter" w:hAnsi="Inter"/>
+                <w:b/>
+                <w:bCs/>
+                <w:i/>
+                <w:iCs/>
+                <w:sz w:val="16"/>
+                <w:szCs w:val="16"/>
+              </w:rPr>
+              <w:br/>
+            </w:r>
+            <w:r>
+              <w:rPr>
+                <w:rFonts w:ascii="Inter" w:hAnsi="Inter"/>
+                <w:sz w:val="16"/>
+                <w:szCs w:val="16"/>
+              </w:rPr>
+              <w:t>Built Service Bus-triggered functions for email processing, scoring template generation, and scheduled invites, alongside a Timer-triggered daily job for automatic quarter progression and email reminders.</w:t>
+            </w:r>
+          </w:p>
+          <w:p>
+            <w:pPr>
+              <w:pStyle w:val="ListParagraph"/>
+              <w:numPr>
+                <w:ilvl w:val="0"/>
+                <w:numId w:val="3"/>
+              </w:numPr>
+              <w:rPr>
+                <w:rFonts w:ascii="Inter" w:hAnsi="Inter"/>
+                <w:b/>
+                <w:bCs/>
+                <w:sz w:val="16"/>
+                <w:szCs w:val="16"/>
+              </w:rPr>
+            </w:pPr>
+            <w:proofErr w:type="spellStart"/>
+            <w:r>
+              <w:rPr>
+                <w:rFonts w:ascii="Inter" w:hAnsi="Inter"/>
+                <w:b/>
+                <w:bCs/>
+                <w:sz w:val="16"/>
+                <w:szCs w:val="16"/>
+              </w:rPr>
+              <w:t>Organisational</w:t>
+            </w:r>
+            <w:proofErr w:type="spellEnd"/>
+            <w:r>
+              <w:rPr>
+                <w:rFonts w:ascii="Inter" w:hAnsi="Inter"/>
+                <w:b/>
+                <w:bCs/>
+                <w:sz w:val="16"/>
+                <w:szCs w:val="16"/>
+              </w:rPr>
+              <w:t xml:space="preserve"> Performance Management System (OPMS) </w:t>
+            </w:r>
+            <w:r>
+              <w:rPr>
+                <w:rFonts w:ascii="Inter" w:hAnsi="Inter"/>
+                <w:sz w:val="16"/>
+                <w:szCs w:val="16"/>
+              </w:rPr>
+              <w:t>– a multi-tenant, enterprise-grade government platform designed to streamline organizational performance tracking, KPI management, multi-level approval workflows, and compliance reporting across departments.</w:t>
+            </w:r>
+          </w:p>
+          <w:p>
+            <w:pPr>
+              <w:pStyle w:val="ListParagraph"/>
+              <w:numPr>
+                <w:ilvl w:val="1"/>
+                <w:numId w:val="3"/>
+              </w:numPr>
+              <w:rPr>
+                <w:rFonts w:ascii="Inter" w:hAnsi="Inter"/>
+                <w:i/>
+                <w:iCs/>
+                <w:sz w:val="16"/>
+                <w:szCs w:val="16"/>
+              </w:rPr>
+            </w:pPr>
+            <w:r>
+              <w:rPr>
+                <w:rFonts w:ascii="Inter" w:hAnsi="Inter"/>
+                <w:b/>
+                <w:bCs/>
+                <w:i/>
+                <w:iCs/>
+                <w:sz w:val="16"/>
+                <w:szCs w:val="16"/>
+              </w:rPr>
+              <w:t>KPI Lifecycle Management</w:t>
+            </w:r>
+            <w:r>
+              <w:rPr>
+                <w:rFonts w:ascii="Inter" w:hAnsi="Inter"/>
+                <w:i/>
+                <w:iCs/>
+                <w:sz w:val="16"/>
+                <w:szCs w:val="16"/>
+              </w:rPr>
+              <w:br/>
+            </w:r>
+            <w:r>
+              <w:rPr>
+                <w:rFonts w:ascii="Inter" w:hAnsi="Inter"/>
+                <w:sz w:val="16"/>
+                <w:szCs w:val="16"/>
+              </w:rPr>
+              <w:t>Designed and implemented full CRUD for Key Performance Indicator (KPI) definitions, as well as period-specific scheduling, actual value submission, rating and scoring system, and file upload support.</w:t>
             </w:r>
           </w:p>
         </w:tc>
@@ -2709,67 +2864,66 @@
               </w:tabs>
               <w:rPr>
                 <w:rFonts w:ascii="Inter" w:hAnsi="Inter"/>
-                <w:sz w:val="18"/>
-                <w:szCs w:val="18"/>
-              </w:rPr>
-            </w:pPr>
-            <w:r>
-              <w:rPr>
-                <w:rFonts w:ascii="Inter" w:hAnsi="Inter"/>
-                <w:sz w:val="18"/>
-                <w:szCs w:val="18"/>
-              </w:rPr>
-              <w:t>Angular (</w:t>
-            </w:r>
-            <w:r>
-              <w:rPr>
-                <w:rFonts w:ascii="Inter" w:hAnsi="Inter"/>
-                <w:sz w:val="18"/>
-                <w:szCs w:val="18"/>
-              </w:rPr>
-              <w:t>4</w:t>
-            </w:r>
-            <w:r>
-              <w:rPr>
-                <w:rFonts w:ascii="Inter" w:hAnsi="Inter"/>
-                <w:sz w:val="18"/>
-                <w:szCs w:val="18"/>
-              </w:rPr>
-              <w:t xml:space="preserve"> Years)</w:t>
-            </w:r>
-            <w:r>
-              <w:rPr>
-                <w:rFonts w:ascii="Inter" w:hAnsi="Inter"/>
-                <w:sz w:val="18"/>
-                <w:szCs w:val="18"/>
+                <w:sz w:val="16"/>
+                <w:szCs w:val="16"/>
+              </w:rPr>
+            </w:pPr>
+            <w:r>
+              <w:rPr>
+                <w:rFonts w:ascii="Inter" w:hAnsi="Inter"/>
+                <w:sz w:val="16"/>
+                <w:szCs w:val="16"/>
+              </w:rPr>
+              <w:t>C# (1 Year)</w:t>
+            </w:r>
+            <w:r>
+              <w:rPr>
+                <w:rFonts w:ascii="Inter" w:hAnsi="Inter"/>
+                <w:sz w:val="16"/>
+                <w:szCs w:val="16"/>
               </w:rPr>
               <w:tab/>
-              <w:t>95%</w:t>
-            </w:r>
-          </w:p>
-          <w:p>
-            <w:pPr>
-              <w:rPr>
-                <w:rFonts w:ascii="Inter" w:hAnsi="Inter"/>
-                <w:sz w:val="18"/>
-                <w:szCs w:val="18"/>
+            </w:r>
+            <w:r>
+              <w:rPr>
+                <w:rFonts w:ascii="Inter" w:hAnsi="Inter"/>
+                <w:sz w:val="16"/>
+                <w:szCs w:val="16"/>
+              </w:rPr>
+              <w:t>10</w:t>
+            </w:r>
+            <w:r>
+              <w:rPr>
+                <w:rFonts w:ascii="Inter" w:hAnsi="Inter"/>
+                <w:sz w:val="16"/>
+                <w:szCs w:val="16"/>
+              </w:rPr>
+              <w:t>0%</w:t>
+            </w:r>
+          </w:p>
+          <w:p>
+            <w:pPr>
+              <w:rPr>
+                <w:rFonts w:ascii="Inter" w:hAnsi="Inter"/>
+                <w:sz w:val="16"/>
+                <w:szCs w:val="16"/>
               </w:rPr>
             </w:pPr>
             <w:r>
               <w:rPr>
                 <w:rFonts w:ascii="Inter" w:hAnsi="Inter"/>
                 <w:noProof/>
-                <w:sz w:val="18"/>
-                <w:szCs w:val="18"/>
+                <w:sz w:val="16"/>
+                <w:szCs w:val="16"/>
               </w:rPr>
               <w:drawing>
-                <wp:inline distT="0" distB="0" distL="0" distR="0" wp14:anchorId="16D1D0C4" wp14:editId="0A42BC15">
+                <wp:inline distT="0" distB="0" distL="0" distR="0" wp14:anchorId="663B9A80" wp14:editId="17A2FCE4">
                   <wp:extent cx="2103302" cy="91448"/>
                   <wp:effectExtent l="0" t="0" r="0" b="3810"/>
-                  <wp:docPr id="8" name="Picture 7">
+                  <wp:docPr id="486269874" name="Picture 12">
                     <a:extLst xmlns:a="http://schemas.openxmlformats.org/drawingml/2006/main">
                       <a:ext uri="{FF2B5EF4-FFF2-40B4-BE49-F238E27FC236}">
-                        <a16:creationId xmlns:a16="http://schemas.microsoft.com/office/drawing/2014/main" id="{44A435D9-694D-C26C-9496-2859AFEF55A5}"/>
+                        <a16:creationId xmlns:a16="http://schemas.microsoft.com/office/drawing/2014/main" id="{2F18FAFF-357C-F2B2-FD3E-8EDD85F96C73}"/>
                       </a:ext>
                     </a:extLst>
                   </wp:docPr>
@@ -2780,10 +2934,10 @@
                     <a:graphicData uri="http://schemas.openxmlformats.org/drawingml/2006/picture">
                       <pic:pic xmlns:pic="http://schemas.openxmlformats.org/drawingml/2006/picture">
                         <pic:nvPicPr>
-                          <pic:cNvPr id="8" name="Picture 7">
+                          <pic:cNvPr id="13" name="Picture 12">
                             <a:extLst>
                               <a:ext uri="{FF2B5EF4-FFF2-40B4-BE49-F238E27FC236}">
-                                <a16:creationId xmlns:a16="http://schemas.microsoft.com/office/drawing/2014/main" id="{44A435D9-694D-C26C-9496-2859AFEF55A5}"/>
+                                <a16:creationId xmlns:a16="http://schemas.microsoft.com/office/drawing/2014/main" id="{2F18FAFF-357C-F2B2-FD3E-8EDD85F96C73}"/>
                               </a:ext>
                             </a:extLst>
                           </pic:cNvPr>
@@ -2815,153 +2969,13 @@
           </w:p>
           <w:p>
             <w:pPr>
-              <w:rPr>
-                <w:rFonts w:ascii="Inter" w:hAnsi="Inter"/>
-                <w:sz w:val="18"/>
-                <w:szCs w:val="18"/>
-              </w:rPr>
-            </w:pPr>
-          </w:p>
-          <w:p>
-            <w:pPr>
               <w:tabs>
                 <w:tab w:val="left" w:pos="2767"/>
               </w:tabs>
               <w:rPr>
                 <w:rFonts w:ascii="Inter" w:hAnsi="Inter"/>
-                <w:sz w:val="18"/>
-                <w:szCs w:val="18"/>
-              </w:rPr>
-            </w:pPr>
-            <w:r>
-              <w:rPr>
-                <w:rFonts w:ascii="Inter" w:hAnsi="Inter"/>
-                <w:sz w:val="18"/>
-                <w:szCs w:val="18"/>
-              </w:rPr>
-              <w:t>HTML</w:t>
-            </w:r>
-            <w:r>
-              <w:rPr>
-                <w:rFonts w:ascii="Inter" w:hAnsi="Inter"/>
-                <w:sz w:val="18"/>
-                <w:szCs w:val="18"/>
-              </w:rPr>
-              <w:t xml:space="preserve"> (</w:t>
-            </w:r>
-            <w:r>
-              <w:rPr>
-                <w:rFonts w:ascii="Inter" w:hAnsi="Inter"/>
-                <w:sz w:val="18"/>
-                <w:szCs w:val="18"/>
-              </w:rPr>
-              <w:t>4</w:t>
-            </w:r>
-            <w:r>
-              <w:rPr>
-                <w:rFonts w:ascii="Inter" w:hAnsi="Inter"/>
-                <w:sz w:val="18"/>
-                <w:szCs w:val="18"/>
-              </w:rPr>
-              <w:t xml:space="preserve"> Years)</w:t>
-            </w:r>
-            <w:r>
-              <w:rPr>
-                <w:rFonts w:ascii="Inter" w:hAnsi="Inter"/>
-                <w:sz w:val="18"/>
-                <w:szCs w:val="18"/>
-              </w:rPr>
-              <w:tab/>
-            </w:r>
-            <w:r>
-              <w:rPr>
-                <w:rFonts w:ascii="Inter" w:hAnsi="Inter"/>
-                <w:sz w:val="18"/>
-                <w:szCs w:val="18"/>
-              </w:rPr>
-              <w:t>100</w:t>
-            </w:r>
-            <w:r>
-              <w:rPr>
-                <w:rFonts w:ascii="Inter" w:hAnsi="Inter"/>
-                <w:sz w:val="18"/>
-                <w:szCs w:val="18"/>
-              </w:rPr>
-              <w:t>%</w:t>
-            </w:r>
-          </w:p>
-          <w:p>
-            <w:pPr>
-              <w:rPr>
-                <w:rFonts w:ascii="Inter" w:hAnsi="Inter"/>
-                <w:sz w:val="18"/>
-                <w:szCs w:val="18"/>
-              </w:rPr>
-            </w:pPr>
-            <w:r>
-              <w:rPr>
-                <w:rFonts w:ascii="Inter" w:hAnsi="Inter"/>
-                <w:noProof/>
-                <w:sz w:val="18"/>
-                <w:szCs w:val="18"/>
-              </w:rPr>
-              <w:drawing>
-                <wp:inline distT="0" distB="0" distL="0" distR="0" wp14:anchorId="1726CEC0" wp14:editId="46D653DF">
-                  <wp:extent cx="2103302" cy="91448"/>
-                  <wp:effectExtent l="0" t="0" r="0" b="3810"/>
-                  <wp:docPr id="13" name="Picture 12">
-                    <a:extLst xmlns:a="http://schemas.openxmlformats.org/drawingml/2006/main">
-                      <a:ext uri="{FF2B5EF4-FFF2-40B4-BE49-F238E27FC236}">
-                        <a16:creationId xmlns:a16="http://schemas.microsoft.com/office/drawing/2014/main" id="{2F18FAFF-357C-F2B2-FD3E-8EDD85F96C73}"/>
-                      </a:ext>
-                    </a:extLst>
-                  </wp:docPr>
-                  <wp:cNvGraphicFramePr>
-                    <a:graphicFrameLocks xmlns:a="http://schemas.openxmlformats.org/drawingml/2006/main" noChangeAspect="1"/>
-                  </wp:cNvGraphicFramePr>
-                  <a:graphic xmlns:a="http://schemas.openxmlformats.org/drawingml/2006/main">
-                    <a:graphicData uri="http://schemas.openxmlformats.org/drawingml/2006/picture">
-                      <pic:pic xmlns:pic="http://schemas.openxmlformats.org/drawingml/2006/picture">
-                        <pic:nvPicPr>
-                          <pic:cNvPr id="13" name="Picture 12">
-                            <a:extLst>
-                              <a:ext uri="{FF2B5EF4-FFF2-40B4-BE49-F238E27FC236}">
-                                <a16:creationId xmlns:a16="http://schemas.microsoft.com/office/drawing/2014/main" id="{2F18FAFF-357C-F2B2-FD3E-8EDD85F96C73}"/>
-                              </a:ext>
-                            </a:extLst>
-                          </pic:cNvPr>
-                          <pic:cNvPicPr>
-                            <a:picLocks noChangeAspect="1"/>
-                          </pic:cNvPicPr>
-                        </pic:nvPicPr>
-                        <pic:blipFill>
-                          <a:blip r:embed="rId9"/>
-                          <a:stretch>
-                            <a:fillRect/>
-                          </a:stretch>
-                        </pic:blipFill>
-                        <pic:spPr>
-                          <a:xfrm>
-                            <a:off x="0" y="0"/>
-                            <a:ext cx="2103302" cy="91448"/>
-                          </a:xfrm>
-                          <a:prstGeom prst="rect">
-                            <a:avLst/>
-                          </a:prstGeom>
-                        </pic:spPr>
-                      </pic:pic>
-                    </a:graphicData>
-                  </a:graphic>
-                </wp:inline>
-              </w:drawing>
-            </w:r>
-          </w:p>
-          <w:p>
-            <w:pPr>
-              <w:rPr>
-                <w:rFonts w:ascii="Inter" w:hAnsi="Inter"/>
-                <w:sz w:val="18"/>
-                <w:szCs w:val="18"/>
+                <w:sz w:val="16"/>
+                <w:szCs w:val="16"/>
               </w:rPr>
             </w:pPr>
           </w:p>
@@ -2972,227 +2986,45 @@
               </w:tabs>
               <w:rPr>
                 <w:rFonts w:ascii="Inter" w:hAnsi="Inter"/>
-                <w:sz w:val="18"/>
-                <w:szCs w:val="18"/>
-              </w:rPr>
-            </w:pPr>
-            <w:r>
-              <w:rPr>
-                <w:rFonts w:ascii="Inter" w:hAnsi="Inter"/>
-                <w:sz w:val="18"/>
-                <w:szCs w:val="18"/>
-              </w:rPr>
-              <w:t>CSS</w:t>
-            </w:r>
-            <w:r>
-              <w:rPr>
-                <w:rFonts w:ascii="Inter" w:hAnsi="Inter"/>
-                <w:sz w:val="18"/>
-                <w:szCs w:val="18"/>
-              </w:rPr>
-              <w:t xml:space="preserve"> (</w:t>
-            </w:r>
-            <w:r>
-              <w:rPr>
-                <w:rFonts w:ascii="Inter" w:hAnsi="Inter"/>
-                <w:sz w:val="18"/>
-                <w:szCs w:val="18"/>
-              </w:rPr>
-              <w:t>4</w:t>
-            </w:r>
-            <w:r>
-              <w:rPr>
-                <w:rFonts w:ascii="Inter" w:hAnsi="Inter"/>
-                <w:sz w:val="18"/>
-                <w:szCs w:val="18"/>
-              </w:rPr>
-              <w:t xml:space="preserve"> Years)</w:t>
-            </w:r>
-            <w:r>
-              <w:rPr>
-                <w:rFonts w:ascii="Inter" w:hAnsi="Inter"/>
-                <w:sz w:val="18"/>
-                <w:szCs w:val="18"/>
+                <w:sz w:val="16"/>
+                <w:szCs w:val="16"/>
+              </w:rPr>
+            </w:pPr>
+            <w:r>
+              <w:rPr>
+                <w:rFonts w:ascii="Inter" w:hAnsi="Inter"/>
+                <w:sz w:val="16"/>
+                <w:szCs w:val="16"/>
+              </w:rPr>
+              <w:t>EF Core (3 Years)</w:t>
+            </w:r>
+            <w:r>
+              <w:rPr>
+                <w:rFonts w:ascii="Inter" w:hAnsi="Inter"/>
+                <w:sz w:val="16"/>
+                <w:szCs w:val="16"/>
               </w:rPr>
               <w:tab/>
-            </w:r>
-            <w:r>
-              <w:rPr>
-                <w:rFonts w:ascii="Inter" w:hAnsi="Inter"/>
-                <w:sz w:val="18"/>
-                <w:szCs w:val="18"/>
-              </w:rPr>
-              <w:t>100</w:t>
-            </w:r>
-            <w:r>
-              <w:rPr>
-                <w:rFonts w:ascii="Inter" w:hAnsi="Inter"/>
-                <w:sz w:val="18"/>
-                <w:szCs w:val="18"/>
-              </w:rPr>
-              <w:t>%</w:t>
-            </w:r>
-          </w:p>
-          <w:p>
-            <w:pPr>
-              <w:rPr>
-                <w:rFonts w:ascii="Inter" w:hAnsi="Inter"/>
-                <w:sz w:val="18"/>
-                <w:szCs w:val="18"/>
+              <w:t>90%</w:t>
+            </w:r>
+          </w:p>
+          <w:p>
+            <w:pPr>
+              <w:rPr>
+                <w:rFonts w:ascii="Inter" w:hAnsi="Inter"/>
+                <w:sz w:val="16"/>
+                <w:szCs w:val="16"/>
               </w:rPr>
             </w:pPr>
             <w:r>
               <w:rPr>
                 <w:rFonts w:ascii="Inter" w:hAnsi="Inter"/>
                 <w:noProof/>
-                <w:sz w:val="18"/>
-                <w:szCs w:val="18"/>
+                <w:sz w:val="16"/>
+                <w:szCs w:val="16"/>
               </w:rPr>
               <w:drawing>
-                <wp:inline distT="0" distB="0" distL="0" distR="0" wp14:anchorId="120335F3" wp14:editId="203969FF">
-                  <wp:extent cx="2103302" cy="91448"/>
-                  <wp:effectExtent l="0" t="0" r="0" b="3810"/>
-                  <wp:docPr id="1432384365" name="Picture 12">
-                    <a:extLst xmlns:a="http://schemas.openxmlformats.org/drawingml/2006/main">
-                      <a:ext uri="{FF2B5EF4-FFF2-40B4-BE49-F238E27FC236}">
-                        <a16:creationId xmlns:a16="http://schemas.microsoft.com/office/drawing/2014/main" id="{2F18FAFF-357C-F2B2-FD3E-8EDD85F96C73}"/>
-                      </a:ext>
-                    </a:extLst>
-                  </wp:docPr>
-                  <wp:cNvGraphicFramePr>
-                    <a:graphicFrameLocks xmlns:a="http://schemas.openxmlformats.org/drawingml/2006/main" noChangeAspect="1"/>
-                  </wp:cNvGraphicFramePr>
-                  <a:graphic xmlns:a="http://schemas.openxmlformats.org/drawingml/2006/main">
-                    <a:graphicData uri="http://schemas.openxmlformats.org/drawingml/2006/picture">
-                      <pic:pic xmlns:pic="http://schemas.openxmlformats.org/drawingml/2006/picture">
-                        <pic:nvPicPr>
-                          <pic:cNvPr id="13" name="Picture 12">
-                            <a:extLst>
-                              <a:ext uri="{FF2B5EF4-FFF2-40B4-BE49-F238E27FC236}">
-                                <a16:creationId xmlns:a16="http://schemas.microsoft.com/office/drawing/2014/main" id="{2F18FAFF-357C-F2B2-FD3E-8EDD85F96C73}"/>
-                              </a:ext>
-                            </a:extLst>
-                          </pic:cNvPr>
-                          <pic:cNvPicPr>
-                            <a:picLocks noChangeAspect="1"/>
-                          </pic:cNvPicPr>
-                        </pic:nvPicPr>
-                        <pic:blipFill>
-                          <a:blip r:embed="rId9"/>
-                          <a:stretch>
-                            <a:fillRect/>
-                          </a:stretch>
-                        </pic:blipFill>
-                        <pic:spPr>
-                          <a:xfrm>
-                            <a:off x="0" y="0"/>
-                            <a:ext cx="2103302" cy="91448"/>
-                          </a:xfrm>
-                          <a:prstGeom prst="rect">
-                            <a:avLst/>
-                          </a:prstGeom>
-                        </pic:spPr>
-                      </pic:pic>
-                    </a:graphicData>
-                  </a:graphic>
-                </wp:inline>
-              </w:drawing>
-            </w:r>
-          </w:p>
-          <w:p>
-            <w:pPr>
-              <w:rPr>
-                <w:rFonts w:ascii="Inter" w:hAnsi="Inter"/>
-                <w:sz w:val="18"/>
-                <w:szCs w:val="18"/>
-              </w:rPr>
-            </w:pPr>
-          </w:p>
-          <w:p>
-            <w:pPr>
-              <w:tabs>
-                <w:tab w:val="left" w:pos="2767"/>
-              </w:tabs>
-              <w:rPr>
-                <w:rFonts w:ascii="Inter" w:hAnsi="Inter"/>
-                <w:sz w:val="18"/>
-                <w:szCs w:val="18"/>
-              </w:rPr>
-            </w:pPr>
-            <w:r>
-              <w:rPr>
-                <w:rFonts w:ascii="Inter" w:hAnsi="Inter"/>
-                <w:sz w:val="18"/>
-                <w:szCs w:val="18"/>
-              </w:rPr>
-              <w:t>TypeScript</w:t>
-            </w:r>
-            <w:r>
-              <w:rPr>
-                <w:rFonts w:ascii="Inter" w:hAnsi="Inter"/>
-                <w:sz w:val="18"/>
-                <w:szCs w:val="18"/>
-              </w:rPr>
-              <w:t xml:space="preserve"> (</w:t>
-            </w:r>
-            <w:r>
-              <w:rPr>
-                <w:rFonts w:ascii="Inter" w:hAnsi="Inter"/>
-                <w:sz w:val="18"/>
-                <w:szCs w:val="18"/>
-              </w:rPr>
-              <w:t>4</w:t>
-            </w:r>
-            <w:r>
-              <w:rPr>
-                <w:rFonts w:ascii="Inter" w:hAnsi="Inter"/>
-                <w:sz w:val="18"/>
-                <w:szCs w:val="18"/>
-              </w:rPr>
-              <w:t xml:space="preserve"> Years)</w:t>
-            </w:r>
-            <w:r>
-              <w:rPr>
-                <w:rFonts w:ascii="Inter" w:hAnsi="Inter"/>
-                <w:sz w:val="18"/>
-                <w:szCs w:val="18"/>
-              </w:rPr>
-              <w:tab/>
-            </w:r>
-            <w:r>
-              <w:rPr>
-                <w:rFonts w:ascii="Inter" w:hAnsi="Inter"/>
-                <w:sz w:val="18"/>
-                <w:szCs w:val="18"/>
-              </w:rPr>
-              <w:t>90</w:t>
-            </w:r>
-            <w:r>
-              <w:rPr>
-                <w:rFonts w:ascii="Inter" w:hAnsi="Inter"/>
-                <w:sz w:val="18"/>
-                <w:szCs w:val="18"/>
-              </w:rPr>
-              <w:t>%</w:t>
-            </w:r>
-          </w:p>
-          <w:p>
-            <w:pPr>
-              <w:rPr>
-                <w:rFonts w:ascii="Inter" w:hAnsi="Inter"/>
-                <w:sz w:val="18"/>
-                <w:szCs w:val="18"/>
-              </w:rPr>
-            </w:pPr>
-            <w:r>
-              <w:rPr>
-                <w:rFonts w:ascii="Inter" w:hAnsi="Inter"/>
-                <w:noProof/>
-                <w:sz w:val="18"/>
-                <w:szCs w:val="18"/>
-              </w:rPr>
-              <w:drawing>
-                <wp:inline distT="0" distB="0" distL="0" distR="0" wp14:anchorId="492527D2" wp14:editId="317588AB">
+                <wp:inline distT="0" distB="0" distL="0" distR="0" wp14:anchorId="62E21764" wp14:editId="16A84EC4">
                   <wp:extent cx="2103302" cy="91448"/>
                   <wp:effectExtent l="0" t="0" r="0" b="3810"/>
                   <wp:docPr id="15" name="Picture 14">
@@ -3221,7 +3053,7 @@
                           </pic:cNvPicPr>
                         </pic:nvPicPr>
                         <pic:blipFill>
-                          <a:blip r:embed="rId10"/>
+                          <a:blip r:embed="rId9"/>
                           <a:stretch>
                             <a:fillRect/>
                           </a:stretch>
@@ -3244,109 +3076,80 @@
           </w:p>
           <w:p>
             <w:pPr>
-              <w:rPr>
-                <w:rFonts w:ascii="Inter" w:hAnsi="Inter"/>
-                <w:sz w:val="18"/>
-                <w:szCs w:val="18"/>
-              </w:rPr>
-            </w:pPr>
-          </w:p>
-          <w:p>
-            <w:pPr>
               <w:tabs>
                 <w:tab w:val="left" w:pos="2767"/>
               </w:tabs>
               <w:rPr>
                 <w:rFonts w:ascii="Inter" w:hAnsi="Inter"/>
-                <w:sz w:val="18"/>
-                <w:szCs w:val="18"/>
-              </w:rPr>
-            </w:pPr>
-            <w:proofErr w:type="spellStart"/>
-            <w:r>
-              <w:rPr>
-                <w:rFonts w:ascii="Inter" w:hAnsi="Inter"/>
-                <w:sz w:val="18"/>
-                <w:szCs w:val="18"/>
-              </w:rPr>
-              <w:t>PrimeNG</w:t>
-            </w:r>
-            <w:proofErr w:type="spellEnd"/>
-            <w:r>
-              <w:rPr>
-                <w:rFonts w:ascii="Inter" w:hAnsi="Inter"/>
-                <w:sz w:val="18"/>
-                <w:szCs w:val="18"/>
-              </w:rPr>
-              <w:t xml:space="preserve"> (</w:t>
-            </w:r>
-            <w:r>
-              <w:rPr>
-                <w:rFonts w:ascii="Inter" w:hAnsi="Inter"/>
-                <w:sz w:val="18"/>
-                <w:szCs w:val="18"/>
-              </w:rPr>
-              <w:t>4</w:t>
-            </w:r>
-            <w:r>
-              <w:rPr>
-                <w:rFonts w:ascii="Inter" w:hAnsi="Inter"/>
-                <w:sz w:val="18"/>
-                <w:szCs w:val="18"/>
-              </w:rPr>
-              <w:t xml:space="preserve"> Years)</w:t>
-            </w:r>
-            <w:r>
-              <w:rPr>
-                <w:rFonts w:ascii="Inter" w:hAnsi="Inter"/>
-                <w:sz w:val="18"/>
-                <w:szCs w:val="18"/>
+                <w:sz w:val="16"/>
+                <w:szCs w:val="16"/>
+              </w:rPr>
+            </w:pPr>
+          </w:p>
+          <w:p>
+            <w:pPr>
+              <w:tabs>
+                <w:tab w:val="left" w:pos="2767"/>
+              </w:tabs>
+              <w:rPr>
+                <w:rFonts w:ascii="Inter" w:hAnsi="Inter"/>
+                <w:sz w:val="16"/>
+                <w:szCs w:val="16"/>
+              </w:rPr>
+            </w:pPr>
+            <w:r>
+              <w:rPr>
+                <w:rFonts w:ascii="Inter" w:hAnsi="Inter"/>
+                <w:sz w:val="16"/>
+                <w:szCs w:val="16"/>
+              </w:rPr>
+              <w:t>Azure SQL (4 Years)</w:t>
+            </w:r>
+            <w:r>
+              <w:rPr>
+                <w:rFonts w:ascii="Inter" w:hAnsi="Inter"/>
+                <w:sz w:val="16"/>
+                <w:szCs w:val="16"/>
               </w:rPr>
               <w:tab/>
             </w:r>
             <w:r>
               <w:rPr>
                 <w:rFonts w:ascii="Inter" w:hAnsi="Inter"/>
-                <w:sz w:val="18"/>
-                <w:szCs w:val="18"/>
-              </w:rPr>
-              <w:t>90</w:t>
-            </w:r>
-            <w:r>
-              <w:rPr>
-                <w:rFonts w:ascii="Inter" w:hAnsi="Inter"/>
-                <w:sz w:val="18"/>
-                <w:szCs w:val="18"/>
-              </w:rPr>
-              <w:t>%</w:t>
-            </w:r>
-          </w:p>
-          <w:p>
-            <w:pPr>
-              <w:rPr>
-                <w:rFonts w:ascii="Inter" w:hAnsi="Inter"/>
-                <w:sz w:val="18"/>
-                <w:szCs w:val="18"/>
+                <w:sz w:val="16"/>
+                <w:szCs w:val="16"/>
+              </w:rPr>
+              <w:t>8</w:t>
+            </w:r>
+            <w:r>
+              <w:rPr>
+                <w:rFonts w:ascii="Inter" w:hAnsi="Inter"/>
+                <w:sz w:val="16"/>
+                <w:szCs w:val="16"/>
+              </w:rPr>
+              <w:t>0%</w:t>
+            </w:r>
+          </w:p>
+          <w:p>
+            <w:pPr>
+              <w:rPr>
+                <w:rFonts w:ascii="Inter" w:hAnsi="Inter"/>
+                <w:sz w:val="16"/>
+                <w:szCs w:val="16"/>
               </w:rPr>
             </w:pPr>
             <w:r>
               <w:rPr>
                 <w:rFonts w:ascii="Inter" w:hAnsi="Inter"/>
                 <w:noProof/>
-                <w:sz w:val="18"/>
-                <w:szCs w:val="18"/>
+                <w:sz w:val="16"/>
+                <w:szCs w:val="16"/>
               </w:rPr>
               <w:drawing>
-                <wp:inline distT="0" distB="0" distL="0" distR="0" wp14:anchorId="36391402" wp14:editId="46C158CF">
-                  <wp:extent cx="2103302" cy="91448"/>
+                <wp:inline distT="0" distB="0" distL="0" distR="0" wp14:anchorId="6C33FD3A" wp14:editId="1B97DE54">
+                  <wp:extent cx="2103120" cy="91440"/>
                   <wp:effectExtent l="0" t="0" r="0" b="3810"/>
-                  <wp:docPr id="1593574757" name="Picture 18">
-                    <a:extLst xmlns:a="http://schemas.openxmlformats.org/drawingml/2006/main">
-                      <a:ext uri="{FF2B5EF4-FFF2-40B4-BE49-F238E27FC236}">
-                        <a16:creationId xmlns:a16="http://schemas.microsoft.com/office/drawing/2014/main" id="{212956D3-4601-7DDD-5D29-76544D52FFD0}"/>
-                      </a:ext>
-                    </a:extLst>
-                  </wp:docPr>
+                  <wp:docPr id="42072569" name="Picture 10"/>
                   <wp:cNvGraphicFramePr>
                     <a:graphicFrameLocks xmlns:a="http://schemas.openxmlformats.org/drawingml/2006/main" noChangeAspect="1"/>
                   </wp:cNvGraphicFramePr>
@@ -3354,31 +3157,33 @@
                     <a:graphicData uri="http://schemas.openxmlformats.org/drawingml/2006/picture">
                       <pic:pic xmlns:pic="http://schemas.openxmlformats.org/drawingml/2006/picture">
                         <pic:nvPicPr>
-                          <pic:cNvPr id="19" name="Picture 18">
-                            <a:extLst>
-                              <a:ext uri="{FF2B5EF4-FFF2-40B4-BE49-F238E27FC236}">
-                                <a16:creationId xmlns:a16="http://schemas.microsoft.com/office/drawing/2014/main" id="{212956D3-4601-7DDD-5D29-76544D52FFD0}"/>
-                              </a:ext>
-                            </a:extLst>
-                          </pic:cNvPr>
+                          <pic:cNvPr id="0" name="Picture 2"/>
                           <pic:cNvPicPr>
-                            <a:picLocks noChangeAspect="1"/>
+                            <a:picLocks noChangeAspect="1" noChangeArrowheads="1"/>
                           </pic:cNvPicPr>
                         </pic:nvPicPr>
                         <pic:blipFill>
-                          <a:blip r:embed="rId10"/>
+                          <a:blip r:embed="rId10">
+                            <a:extLst>
+                              <a:ext uri="{28A0092B-C50C-407E-A947-70E740481C1C}">
+                                <a14:useLocalDpi xmlns:a14="http://schemas.microsoft.com/office/drawing/2010/main" val="0"/>
+                              </a:ext>
+                            </a:extLst>
+                          </a:blip>
+                          <a:srcRect/>
                           <a:stretch>
                             <a:fillRect/>
                           </a:stretch>
                         </pic:blipFill>
-                        <pic:spPr>
+                        <pic:spPr bwMode="auto">
                           <a:xfrm>
                             <a:off x="0" y="0"/>
-                            <a:ext cx="2103302" cy="91448"/>
+                            <a:ext cx="2103120" cy="91440"/>
                           </a:xfrm>
                           <a:prstGeom prst="rect">
                             <a:avLst/>
                           </a:prstGeom>
+                          <a:noFill/>
                         </pic:spPr>
                       </pic:pic>
                     </a:graphicData>
@@ -3394,8 +3199,8 @@
               </w:tabs>
               <w:rPr>
                 <w:rFonts w:ascii="Inter" w:hAnsi="Inter"/>
-                <w:sz w:val="18"/>
-                <w:szCs w:val="18"/>
+                <w:sz w:val="16"/>
+                <w:szCs w:val="16"/>
               </w:rPr>
             </w:pPr>
           </w:p>
@@ -3406,54 +3211,82 @@
               </w:tabs>
               <w:rPr>
                 <w:rFonts w:ascii="Inter" w:hAnsi="Inter"/>
-                <w:sz w:val="18"/>
-                <w:szCs w:val="18"/>
-              </w:rPr>
-            </w:pPr>
-            <w:r>
-              <w:rPr>
-                <w:rFonts w:ascii="Inter" w:hAnsi="Inter"/>
-                <w:sz w:val="18"/>
-                <w:szCs w:val="18"/>
-              </w:rPr>
-              <w:t>Bootstrap (4 Years)</w:t>
-            </w:r>
-            <w:r>
-              <w:rPr>
-                <w:rFonts w:ascii="Inter" w:hAnsi="Inter"/>
-                <w:sz w:val="18"/>
-                <w:szCs w:val="18"/>
+                <w:sz w:val="16"/>
+                <w:szCs w:val="16"/>
+              </w:rPr>
+            </w:pPr>
+            <w:r>
+              <w:rPr>
+                <w:rFonts w:ascii="Inter" w:hAnsi="Inter"/>
+                <w:sz w:val="16"/>
+                <w:szCs w:val="16"/>
+              </w:rPr>
+              <w:t>Angular (</w:t>
+            </w:r>
+            <w:r>
+              <w:rPr>
+                <w:rFonts w:ascii="Inter" w:hAnsi="Inter"/>
+                <w:sz w:val="16"/>
+                <w:szCs w:val="16"/>
+              </w:rPr>
+              <w:t>4</w:t>
+            </w:r>
+            <w:r>
+              <w:rPr>
+                <w:rFonts w:ascii="Inter" w:hAnsi="Inter"/>
+                <w:sz w:val="16"/>
+                <w:szCs w:val="16"/>
+              </w:rPr>
+              <w:t xml:space="preserve"> Years)</w:t>
+            </w:r>
+            <w:r>
+              <w:rPr>
+                <w:rFonts w:ascii="Inter" w:hAnsi="Inter"/>
+                <w:sz w:val="16"/>
+                <w:szCs w:val="16"/>
               </w:rPr>
               <w:tab/>
-              <w:t>90%</w:t>
-            </w:r>
-          </w:p>
-          <w:p>
-            <w:pPr>
-              <w:rPr>
-                <w:rFonts w:ascii="Inter" w:hAnsi="Inter"/>
-                <w:sz w:val="18"/>
-                <w:szCs w:val="18"/>
+            </w:r>
+            <w:r>
+              <w:rPr>
+                <w:rFonts w:ascii="Inter" w:hAnsi="Inter"/>
+                <w:sz w:val="16"/>
+                <w:szCs w:val="16"/>
+              </w:rPr>
+              <w:t>80</w:t>
+            </w:r>
+            <w:r>
+              <w:rPr>
+                <w:rFonts w:ascii="Inter" w:hAnsi="Inter"/>
+                <w:sz w:val="16"/>
+                <w:szCs w:val="16"/>
+              </w:rPr>
+              <w:t>%</w:t>
+            </w:r>
+          </w:p>
+          <w:p>
+            <w:pPr>
+              <w:tabs>
+                <w:tab w:val="left" w:pos="2767"/>
+              </w:tabs>
+              <w:rPr>
+                <w:rFonts w:ascii="Inter" w:hAnsi="Inter"/>
+                <w:sz w:val="16"/>
+                <w:szCs w:val="16"/>
               </w:rPr>
             </w:pPr>
             <w:r>
               <w:rPr>
                 <w:rFonts w:ascii="Inter" w:hAnsi="Inter"/>
                 <w:noProof/>
-                <w:sz w:val="18"/>
-                <w:szCs w:val="18"/>
+                <w:sz w:val="16"/>
+                <w:szCs w:val="16"/>
               </w:rPr>
               <w:drawing>
-                <wp:inline distT="0" distB="0" distL="0" distR="0" wp14:anchorId="71E9DAA6" wp14:editId="33761295">
-                  <wp:extent cx="2103302" cy="91448"/>
+                <wp:inline distT="0" distB="0" distL="0" distR="0" wp14:anchorId="0705BA1E" wp14:editId="01C1D563">
+                  <wp:extent cx="2103120" cy="91440"/>
                   <wp:effectExtent l="0" t="0" r="0" b="3810"/>
-                  <wp:docPr id="472601116" name="Picture 18">
-                    <a:extLst xmlns:a="http://schemas.openxmlformats.org/drawingml/2006/main">
-                      <a:ext uri="{FF2B5EF4-FFF2-40B4-BE49-F238E27FC236}">
-                        <a16:creationId xmlns:a16="http://schemas.microsoft.com/office/drawing/2014/main" id="{212956D3-4601-7DDD-5D29-76544D52FFD0}"/>
-                      </a:ext>
-                    </a:extLst>
-                  </wp:docPr>
+                  <wp:docPr id="357714179" name="Picture 10"/>
                   <wp:cNvGraphicFramePr>
                     <a:graphicFrameLocks xmlns:a="http://schemas.openxmlformats.org/drawingml/2006/main" noChangeAspect="1"/>
                   </wp:cNvGraphicFramePr>
@@ -3461,31 +3294,33 @@
                     <a:graphicData uri="http://schemas.openxmlformats.org/drawingml/2006/picture">
                       <pic:pic xmlns:pic="http://schemas.openxmlformats.org/drawingml/2006/picture">
                         <pic:nvPicPr>
-                          <pic:cNvPr id="19" name="Picture 18">
-                            <a:extLst>
-                              <a:ext uri="{FF2B5EF4-FFF2-40B4-BE49-F238E27FC236}">
-                                <a16:creationId xmlns:a16="http://schemas.microsoft.com/office/drawing/2014/main" id="{212956D3-4601-7DDD-5D29-76544D52FFD0}"/>
-                              </a:ext>
-                            </a:extLst>
-                          </pic:cNvPr>
+                          <pic:cNvPr id="0" name="Picture 2"/>
                           <pic:cNvPicPr>
-                            <a:picLocks noChangeAspect="1"/>
+                            <a:picLocks noChangeAspect="1" noChangeArrowheads="1"/>
                           </pic:cNvPicPr>
                         </pic:nvPicPr>
                         <pic:blipFill>
-                          <a:blip r:embed="rId10"/>
+                          <a:blip r:embed="rId10">
+                            <a:extLst>
+                              <a:ext uri="{28A0092B-C50C-407E-A947-70E740481C1C}">
+                                <a14:useLocalDpi xmlns:a14="http://schemas.microsoft.com/office/drawing/2010/main" val="0"/>
+                              </a:ext>
+                            </a:extLst>
+                          </a:blip>
+                          <a:srcRect/>
                           <a:stretch>
                             <a:fillRect/>
                           </a:stretch>
                         </pic:blipFill>
-                        <pic:spPr>
+                        <pic:spPr bwMode="auto">
                           <a:xfrm>
                             <a:off x="0" y="0"/>
-                            <a:ext cx="2103302" cy="91448"/>
+                            <a:ext cx="2103120" cy="91440"/>
                           </a:xfrm>
                           <a:prstGeom prst="rect">
                             <a:avLst/>
                           </a:prstGeom>
+                          <a:noFill/>
                         </pic:spPr>
                       </pic:pic>
                     </a:graphicData>
@@ -3496,115 +3331,68 @@
           </w:p>
           <w:p>
             <w:pPr>
-              <w:rPr>
-                <w:rFonts w:ascii="Inter" w:hAnsi="Inter"/>
-                <w:sz w:val="18"/>
-                <w:szCs w:val="18"/>
-              </w:rPr>
-            </w:pPr>
-          </w:p>
-          <w:p>
-            <w:pPr>
               <w:tabs>
                 <w:tab w:val="left" w:pos="2767"/>
               </w:tabs>
               <w:rPr>
                 <w:rFonts w:ascii="Inter" w:hAnsi="Inter"/>
-                <w:sz w:val="18"/>
-                <w:szCs w:val="18"/>
-              </w:rPr>
-            </w:pPr>
-            <w:r>
-              <w:rPr>
-                <w:rFonts w:ascii="Inter" w:hAnsi="Inter"/>
-                <w:sz w:val="18"/>
-                <w:szCs w:val="18"/>
-              </w:rPr>
-              <w:t>C</w:t>
-            </w:r>
-            <w:r>
-              <w:rPr>
-                <w:rFonts w:ascii="Inter" w:hAnsi="Inter"/>
-                <w:sz w:val="18"/>
-                <w:szCs w:val="18"/>
-              </w:rPr>
-              <w:t>#</w:t>
-            </w:r>
-            <w:r>
-              <w:rPr>
-                <w:rFonts w:ascii="Inter" w:hAnsi="Inter"/>
-                <w:sz w:val="18"/>
-                <w:szCs w:val="18"/>
-              </w:rPr>
-              <w:t xml:space="preserve"> (</w:t>
-            </w:r>
-            <w:r>
-              <w:rPr>
-                <w:rFonts w:ascii="Inter" w:hAnsi="Inter"/>
-                <w:sz w:val="18"/>
-                <w:szCs w:val="18"/>
-              </w:rPr>
-              <w:t>1</w:t>
-            </w:r>
-            <w:r>
-              <w:rPr>
-                <w:rFonts w:ascii="Inter" w:hAnsi="Inter"/>
-                <w:sz w:val="18"/>
-                <w:szCs w:val="18"/>
-              </w:rPr>
-              <w:t xml:space="preserve"> Year)</w:t>
-            </w:r>
-            <w:r>
-              <w:rPr>
-                <w:rFonts w:ascii="Inter" w:hAnsi="Inter"/>
-                <w:sz w:val="18"/>
-                <w:szCs w:val="18"/>
+                <w:sz w:val="16"/>
+                <w:szCs w:val="16"/>
+              </w:rPr>
+            </w:pPr>
+          </w:p>
+          <w:p>
+            <w:pPr>
+              <w:tabs>
+                <w:tab w:val="left" w:pos="2767"/>
+              </w:tabs>
+              <w:rPr>
+                <w:rFonts w:ascii="Inter" w:hAnsi="Inter"/>
+                <w:sz w:val="16"/>
+                <w:szCs w:val="16"/>
+              </w:rPr>
+            </w:pPr>
+            <w:r>
+              <w:rPr>
+                <w:rFonts w:ascii="Inter" w:hAnsi="Inter"/>
+                <w:sz w:val="16"/>
+                <w:szCs w:val="16"/>
+              </w:rPr>
+              <w:t>HTML (4 Years)</w:t>
+            </w:r>
+            <w:r>
+              <w:rPr>
+                <w:rFonts w:ascii="Inter" w:hAnsi="Inter"/>
+                <w:sz w:val="16"/>
+                <w:szCs w:val="16"/>
               </w:rPr>
               <w:tab/>
-            </w:r>
-            <w:r>
-              <w:rPr>
-                <w:rFonts w:ascii="Inter" w:hAnsi="Inter"/>
-                <w:sz w:val="18"/>
-                <w:szCs w:val="18"/>
-              </w:rPr>
-              <w:t>50</w:t>
-            </w:r>
-            <w:r>
-              <w:rPr>
-                <w:rFonts w:ascii="Inter" w:hAnsi="Inter"/>
-                <w:sz w:val="18"/>
-                <w:szCs w:val="18"/>
-              </w:rPr>
-              <w:t>%</w:t>
-            </w:r>
-          </w:p>
-          <w:p>
-            <w:pPr>
-              <w:rPr>
-                <w:rFonts w:ascii="Inter" w:hAnsi="Inter"/>
-                <w:sz w:val="18"/>
-                <w:szCs w:val="18"/>
+              <w:t>80%</w:t>
+            </w:r>
+          </w:p>
+          <w:p>
+            <w:pPr>
+              <w:tabs>
+                <w:tab w:val="left" w:pos="2767"/>
+              </w:tabs>
+              <w:rPr>
+                <w:rFonts w:ascii="Inter" w:hAnsi="Inter"/>
+                <w:sz w:val="16"/>
+                <w:szCs w:val="16"/>
               </w:rPr>
             </w:pPr>
             <w:r>
               <w:rPr>
                 <w:rFonts w:ascii="Inter" w:hAnsi="Inter"/>
                 <w:noProof/>
-                <w:sz w:val="18"/>
-                <w:szCs w:val="18"/>
+                <w:sz w:val="16"/>
+                <w:szCs w:val="16"/>
               </w:rPr>
               <w:drawing>
-                <wp:inline distT="0" distB="0" distL="0" distR="0" wp14:anchorId="4B0BB8E7" wp14:editId="1BC14352">
-                  <wp:extent cx="2103302" cy="91448"/>
+                <wp:inline distT="0" distB="0" distL="0" distR="0" wp14:anchorId="7D517E5A" wp14:editId="3A69484B">
+                  <wp:extent cx="2103120" cy="91440"/>
                   <wp:effectExtent l="0" t="0" r="0" b="3810"/>
-                  <wp:docPr id="21" name="Picture 20">
-                    <a:extLst xmlns:a="http://schemas.openxmlformats.org/drawingml/2006/main">
-                      <a:ext uri="{FF2B5EF4-FFF2-40B4-BE49-F238E27FC236}">
-                        <a16:creationId xmlns:a16="http://schemas.microsoft.com/office/drawing/2014/main" id="{E738A0C0-3474-B0CF-DBFC-26103E6F7FDF}"/>
-                      </a:ext>
-                    </a:extLst>
-                  </wp:docPr>
+                  <wp:docPr id="660006769" name="Picture 10"/>
                   <wp:cNvGraphicFramePr>
                     <a:graphicFrameLocks xmlns:a="http://schemas.openxmlformats.org/drawingml/2006/main" noChangeAspect="1"/>
                   </wp:cNvGraphicFramePr>
@@ -3612,31 +3400,33 @@
                     <a:graphicData uri="http://schemas.openxmlformats.org/drawingml/2006/picture">
                       <pic:pic xmlns:pic="http://schemas.openxmlformats.org/drawingml/2006/picture">
                         <pic:nvPicPr>
-                          <pic:cNvPr id="21" name="Picture 20">
-                            <a:extLst>
-                              <a:ext uri="{FF2B5EF4-FFF2-40B4-BE49-F238E27FC236}">
-                                <a16:creationId xmlns:a16="http://schemas.microsoft.com/office/drawing/2014/main" id="{E738A0C0-3474-B0CF-DBFC-26103E6F7FDF}"/>
-                              </a:ext>
-                            </a:extLst>
-                          </pic:cNvPr>
+                          <pic:cNvPr id="0" name="Picture 2"/>
                           <pic:cNvPicPr>
-                            <a:picLocks noChangeAspect="1"/>
+                            <a:picLocks noChangeAspect="1" noChangeArrowheads="1"/>
                           </pic:cNvPicPr>
                         </pic:nvPicPr>
                         <pic:blipFill>
-                          <a:blip r:embed="rId11"/>
+                          <a:blip r:embed="rId10">
+                            <a:extLst>
+                              <a:ext uri="{28A0092B-C50C-407E-A947-70E740481C1C}">
+                                <a14:useLocalDpi xmlns:a14="http://schemas.microsoft.com/office/drawing/2010/main" val="0"/>
+                              </a:ext>
+                            </a:extLst>
+                          </a:blip>
+                          <a:srcRect/>
                           <a:stretch>
                             <a:fillRect/>
                           </a:stretch>
                         </pic:blipFill>
-                        <pic:spPr>
+                        <pic:spPr bwMode="auto">
                           <a:xfrm>
                             <a:off x="0" y="0"/>
-                            <a:ext cx="2103302" cy="91448"/>
+                            <a:ext cx="2103120" cy="91440"/>
                           </a:xfrm>
                           <a:prstGeom prst="rect">
                             <a:avLst/>
                           </a:prstGeom>
+                          <a:noFill/>
                         </pic:spPr>
                       </pic:pic>
                     </a:graphicData>
@@ -3647,115 +3437,93 @@
           </w:p>
           <w:p>
             <w:pPr>
-              <w:rPr>
-                <w:rFonts w:ascii="Inter" w:hAnsi="Inter"/>
-                <w:sz w:val="18"/>
-                <w:szCs w:val="18"/>
-              </w:rPr>
-            </w:pPr>
-          </w:p>
-          <w:p>
-            <w:pPr>
               <w:tabs>
                 <w:tab w:val="left" w:pos="2767"/>
               </w:tabs>
               <w:rPr>
                 <w:rFonts w:ascii="Inter" w:hAnsi="Inter"/>
-                <w:sz w:val="18"/>
-                <w:szCs w:val="18"/>
-              </w:rPr>
-            </w:pPr>
-            <w:r>
-              <w:rPr>
-                <w:rFonts w:ascii="Inter" w:hAnsi="Inter"/>
-                <w:sz w:val="18"/>
-                <w:szCs w:val="18"/>
-              </w:rPr>
-              <w:t xml:space="preserve">Azure </w:t>
-            </w:r>
-            <w:r>
-              <w:rPr>
-                <w:rFonts w:ascii="Inter" w:hAnsi="Inter"/>
-                <w:sz w:val="18"/>
-                <w:szCs w:val="18"/>
-              </w:rPr>
-              <w:t>SQL</w:t>
-            </w:r>
-            <w:r>
-              <w:rPr>
-                <w:rFonts w:ascii="Inter" w:hAnsi="Inter"/>
-                <w:sz w:val="18"/>
-                <w:szCs w:val="18"/>
-              </w:rPr>
-              <w:t xml:space="preserve"> (</w:t>
-            </w:r>
-            <w:r>
-              <w:rPr>
-                <w:rFonts w:ascii="Inter" w:hAnsi="Inter"/>
-                <w:sz w:val="18"/>
-                <w:szCs w:val="18"/>
-              </w:rPr>
-              <w:t>1</w:t>
-            </w:r>
-            <w:r>
-              <w:rPr>
-                <w:rFonts w:ascii="Inter" w:hAnsi="Inter"/>
-                <w:sz w:val="18"/>
-                <w:szCs w:val="18"/>
-              </w:rPr>
-              <w:t xml:space="preserve"> Year)</w:t>
-            </w:r>
-            <w:r>
-              <w:rPr>
-                <w:rFonts w:ascii="Inter" w:hAnsi="Inter"/>
-                <w:sz w:val="18"/>
-                <w:szCs w:val="18"/>
+                <w:sz w:val="16"/>
+                <w:szCs w:val="16"/>
+              </w:rPr>
+            </w:pPr>
+          </w:p>
+          <w:p>
+            <w:pPr>
+              <w:tabs>
+                <w:tab w:val="left" w:pos="2767"/>
+              </w:tabs>
+              <w:rPr>
+                <w:rFonts w:ascii="Inter" w:hAnsi="Inter"/>
+                <w:sz w:val="16"/>
+                <w:szCs w:val="16"/>
+              </w:rPr>
+            </w:pPr>
+            <w:proofErr w:type="spellStart"/>
+            <w:r>
+              <w:rPr>
+                <w:rFonts w:ascii="Inter" w:hAnsi="Inter"/>
+                <w:sz w:val="16"/>
+                <w:szCs w:val="16"/>
+              </w:rPr>
+              <w:t>PrimeNG</w:t>
+            </w:r>
+            <w:proofErr w:type="spellEnd"/>
+            <w:r>
+              <w:rPr>
+                <w:rFonts w:ascii="Inter" w:hAnsi="Inter"/>
+                <w:sz w:val="16"/>
+                <w:szCs w:val="16"/>
+              </w:rPr>
+              <w:t xml:space="preserve"> (4 Years)</w:t>
+            </w:r>
+            <w:r>
+              <w:rPr>
+                <w:rFonts w:ascii="Inter" w:hAnsi="Inter"/>
+                <w:sz w:val="16"/>
+                <w:szCs w:val="16"/>
               </w:rPr>
               <w:tab/>
             </w:r>
             <w:r>
               <w:rPr>
                 <w:rFonts w:ascii="Inter" w:hAnsi="Inter"/>
-                <w:sz w:val="18"/>
-                <w:szCs w:val="18"/>
-              </w:rPr>
-              <w:t>30</w:t>
-            </w:r>
-            <w:r>
-              <w:rPr>
-                <w:rFonts w:ascii="Inter" w:hAnsi="Inter"/>
-                <w:sz w:val="18"/>
-                <w:szCs w:val="18"/>
-              </w:rPr>
-              <w:t>%</w:t>
-            </w:r>
-          </w:p>
-          <w:p>
-            <w:pPr>
-              <w:rPr>
-                <w:rFonts w:ascii="Inter" w:hAnsi="Inter"/>
-                <w:sz w:val="18"/>
-                <w:szCs w:val="18"/>
+                <w:sz w:val="16"/>
+                <w:szCs w:val="16"/>
+              </w:rPr>
+              <w:t>7</w:t>
+            </w:r>
+            <w:r>
+              <w:rPr>
+                <w:rFonts w:ascii="Inter" w:hAnsi="Inter"/>
+                <w:sz w:val="16"/>
+                <w:szCs w:val="16"/>
+              </w:rPr>
+              <w:t>0%</w:t>
+            </w:r>
+          </w:p>
+          <w:p>
+            <w:pPr>
+              <w:tabs>
+                <w:tab w:val="left" w:pos="2767"/>
+              </w:tabs>
+              <w:rPr>
+                <w:rFonts w:ascii="Inter" w:hAnsi="Inter"/>
+                <w:sz w:val="16"/>
+                <w:szCs w:val="16"/>
               </w:rPr>
             </w:pPr>
             <w:r>
               <w:rPr>
                 <w:rFonts w:ascii="Inter" w:hAnsi="Inter"/>
                 <w:noProof/>
-                <w:sz w:val="18"/>
-                <w:szCs w:val="18"/>
+                <w:sz w:val="16"/>
+                <w:szCs w:val="16"/>
               </w:rPr>
               <w:drawing>
-                <wp:inline distT="0" distB="0" distL="0" distR="0" wp14:anchorId="3BE8FF8C" wp14:editId="74A06F27">
-                  <wp:extent cx="2103302" cy="91448"/>
+                <wp:inline distT="0" distB="0" distL="0" distR="0" wp14:anchorId="44F3FAD0" wp14:editId="54C675DA">
+                  <wp:extent cx="2103120" cy="91440"/>
                   <wp:effectExtent l="0" t="0" r="0" b="3810"/>
-                  <wp:docPr id="23" name="Picture 22">
-                    <a:extLst xmlns:a="http://schemas.openxmlformats.org/drawingml/2006/main">
-                      <a:ext uri="{FF2B5EF4-FFF2-40B4-BE49-F238E27FC236}">
-                        <a16:creationId xmlns:a16="http://schemas.microsoft.com/office/drawing/2014/main" id="{832E896A-924F-4FE1-D07B-1246ED2AA051}"/>
-                      </a:ext>
-                    </a:extLst>
-                  </wp:docPr>
+                  <wp:docPr id="1153441390" name="Picture 12"/>
                   <wp:cNvGraphicFramePr>
                     <a:graphicFrameLocks xmlns:a="http://schemas.openxmlformats.org/drawingml/2006/main" noChangeAspect="1"/>
                   </wp:cNvGraphicFramePr>
@@ -3763,31 +3531,33 @@
                     <a:graphicData uri="http://schemas.openxmlformats.org/drawingml/2006/picture">
                       <pic:pic xmlns:pic="http://schemas.openxmlformats.org/drawingml/2006/picture">
                         <pic:nvPicPr>
-                          <pic:cNvPr id="23" name="Picture 22">
-                            <a:extLst>
-                              <a:ext uri="{FF2B5EF4-FFF2-40B4-BE49-F238E27FC236}">
-                                <a16:creationId xmlns:a16="http://schemas.microsoft.com/office/drawing/2014/main" id="{832E896A-924F-4FE1-D07B-1246ED2AA051}"/>
-                              </a:ext>
-                            </a:extLst>
-                          </pic:cNvPr>
+                          <pic:cNvPr id="0" name="Picture 4"/>
                           <pic:cNvPicPr>
-                            <a:picLocks noChangeAspect="1"/>
+                            <a:picLocks noChangeAspect="1" noChangeArrowheads="1"/>
                           </pic:cNvPicPr>
                         </pic:nvPicPr>
                         <pic:blipFill>
-                          <a:blip r:embed="rId12"/>
+                          <a:blip r:embed="rId11">
+                            <a:extLst>
+                              <a:ext uri="{28A0092B-C50C-407E-A947-70E740481C1C}">
+                                <a14:useLocalDpi xmlns:a14="http://schemas.microsoft.com/office/drawing/2010/main" val="0"/>
+                              </a:ext>
+                            </a:extLst>
+                          </a:blip>
+                          <a:srcRect/>
                           <a:stretch>
                             <a:fillRect/>
                           </a:stretch>
                         </pic:blipFill>
-                        <pic:spPr>
+                        <pic:spPr bwMode="auto">
                           <a:xfrm>
                             <a:off x="0" y="0"/>
-                            <a:ext cx="2103302" cy="91448"/>
+                            <a:ext cx="2103120" cy="91440"/>
                           </a:xfrm>
                           <a:prstGeom prst="rect">
                             <a:avLst/>
                           </a:prstGeom>
+                          <a:noFill/>
                         </pic:spPr>
                       </pic:pic>
                     </a:graphicData>
@@ -3798,91 +3568,68 @@
           </w:p>
           <w:p>
             <w:pPr>
-              <w:rPr>
-                <w:rFonts w:ascii="Inter" w:hAnsi="Inter"/>
-                <w:sz w:val="18"/>
-                <w:szCs w:val="18"/>
-              </w:rPr>
-            </w:pPr>
-          </w:p>
-          <w:p>
-            <w:pPr>
               <w:tabs>
                 <w:tab w:val="left" w:pos="2767"/>
               </w:tabs>
               <w:rPr>
                 <w:rFonts w:ascii="Inter" w:hAnsi="Inter"/>
-                <w:sz w:val="18"/>
-                <w:szCs w:val="18"/>
-              </w:rPr>
-            </w:pPr>
-            <w:r>
-              <w:rPr>
-                <w:rFonts w:ascii="Inter" w:hAnsi="Inter"/>
-                <w:sz w:val="18"/>
-                <w:szCs w:val="18"/>
-              </w:rPr>
-              <w:t>Azure</w:t>
-            </w:r>
-            <w:r>
-              <w:rPr>
-                <w:rFonts w:ascii="Inter" w:hAnsi="Inter"/>
-                <w:sz w:val="18"/>
-                <w:szCs w:val="18"/>
-              </w:rPr>
-              <w:t xml:space="preserve"> Portal</w:t>
-            </w:r>
-            <w:r>
-              <w:rPr>
-                <w:rFonts w:ascii="Inter" w:hAnsi="Inter"/>
-                <w:sz w:val="18"/>
-                <w:szCs w:val="18"/>
+                <w:sz w:val="16"/>
+                <w:szCs w:val="16"/>
+              </w:rPr>
+            </w:pPr>
+          </w:p>
+          <w:p>
+            <w:pPr>
+              <w:tabs>
+                <w:tab w:val="left" w:pos="2767"/>
+              </w:tabs>
+              <w:rPr>
+                <w:rFonts w:ascii="Inter" w:hAnsi="Inter"/>
+                <w:sz w:val="16"/>
+                <w:szCs w:val="16"/>
+              </w:rPr>
+            </w:pPr>
+            <w:r>
+              <w:rPr>
+                <w:rFonts w:ascii="Inter" w:hAnsi="Inter"/>
+                <w:sz w:val="16"/>
+                <w:szCs w:val="16"/>
+              </w:rPr>
+              <w:t>Azure DevOps (4 Years)</w:t>
+            </w:r>
+            <w:r>
+              <w:rPr>
+                <w:rFonts w:ascii="Inter" w:hAnsi="Inter"/>
+                <w:sz w:val="16"/>
+                <w:szCs w:val="16"/>
               </w:rPr>
               <w:tab/>
-            </w:r>
-            <w:r>
-              <w:rPr>
-                <w:rFonts w:ascii="Inter" w:hAnsi="Inter"/>
-                <w:sz w:val="18"/>
-                <w:szCs w:val="18"/>
-              </w:rPr>
-              <w:t>20</w:t>
-            </w:r>
-            <w:r>
-              <w:rPr>
-                <w:rFonts w:ascii="Inter" w:hAnsi="Inter"/>
-                <w:sz w:val="18"/>
-                <w:szCs w:val="18"/>
-              </w:rPr>
-              <w:t>%</w:t>
-            </w:r>
-          </w:p>
-          <w:p>
-            <w:pPr>
-              <w:rPr>
-                <w:rFonts w:ascii="Inter" w:hAnsi="Inter"/>
-                <w:sz w:val="18"/>
-                <w:szCs w:val="18"/>
+              <w:t>70%</w:t>
+            </w:r>
+          </w:p>
+          <w:p>
+            <w:pPr>
+              <w:tabs>
+                <w:tab w:val="left" w:pos="2767"/>
+              </w:tabs>
+              <w:rPr>
+                <w:rFonts w:ascii="Inter" w:hAnsi="Inter"/>
+                <w:sz w:val="16"/>
+                <w:szCs w:val="16"/>
               </w:rPr>
             </w:pPr>
             <w:r>
               <w:rPr>
                 <w:rFonts w:ascii="Inter" w:hAnsi="Inter"/>
                 <w:noProof/>
-                <w:sz w:val="18"/>
-                <w:szCs w:val="18"/>
+                <w:sz w:val="16"/>
+                <w:szCs w:val="16"/>
               </w:rPr>
               <w:drawing>
-                <wp:inline distT="0" distB="0" distL="0" distR="0" wp14:anchorId="590297A0" wp14:editId="537FAB4B">
-                  <wp:extent cx="2103302" cy="91448"/>
+                <wp:inline distT="0" distB="0" distL="0" distR="0" wp14:anchorId="6A44202D" wp14:editId="5293466C">
+                  <wp:extent cx="2103120" cy="91440"/>
                   <wp:effectExtent l="0" t="0" r="0" b="3810"/>
-                  <wp:docPr id="27" name="Picture 26">
-                    <a:extLst xmlns:a="http://schemas.openxmlformats.org/drawingml/2006/main">
-                      <a:ext uri="{FF2B5EF4-FFF2-40B4-BE49-F238E27FC236}">
-                        <a16:creationId xmlns:a16="http://schemas.microsoft.com/office/drawing/2014/main" id="{DC2D2E8D-4FF4-165F-7A7A-6DAC72BF57CF}"/>
-                      </a:ext>
-                    </a:extLst>
-                  </wp:docPr>
+                  <wp:docPr id="1068035630" name="Picture 12"/>
                   <wp:cNvGraphicFramePr>
                     <a:graphicFrameLocks xmlns:a="http://schemas.openxmlformats.org/drawingml/2006/main" noChangeAspect="1"/>
                   </wp:cNvGraphicFramePr>
@@ -3890,31 +3637,33 @@
                     <a:graphicData uri="http://schemas.openxmlformats.org/drawingml/2006/picture">
                       <pic:pic xmlns:pic="http://schemas.openxmlformats.org/drawingml/2006/picture">
                         <pic:nvPicPr>
-                          <pic:cNvPr id="27" name="Picture 26">
-                            <a:extLst>
-                              <a:ext uri="{FF2B5EF4-FFF2-40B4-BE49-F238E27FC236}">
-                                <a16:creationId xmlns:a16="http://schemas.microsoft.com/office/drawing/2014/main" id="{DC2D2E8D-4FF4-165F-7A7A-6DAC72BF57CF}"/>
-                              </a:ext>
-                            </a:extLst>
-                          </pic:cNvPr>
+                          <pic:cNvPr id="0" name="Picture 4"/>
                           <pic:cNvPicPr>
-                            <a:picLocks noChangeAspect="1"/>
+                            <a:picLocks noChangeAspect="1" noChangeArrowheads="1"/>
                           </pic:cNvPicPr>
                         </pic:nvPicPr>
                         <pic:blipFill>
-                          <a:blip r:embed="rId13"/>
+                          <a:blip r:embed="rId11">
+                            <a:extLst>
+                              <a:ext uri="{28A0092B-C50C-407E-A947-70E740481C1C}">
+                                <a14:useLocalDpi xmlns:a14="http://schemas.microsoft.com/office/drawing/2010/main" val="0"/>
+                              </a:ext>
+                            </a:extLst>
+                          </a:blip>
+                          <a:srcRect/>
                           <a:stretch>
                             <a:fillRect/>
                           </a:stretch>
                         </pic:blipFill>
-                        <pic:spPr>
+                        <pic:spPr bwMode="auto">
                           <a:xfrm>
                             <a:off x="0" y="0"/>
-                            <a:ext cx="2103302" cy="91448"/>
+                            <a:ext cx="2103120" cy="91440"/>
                           </a:xfrm>
                           <a:prstGeom prst="rect">
                             <a:avLst/>
                           </a:prstGeom>
+                          <a:noFill/>
                         </pic:spPr>
                       </pic:pic>
                     </a:graphicData>
@@ -3925,76 +3674,68 @@
           </w:p>
           <w:p>
             <w:pPr>
-              <w:rPr>
-                <w:rFonts w:ascii="Inter" w:hAnsi="Inter"/>
-                <w:sz w:val="18"/>
-                <w:szCs w:val="18"/>
-              </w:rPr>
-            </w:pPr>
-          </w:p>
-          <w:p>
-            <w:pPr>
               <w:tabs>
                 <w:tab w:val="left" w:pos="2767"/>
               </w:tabs>
               <w:rPr>
                 <w:rFonts w:ascii="Inter" w:hAnsi="Inter"/>
-                <w:sz w:val="18"/>
-                <w:szCs w:val="18"/>
-              </w:rPr>
-            </w:pPr>
-            <w:r>
-              <w:rPr>
-                <w:rFonts w:ascii="Inter" w:hAnsi="Inter"/>
-                <w:sz w:val="18"/>
-                <w:szCs w:val="18"/>
-              </w:rPr>
-              <w:t xml:space="preserve">ORM using </w:t>
-            </w:r>
-            <w:r>
-              <w:rPr>
-                <w:rFonts w:ascii="Inter" w:hAnsi="Inter"/>
-                <w:sz w:val="18"/>
-                <w:szCs w:val="18"/>
-              </w:rPr>
-              <w:t>EF Core</w:t>
-            </w:r>
-            <w:r>
-              <w:rPr>
-                <w:rFonts w:ascii="Inter" w:hAnsi="Inter"/>
-                <w:sz w:val="18"/>
-                <w:szCs w:val="18"/>
+                <w:sz w:val="16"/>
+                <w:szCs w:val="16"/>
+              </w:rPr>
+            </w:pPr>
+          </w:p>
+          <w:p>
+            <w:pPr>
+              <w:tabs>
+                <w:tab w:val="left" w:pos="2767"/>
+              </w:tabs>
+              <w:rPr>
+                <w:rFonts w:ascii="Inter" w:hAnsi="Inter"/>
+                <w:sz w:val="16"/>
+                <w:szCs w:val="16"/>
+              </w:rPr>
+            </w:pPr>
+            <w:r>
+              <w:rPr>
+                <w:rFonts w:ascii="Inter" w:hAnsi="Inter"/>
+                <w:sz w:val="16"/>
+                <w:szCs w:val="16"/>
+              </w:rPr>
+              <w:t>Azure Portal (4 Years)</w:t>
+            </w:r>
+            <w:r>
+              <w:rPr>
+                <w:rFonts w:ascii="Inter" w:hAnsi="Inter"/>
+                <w:sz w:val="16"/>
+                <w:szCs w:val="16"/>
               </w:rPr>
               <w:tab/>
-              <w:t>10%</w:t>
-            </w:r>
-          </w:p>
-          <w:p>
-            <w:pPr>
-              <w:rPr>
-                <w:rFonts w:ascii="Inter" w:hAnsi="Inter"/>
-                <w:sz w:val="20"/>
-                <w:szCs w:val="20"/>
+              <w:t>60%</w:t>
+            </w:r>
+          </w:p>
+          <w:p>
+            <w:pPr>
+              <w:tabs>
+                <w:tab w:val="left" w:pos="2767"/>
+              </w:tabs>
+              <w:rPr>
+                <w:rFonts w:ascii="Inter" w:hAnsi="Inter"/>
+                <w:sz w:val="16"/>
+                <w:szCs w:val="16"/>
               </w:rPr>
             </w:pPr>
             <w:r>
               <w:rPr>
                 <w:rFonts w:ascii="Inter" w:hAnsi="Inter"/>
                 <w:noProof/>
-                <w:sz w:val="20"/>
-                <w:szCs w:val="20"/>
+                <w:sz w:val="16"/>
+                <w:szCs w:val="16"/>
               </w:rPr>
               <w:drawing>
-                <wp:inline distT="0" distB="0" distL="0" distR="0" wp14:anchorId="40E26C29" wp14:editId="495C4885">
-                  <wp:extent cx="2103302" cy="91448"/>
+                <wp:inline distT="0" distB="0" distL="0" distR="0" wp14:anchorId="6492B812" wp14:editId="5E156D10">
+                  <wp:extent cx="2103120" cy="91440"/>
                   <wp:effectExtent l="0" t="0" r="0" b="3810"/>
-                  <wp:docPr id="29" name="Picture 28">
-                    <a:extLst xmlns:a="http://schemas.openxmlformats.org/drawingml/2006/main">
-                      <a:ext uri="{FF2B5EF4-FFF2-40B4-BE49-F238E27FC236}">
-                        <a16:creationId xmlns:a16="http://schemas.microsoft.com/office/drawing/2014/main" id="{22267B93-7C10-7992-719C-6CF6B656D559}"/>
-                      </a:ext>
-                    </a:extLst>
-                  </wp:docPr>
+                  <wp:docPr id="1106013259" name="Picture 13"/>
                   <wp:cNvGraphicFramePr>
                     <a:graphicFrameLocks xmlns:a="http://schemas.openxmlformats.org/drawingml/2006/main" noChangeAspect="1"/>
                   </wp:cNvGraphicFramePr>
@@ -4002,31 +3743,33 @@
                     <a:graphicData uri="http://schemas.openxmlformats.org/drawingml/2006/picture">
                       <pic:pic xmlns:pic="http://schemas.openxmlformats.org/drawingml/2006/picture">
                         <pic:nvPicPr>
-                          <pic:cNvPr id="29" name="Picture 28">
-                            <a:extLst>
-                              <a:ext uri="{FF2B5EF4-FFF2-40B4-BE49-F238E27FC236}">
-                                <a16:creationId xmlns:a16="http://schemas.microsoft.com/office/drawing/2014/main" id="{22267B93-7C10-7992-719C-6CF6B656D559}"/>
-                              </a:ext>
-                            </a:extLst>
-                          </pic:cNvPr>
+                          <pic:cNvPr id="0" name="Picture 5"/>
                           <pic:cNvPicPr>
-                            <a:picLocks noChangeAspect="1"/>
+                            <a:picLocks noChangeAspect="1" noChangeArrowheads="1"/>
                           </pic:cNvPicPr>
                         </pic:nvPicPr>
                         <pic:blipFill>
-                          <a:blip r:embed="rId14"/>
+                          <a:blip r:embed="rId12">
+                            <a:extLst>
+                              <a:ext uri="{28A0092B-C50C-407E-A947-70E740481C1C}">
+                                <a14:useLocalDpi xmlns:a14="http://schemas.microsoft.com/office/drawing/2010/main" val="0"/>
+                              </a:ext>
+                            </a:extLst>
+                          </a:blip>
+                          <a:srcRect/>
                           <a:stretch>
                             <a:fillRect/>
                           </a:stretch>
                         </pic:blipFill>
-                        <pic:spPr>
+                        <pic:spPr bwMode="auto">
                           <a:xfrm>
                             <a:off x="0" y="0"/>
-                            <a:ext cx="2103302" cy="91448"/>
+                            <a:ext cx="2103120" cy="91440"/>
                           </a:xfrm>
                           <a:prstGeom prst="rect">
                             <a:avLst/>
                           </a:prstGeom>
+                          <a:noFill/>
                         </pic:spPr>
                       </pic:pic>
                     </a:graphicData>
@@ -4037,10 +3780,203 @@
           </w:p>
           <w:p>
             <w:pPr>
-              <w:rPr>
-                <w:rFonts w:ascii="Inter" w:hAnsi="Inter"/>
-                <w:sz w:val="20"/>
-                <w:szCs w:val="20"/>
+              <w:tabs>
+                <w:tab w:val="left" w:pos="2767"/>
+              </w:tabs>
+              <w:rPr>
+                <w:rFonts w:ascii="Inter" w:hAnsi="Inter"/>
+                <w:sz w:val="16"/>
+                <w:szCs w:val="16"/>
+              </w:rPr>
+            </w:pPr>
+          </w:p>
+          <w:p>
+            <w:pPr>
+              <w:tabs>
+                <w:tab w:val="left" w:pos="2767"/>
+              </w:tabs>
+              <w:rPr>
+                <w:rFonts w:ascii="Inter" w:hAnsi="Inter"/>
+                <w:sz w:val="16"/>
+                <w:szCs w:val="16"/>
+              </w:rPr>
+            </w:pPr>
+            <w:r>
+              <w:rPr>
+                <w:rFonts w:ascii="Inter" w:hAnsi="Inter"/>
+                <w:sz w:val="16"/>
+                <w:szCs w:val="16"/>
+              </w:rPr>
+              <w:t>CSS/SCSS</w:t>
+            </w:r>
+            <w:r>
+              <w:rPr>
+                <w:rFonts w:ascii="Inter" w:hAnsi="Inter"/>
+                <w:sz w:val="16"/>
+                <w:szCs w:val="16"/>
+              </w:rPr>
+              <w:tab/>
+            </w:r>
+            <w:r>
+              <w:rPr>
+                <w:rFonts w:ascii="Inter" w:hAnsi="Inter"/>
+                <w:sz w:val="16"/>
+                <w:szCs w:val="16"/>
+              </w:rPr>
+              <w:t>5</w:t>
+            </w:r>
+            <w:r>
+              <w:rPr>
+                <w:rFonts w:ascii="Inter" w:hAnsi="Inter"/>
+                <w:sz w:val="16"/>
+                <w:szCs w:val="16"/>
+              </w:rPr>
+              <w:t>0%</w:t>
+            </w:r>
+          </w:p>
+          <w:p>
+            <w:pPr>
+              <w:tabs>
+                <w:tab w:val="left" w:pos="2767"/>
+              </w:tabs>
+              <w:rPr>
+                <w:rFonts w:ascii="Inter" w:hAnsi="Inter"/>
+                <w:sz w:val="16"/>
+                <w:szCs w:val="16"/>
+              </w:rPr>
+            </w:pPr>
+            <w:r>
+              <w:rPr>
+                <w:rFonts w:ascii="Inter" w:hAnsi="Inter"/>
+                <w:noProof/>
+                <w:sz w:val="16"/>
+                <w:szCs w:val="16"/>
+              </w:rPr>
+              <w:drawing>
+                <wp:inline distT="0" distB="0" distL="0" distR="0" wp14:anchorId="79F3C056" wp14:editId="4083D0EB">
+                  <wp:extent cx="2103120" cy="91440"/>
+                  <wp:effectExtent l="0" t="0" r="0" b="3810"/>
+                  <wp:docPr id="1231768559" name="Picture 14"/>
+                  <wp:cNvGraphicFramePr>
+                    <a:graphicFrameLocks xmlns:a="http://schemas.openxmlformats.org/drawingml/2006/main" noChangeAspect="1"/>
+                  </wp:cNvGraphicFramePr>
+                  <a:graphic xmlns:a="http://schemas.openxmlformats.org/drawingml/2006/main">
+                    <a:graphicData uri="http://schemas.openxmlformats.org/drawingml/2006/picture">
+                      <pic:pic xmlns:pic="http://schemas.openxmlformats.org/drawingml/2006/picture">
+                        <pic:nvPicPr>
+                          <pic:cNvPr id="0" name="Picture 6"/>
+                          <pic:cNvPicPr>
+                            <a:picLocks noChangeAspect="1" noChangeArrowheads="1"/>
+                          </pic:cNvPicPr>
+                        </pic:nvPicPr>
+                        <pic:blipFill>
+                          <a:blip r:embed="rId13">
+                            <a:extLst>
+                              <a:ext uri="{28A0092B-C50C-407E-A947-70E740481C1C}">
+                                <a14:useLocalDpi xmlns:a14="http://schemas.microsoft.com/office/drawing/2010/main" val="0"/>
+                              </a:ext>
+                            </a:extLst>
+                          </a:blip>
+                          <a:srcRect/>
+                          <a:stretch>
+                            <a:fillRect/>
+                          </a:stretch>
+                        </pic:blipFill>
+                        <pic:spPr bwMode="auto">
+                          <a:xfrm>
+                            <a:off x="0" y="0"/>
+                            <a:ext cx="2103120" cy="91440"/>
+                          </a:xfrm>
+                          <a:prstGeom prst="rect">
+                            <a:avLst/>
+                          </a:prstGeom>
+                          <a:noFill/>
+                        </pic:spPr>
+                      </pic:pic>
+                    </a:graphicData>
+                  </a:graphic>
+                </wp:inline>
+              </w:drawing>
+            </w:r>
+          </w:p>
+          <w:p>
+            <w:pPr>
+              <w:tabs>
+                <w:tab w:val="left" w:pos="2767"/>
+              </w:tabs>
+              <w:rPr>
+                <w:rFonts w:ascii="Inter" w:hAnsi="Inter"/>
+                <w:sz w:val="16"/>
+                <w:szCs w:val="16"/>
+              </w:rPr>
+            </w:pPr>
+          </w:p>
+          <w:p>
+            <w:pPr>
+              <w:tabs>
+                <w:tab w:val="left" w:pos="2767"/>
+              </w:tabs>
+              <w:rPr>
+                <w:rFonts w:ascii="Inter" w:hAnsi="Inter"/>
+                <w:sz w:val="16"/>
+                <w:szCs w:val="16"/>
+              </w:rPr>
+            </w:pPr>
+          </w:p>
+          <w:p>
+            <w:pPr>
+              <w:tabs>
+                <w:tab w:val="left" w:pos="2767"/>
+              </w:tabs>
+              <w:rPr>
+                <w:rFonts w:ascii="Inter" w:hAnsi="Inter"/>
+                <w:sz w:val="16"/>
+                <w:szCs w:val="16"/>
+              </w:rPr>
+            </w:pPr>
+          </w:p>
+          <w:p>
+            <w:pPr>
+              <w:tabs>
+                <w:tab w:val="left" w:pos="2767"/>
+              </w:tabs>
+              <w:rPr>
+                <w:rFonts w:ascii="Inter" w:hAnsi="Inter"/>
+                <w:sz w:val="16"/>
+                <w:szCs w:val="16"/>
+              </w:rPr>
+            </w:pPr>
+          </w:p>
+          <w:p>
+            <w:pPr>
+              <w:tabs>
+                <w:tab w:val="left" w:pos="2767"/>
+              </w:tabs>
+              <w:rPr>
+                <w:rFonts w:ascii="Inter" w:hAnsi="Inter"/>
+                <w:sz w:val="16"/>
+                <w:szCs w:val="16"/>
+              </w:rPr>
+            </w:pPr>
+          </w:p>
+          <w:p>
+            <w:pPr>
+              <w:tabs>
+                <w:tab w:val="left" w:pos="2767"/>
+              </w:tabs>
+              <w:rPr>
+                <w:rFonts w:ascii="Inter" w:hAnsi="Inter"/>
+                <w:sz w:val="16"/>
+                <w:szCs w:val="16"/>
+              </w:rPr>
+            </w:pPr>
+          </w:p>
+          <w:p>
+            <w:pPr>
+              <w:rPr>
+                <w:rFonts w:ascii="Inter" w:hAnsi="Inter"/>
+                <w:sz w:val="16"/>
+                <w:szCs w:val="16"/>
               </w:rPr>
             </w:pPr>
           </w:p>
@@ -4270,12 +4206,47 @@
               </w:numPr>
               <w:rPr>
                 <w:rFonts w:ascii="Inter" w:hAnsi="Inter"/>
+                <w:i/>
+                <w:iCs/>
+                <w:sz w:val="16"/>
+                <w:szCs w:val="16"/>
+              </w:rPr>
+            </w:pPr>
+            <w:r>
+              <w:rPr>
+                <w:rFonts w:ascii="Inter" w:hAnsi="Inter"/>
                 <w:b/>
                 <w:bCs/>
                 <w:i/>
                 <w:iCs/>
-                <w:sz w:val="18"/>
-                <w:szCs w:val="18"/>
+                <w:sz w:val="16"/>
+                <w:szCs w:val="16"/>
+              </w:rPr>
+              <w:t>Multi-Level Approval Workflow</w:t>
+            </w:r>
+            <w:r>
+              <w:rPr>
+                <w:rFonts w:ascii="Inter" w:hAnsi="Inter"/>
+                <w:sz w:val="16"/>
+                <w:szCs w:val="16"/>
+              </w:rPr>
+              <w:br/>
+              <w:t>Engineered a configurable approval chain, such as approval, rejections, and resubmission flows.</w:t>
+            </w:r>
+          </w:p>
+          <w:p>
+            <w:pPr>
+              <w:pStyle w:val="ListParagraph"/>
+              <w:numPr>
+                <w:ilvl w:val="1"/>
+                <w:numId w:val="3"/>
+              </w:numPr>
+              <w:rPr>
+                <w:rFonts w:ascii="Inter" w:hAnsi="Inter"/>
+                <w:i/>
+                <w:iCs/>
+                <w:sz w:val="16"/>
+                <w:szCs w:val="16"/>
               </w:rPr>
             </w:pPr>
             <w:r>
@@ -4285,10 +4256,10 @@
                 <w:bCs/>
                 <w:i/>
                 <w:iCs/>
-                <w:sz w:val="18"/>
-                <w:szCs w:val="18"/>
-              </w:rPr>
-              <w:t xml:space="preserve">Azure Functions &amp; Background Service </w:t>
+                <w:sz w:val="16"/>
+                <w:szCs w:val="16"/>
+              </w:rPr>
+              <w:t>Service Delivery &amp; Budget Implementation Plan (SDBIP)</w:t>
             </w:r>
             <w:r>
               <w:rPr>
@@ -4297,18 +4268,160 @@
                 <w:bCs/>
                 <w:i/>
                 <w:iCs/>
-                <w:sz w:val="18"/>
-                <w:szCs w:val="18"/>
+                <w:sz w:val="16"/>
+                <w:szCs w:val="16"/>
               </w:rPr>
               <w:br/>
             </w:r>
             <w:r>
               <w:rPr>
                 <w:rFonts w:ascii="Inter" w:hAnsi="Inter"/>
-                <w:sz w:val="18"/>
-                <w:szCs w:val="18"/>
-              </w:rPr>
-              <w:t>Built Service Bus-triggered functions for email processing, scoring template generation, and scheduled invites, alongside a Timer-triggered daily job for automatic quarter progression and email reminders.</w:t>
+                <w:sz w:val="16"/>
+                <w:szCs w:val="16"/>
+              </w:rPr>
+              <w:t>Built project management features with account and expenditure link.</w:t>
+            </w:r>
+          </w:p>
+          <w:p>
+            <w:pPr>
+              <w:pStyle w:val="ListParagraph"/>
+              <w:numPr>
+                <w:ilvl w:val="1"/>
+                <w:numId w:val="3"/>
+              </w:numPr>
+              <w:rPr>
+                <w:rFonts w:ascii="Inter" w:hAnsi="Inter"/>
+                <w:i/>
+                <w:iCs/>
+                <w:sz w:val="16"/>
+                <w:szCs w:val="16"/>
+              </w:rPr>
+            </w:pPr>
+            <w:r>
+              <w:rPr>
+                <w:rFonts w:ascii="Inter" w:hAnsi="Inter"/>
+                <w:b/>
+                <w:bCs/>
+                <w:i/>
+                <w:iCs/>
+                <w:sz w:val="16"/>
+                <w:szCs w:val="16"/>
+              </w:rPr>
+              <w:t>Budget &amp; Financial Tracking</w:t>
+            </w:r>
+            <w:r>
+              <w:rPr>
+                <w:rFonts w:ascii="Inter" w:hAnsi="Inter"/>
+                <w:i/>
+                <w:iCs/>
+                <w:sz w:val="16"/>
+                <w:szCs w:val="16"/>
+              </w:rPr>
+              <w:br/>
+            </w:r>
+            <w:r>
+              <w:rPr>
+                <w:rFonts w:ascii="Inter" w:hAnsi="Inter"/>
+                <w:sz w:val="16"/>
+                <w:szCs w:val="16"/>
+              </w:rPr>
+              <w:t>Developed bulk import pipelines via Excel / CSV, with budget line tracking and reporting per KPI.</w:t>
+            </w:r>
+          </w:p>
+          <w:p>
+            <w:pPr>
+              <w:pStyle w:val="ListParagraph"/>
+              <w:numPr>
+                <w:ilvl w:val="1"/>
+                <w:numId w:val="3"/>
+              </w:numPr>
+              <w:rPr>
+                <w:rFonts w:ascii="Inter" w:hAnsi="Inter"/>
+                <w:b/>
+                <w:bCs/>
+                <w:sz w:val="16"/>
+                <w:szCs w:val="16"/>
+              </w:rPr>
+            </w:pPr>
+            <w:r>
+              <w:rPr>
+                <w:rFonts w:ascii="Inter" w:hAnsi="Inter"/>
+                <w:b/>
+                <w:bCs/>
+                <w:i/>
+                <w:iCs/>
+                <w:kern w:val="0"/>
+                <w:sz w:val="16"/>
+                <w:szCs w:val="16"/>
+                <w14:ligatures w14:val="none"/>
+              </w:rPr>
+              <w:t>Reporting &amp; Analytics</w:t>
+            </w:r>
+            <w:r>
+              <w:rPr>
+                <w:rFonts w:ascii="Inter" w:hAnsi="Inter"/>
+                <w:i/>
+                <w:iCs/>
+                <w:kern w:val="0"/>
+                <w:sz w:val="16"/>
+                <w:szCs w:val="16"/>
+                <w14:ligatures w14:val="none"/>
+              </w:rPr>
+              <w:br/>
+            </w:r>
+            <w:r>
+              <w:rPr>
+                <w:rFonts w:ascii="Inter" w:hAnsi="Inter"/>
+                <w:kern w:val="0"/>
+                <w:sz w:val="16"/>
+                <w:szCs w:val="16"/>
+                <w14:ligatures w14:val="none"/>
+              </w:rPr>
+              <w:t>Developed multi-format export (xlsx, pdf, docx) for KPA Performance Report and a summary dashboard.</w:t>
+            </w:r>
+          </w:p>
+          <w:p>
+            <w:pPr>
+              <w:pStyle w:val="ListParagraph"/>
+              <w:numPr>
+                <w:ilvl w:val="1"/>
+                <w:numId w:val="3"/>
+              </w:numPr>
+              <w:rPr>
+                <w:rFonts w:ascii="Inter" w:hAnsi="Inter"/>
+                <w:sz w:val="16"/>
+                <w:szCs w:val="16"/>
+              </w:rPr>
+            </w:pPr>
+            <w:r>
+              <w:rPr>
+                <w:rFonts w:ascii="Inter" w:hAnsi="Inter"/>
+                <w:b/>
+                <w:bCs/>
+                <w:i/>
+                <w:iCs/>
+                <w:sz w:val="16"/>
+                <w:szCs w:val="16"/>
+              </w:rPr>
+              <w:t>Notification System</w:t>
+            </w:r>
+            <w:r>
+              <w:rPr>
+                <w:rFonts w:ascii="Inter" w:hAnsi="Inter"/>
+                <w:i/>
+                <w:iCs/>
+                <w:sz w:val="16"/>
+                <w:szCs w:val="16"/>
+              </w:rPr>
+              <w:br/>
+            </w:r>
+            <w:r>
+              <w:rPr>
+                <w:rFonts w:ascii="Inter" w:hAnsi="Inter"/>
+                <w:sz w:val="16"/>
+                <w:szCs w:val="16"/>
+              </w:rPr>
+              <w:t>Built a queue-based email delivery system architecture via Azure Service Bus with dynamic, tenant-specific email template for multi-tenant support, and triggers for approval, rejections, and submissions notification</w:t>
             </w:r>
           </w:p>
           <w:p>
@@ -4320,41 +4433,150 @@
               </w:numPr>
               <w:rPr>
                 <w:rFonts w:ascii="Inter" w:hAnsi="Inter"/>
+                <w:sz w:val="16"/>
+                <w:szCs w:val="16"/>
+              </w:rPr>
+            </w:pPr>
+            <w:r>
+              <w:rPr>
+                <w:rFonts w:ascii="Inter" w:hAnsi="Inter"/>
                 <w:b/>
                 <w:bCs/>
-                <w:sz w:val="18"/>
-                <w:szCs w:val="18"/>
-              </w:rPr>
-            </w:pPr>
-            <w:proofErr w:type="spellStart"/>
+                <w:sz w:val="16"/>
+                <w:szCs w:val="16"/>
+              </w:rPr>
+              <w:t>IPMS Admin</w:t>
+            </w:r>
+            <w:r>
+              <w:rPr>
+                <w:rFonts w:ascii="Inter" w:hAnsi="Inter"/>
+                <w:sz w:val="16"/>
+                <w:szCs w:val="16"/>
+              </w:rPr>
+              <w:t xml:space="preserve"> – a multi-tenant, enterprise-grade administration portal for managing employee KPI and competency templates, configuring financial year and quarter settings, managing bonus and raise configurations, and controlling scoresheet distribution.</w:t>
+            </w:r>
+          </w:p>
+          <w:p>
+            <w:pPr>
+              <w:pStyle w:val="ListParagraph"/>
+              <w:numPr>
+                <w:ilvl w:val="1"/>
+                <w:numId w:val="3"/>
+              </w:numPr>
+              <w:rPr>
+                <w:rFonts w:ascii="Inter" w:hAnsi="Inter"/>
+                <w:sz w:val="16"/>
+                <w:szCs w:val="16"/>
+              </w:rPr>
+            </w:pPr>
             <w:r>
               <w:rPr>
                 <w:rFonts w:ascii="Inter" w:hAnsi="Inter"/>
                 <w:b/>
                 <w:bCs/>
-                <w:sz w:val="18"/>
-                <w:szCs w:val="18"/>
-              </w:rPr>
-              <w:t>Organisational</w:t>
-            </w:r>
-            <w:proofErr w:type="spellEnd"/>
+                <w:i/>
+                <w:iCs/>
+                <w:sz w:val="16"/>
+                <w:szCs w:val="16"/>
+              </w:rPr>
+              <w:t>KPA/KPI &amp; Competency Template Management</w:t>
+            </w:r>
+            <w:r>
+              <w:rPr>
+                <w:rFonts w:ascii="Inter" w:hAnsi="Inter"/>
+                <w:sz w:val="16"/>
+                <w:szCs w:val="16"/>
+              </w:rPr>
+              <w:br/>
+              <w:t>Developed Excel bulk import, manual CRUD, cloning, grouping, bulk assignment, and rollout flows for KPA/KPI and competency templates.</w:t>
+            </w:r>
+          </w:p>
+          <w:p>
+            <w:pPr>
+              <w:pStyle w:val="ListParagraph"/>
+              <w:numPr>
+                <w:ilvl w:val="1"/>
+                <w:numId w:val="3"/>
+              </w:numPr>
+              <w:rPr>
+                <w:rFonts w:ascii="Inter" w:hAnsi="Inter"/>
+                <w:sz w:val="16"/>
+                <w:szCs w:val="16"/>
+              </w:rPr>
+            </w:pPr>
             <w:r>
               <w:rPr>
                 <w:rFonts w:ascii="Inter" w:hAnsi="Inter"/>
                 <w:b/>
                 <w:bCs/>
-                <w:sz w:val="18"/>
-                <w:szCs w:val="18"/>
-              </w:rPr>
-              <w:t xml:space="preserve"> Performance Management System (OPMS) </w:t>
-            </w:r>
-            <w:r>
-              <w:rPr>
-                <w:rFonts w:ascii="Inter" w:hAnsi="Inter"/>
-                <w:sz w:val="18"/>
-                <w:szCs w:val="18"/>
-              </w:rPr>
-              <w:t>– a multi-tenant, enterprise-grade government platform designed to streamline organizational performance tracking, KPI management, multi-level approval workflows, and compliance reporting across departments.</w:t>
+                <w:i/>
+                <w:iCs/>
+                <w:sz w:val="16"/>
+                <w:szCs w:val="16"/>
+              </w:rPr>
+              <w:t>Reporting &amp; Analytics</w:t>
+            </w:r>
+            <w:r>
+              <w:rPr>
+                <w:rFonts w:ascii="Inter" w:hAnsi="Inter"/>
+                <w:sz w:val="16"/>
+                <w:szCs w:val="16"/>
+              </w:rPr>
+              <w:br/>
+            </w:r>
+            <w:r>
+              <w:rPr>
+                <w:rFonts w:ascii="Inter" w:hAnsi="Inter"/>
+                <w:sz w:val="16"/>
+                <w:szCs w:val="16"/>
+              </w:rPr>
+              <w:t>Developed multi-format export (xlsx, pdf) for Annual and Mid-Year performance summaries with paginated audit trail and department/supervisor/year filtering.</w:t>
+            </w:r>
+          </w:p>
+          <w:p>
+            <w:pPr>
+              <w:pStyle w:val="ListParagraph"/>
+              <w:numPr>
+                <w:ilvl w:val="1"/>
+                <w:numId w:val="3"/>
+              </w:numPr>
+              <w:rPr>
+                <w:rFonts w:ascii="Inter" w:hAnsi="Inter"/>
+                <w:i/>
+                <w:iCs/>
+                <w:sz w:val="16"/>
+                <w:szCs w:val="16"/>
+              </w:rPr>
+            </w:pPr>
+            <w:r>
+              <w:rPr>
+                <w:rFonts w:ascii="Inter" w:hAnsi="Inter"/>
+                <w:b/>
+                <w:bCs/>
+                <w:i/>
+                <w:iCs/>
+                <w:sz w:val="16"/>
+                <w:szCs w:val="16"/>
+              </w:rPr>
+              <w:t>Azure Functions &amp; Background Service</w:t>
+            </w:r>
+            <w:r>
+              <w:rPr>
+                <w:rFonts w:ascii="Inter" w:hAnsi="Inter"/>
+                <w:i/>
+                <w:iCs/>
+                <w:sz w:val="16"/>
+                <w:szCs w:val="16"/>
+              </w:rPr>
+              <w:br/>
+            </w:r>
+            <w:r>
+              <w:rPr>
+                <w:rFonts w:ascii="Inter" w:hAnsi="Inter"/>
+                <w:sz w:val="16"/>
+                <w:szCs w:val="16"/>
+              </w:rPr>
+              <w:t>Built Service Bus-triggered functions for email processing, scoring template generation, and scheduled invites, alongside a Timer-triggered daily job for automatic quarter progression and email reminders.</w:t>
             </w:r>
           </w:p>
           <w:p>
@@ -4366,8 +4588,8 @@
               </w:numPr>
               <w:rPr>
                 <w:rFonts w:ascii="Inter" w:hAnsi="Inter"/>
-                <w:sz w:val="18"/>
-                <w:szCs w:val="18"/>
+                <w:sz w:val="16"/>
+                <w:szCs w:val="16"/>
               </w:rPr>
             </w:pPr>
             <w:r>
@@ -4375,18 +4597,28 @@
                 <w:rFonts w:ascii="Inter" w:hAnsi="Inter"/>
                 <w:b/>
                 <w:bCs/>
-                <w:sz w:val="18"/>
-                <w:szCs w:val="18"/>
-              </w:rPr>
-              <w:t>IPMS Admin</w:t>
-            </w:r>
-            <w:r>
-              <w:rPr>
-                <w:rFonts w:ascii="Inter" w:hAnsi="Inter"/>
-                <w:sz w:val="18"/>
-                <w:szCs w:val="18"/>
-              </w:rPr>
-              <w:t xml:space="preserve"> – a multi-tenant, enterprise-grade administration portal for managing employee KPI and competency templates, configuring financial year and quarter settings, managing bonus and raise configurations, and controlling scoresheet distribution.</w:t>
+                <w:sz w:val="16"/>
+                <w:szCs w:val="16"/>
+              </w:rPr>
+              <w:t>Workflow Module</w:t>
+            </w:r>
+            <w:r>
+              <w:rPr>
+                <w:rFonts w:ascii="Inter" w:hAnsi="Inter"/>
+                <w:b/>
+                <w:bCs/>
+                <w:sz w:val="16"/>
+                <w:szCs w:val="16"/>
+              </w:rPr>
+              <w:t xml:space="preserve"> </w:t>
+            </w:r>
+            <w:r>
+              <w:rPr>
+                <w:rFonts w:ascii="Inter" w:hAnsi="Inter"/>
+                <w:sz w:val="16"/>
+                <w:szCs w:val="16"/>
+              </w:rPr>
+              <w:t>– a configurable, multi-tenant enterprise workflow management platform built in Angular for creating structured business processes with customizable approval chains, escalation policies, and incident tracking.</w:t>
             </w:r>
           </w:p>
           <w:p>
@@ -4398,8 +4630,8 @@
               </w:numPr>
               <w:rPr>
                 <w:rFonts w:ascii="Inter" w:hAnsi="Inter"/>
-                <w:sz w:val="18"/>
-                <w:szCs w:val="18"/>
+                <w:sz w:val="16"/>
+                <w:szCs w:val="16"/>
               </w:rPr>
             </w:pPr>
             <w:r>
@@ -4409,19 +4641,50 @@
                 <w:bCs/>
                 <w:i/>
                 <w:iCs/>
-                <w:sz w:val="18"/>
-                <w:szCs w:val="18"/>
-              </w:rPr>
-              <w:t>KPA/KPI &amp; Competency Template Management</w:t>
-            </w:r>
-            <w:r>
-              <w:rPr>
-                <w:rFonts w:ascii="Inter" w:hAnsi="Inter"/>
-                <w:sz w:val="18"/>
-                <w:szCs w:val="18"/>
+                <w:sz w:val="16"/>
+                <w:szCs w:val="16"/>
+              </w:rPr>
+              <w:t>Workflow &amp; Step</w:t>
+            </w:r>
+            <w:r>
+              <w:rPr>
+                <w:rFonts w:ascii="Inter" w:hAnsi="Inter"/>
+                <w:sz w:val="16"/>
+                <w:szCs w:val="16"/>
+              </w:rPr>
+              <w:t xml:space="preserve"> </w:t>
+            </w:r>
+            <w:r>
+              <w:rPr>
+                <w:rFonts w:ascii="Inter" w:hAnsi="Inter"/>
+                <w:b/>
+                <w:bCs/>
+                <w:i/>
+                <w:iCs/>
+                <w:sz w:val="16"/>
+                <w:szCs w:val="16"/>
+              </w:rPr>
+              <w:t>Management</w:t>
+            </w:r>
+            <w:r>
+              <w:rPr>
+                <w:rFonts w:ascii="Inter" w:hAnsi="Inter"/>
+                <w:b/>
+                <w:bCs/>
+                <w:i/>
+                <w:iCs/>
+                <w:sz w:val="16"/>
+                <w:szCs w:val="16"/>
               </w:rPr>
               <w:br/>
-              <w:t>Developed Excel bulk import, manual CRUD, cloning, grouping, bulk assignment, and rollout flows for KPA/KPI and competency templates.</w:t>
+            </w:r>
+            <w:r>
+              <w:rPr>
+                <w:rFonts w:ascii="Inter" w:hAnsi="Inter"/>
+                <w:sz w:val="16"/>
+                <w:szCs w:val="16"/>
+              </w:rPr>
+              <w:t>Extended and enhanced CRUD functionality for configurable workflows and sequential approval steps with rejection routing, skip-step rules, and KPI editability per step.</w:t>
             </w:r>
           </w:p>
           <w:p>
@@ -4433,8 +4696,8 @@
               </w:numPr>
               <w:rPr>
                 <w:rFonts w:ascii="Inter" w:hAnsi="Inter"/>
-                <w:sz w:val="18"/>
-                <w:szCs w:val="18"/>
+                <w:sz w:val="16"/>
+                <w:szCs w:val="16"/>
               </w:rPr>
             </w:pPr>
             <w:r>
@@ -4444,19 +4707,19 @@
                 <w:bCs/>
                 <w:i/>
                 <w:iCs/>
-                <w:sz w:val="18"/>
-                <w:szCs w:val="18"/>
-              </w:rPr>
-              <w:t>Reporting &amp; Analytics</w:t>
-            </w:r>
-            <w:r>
-              <w:rPr>
-                <w:rFonts w:ascii="Inter" w:hAnsi="Inter"/>
-                <w:sz w:val="18"/>
-                <w:szCs w:val="18"/>
+                <w:sz w:val="16"/>
+                <w:szCs w:val="16"/>
+              </w:rPr>
+              <w:t>Escalation Configuration</w:t>
+            </w:r>
+            <w:r>
+              <w:rPr>
+                <w:rFonts w:ascii="Inter" w:hAnsi="Inter"/>
+                <w:sz w:val="16"/>
+                <w:szCs w:val="16"/>
               </w:rPr>
               <w:br/>
-              <w:t>Developed multi-format export (xlsx, pdf) for Annual and Mid-Year performance summaries with paginated audit trail and department/supervisor/year filtering.</w:t>
+              <w:t>Developed an escalation configuration feature for defining and managing escalation groups with configurable details and deadlines.</w:t>
             </w:r>
           </w:p>
           <w:p>
@@ -4468,10 +4731,8 @@
               </w:numPr>
               <w:rPr>
                 <w:rFonts w:ascii="Inter" w:hAnsi="Inter"/>
-                <w:i/>
-                <w:iCs/>
-                <w:sz w:val="18"/>
-                <w:szCs w:val="18"/>
+                <w:sz w:val="16"/>
+                <w:szCs w:val="16"/>
               </w:rPr>
             </w:pPr>
             <w:r>
@@ -4481,28 +4742,58 @@
                 <w:bCs/>
                 <w:i/>
                 <w:iCs/>
-                <w:sz w:val="18"/>
-                <w:szCs w:val="18"/>
-              </w:rPr>
-              <w:t>KPI Lifecycle Management</w:t>
-            </w:r>
-            <w:r>
-              <w:rPr>
-                <w:rFonts w:ascii="Inter" w:hAnsi="Inter"/>
-                <w:i/>
-                <w:iCs/>
-                <w:sz w:val="18"/>
-                <w:szCs w:val="18"/>
+                <w:sz w:val="16"/>
+                <w:szCs w:val="16"/>
+              </w:rPr>
+              <w:t>Incident Management</w:t>
+            </w:r>
+            <w:r>
+              <w:rPr>
+                <w:rFonts w:ascii="Inter" w:hAnsi="Inter"/>
+                <w:sz w:val="16"/>
+                <w:szCs w:val="16"/>
               </w:rPr>
               <w:br/>
-            </w:r>
-            <w:r>
-              <w:rPr>
-                <w:rFonts w:ascii="Inter" w:hAnsi="Inter"/>
-                <w:sz w:val="18"/>
-                <w:szCs w:val="18"/>
-              </w:rPr>
-              <w:t>Designed and implemented full CRUD for Key Performance Indicator (KPI) definitions, as well as period-specific scheduling, actual value submission, rating and scoring system, and file upload support.</w:t>
+              <w:t>Enhanced the incident management UI and implemented workflow integration for incident types, enabling incident categories to be linked to specific approval chains.</w:t>
+            </w:r>
+          </w:p>
+          <w:p>
+            <w:pPr>
+              <w:numPr>
+                <w:ilvl w:val="0"/>
+                <w:numId w:val="3"/>
+              </w:numPr>
+              <w:rPr>
+                <w:rFonts w:ascii="Inter" w:hAnsi="Inter"/>
+                <w:sz w:val="16"/>
+                <w:szCs w:val="16"/>
+              </w:rPr>
+            </w:pPr>
+            <w:r>
+              <w:rPr>
+                <w:rFonts w:ascii="Inter" w:hAnsi="Inter"/>
+                <w:b/>
+                <w:bCs/>
+                <w:sz w:val="16"/>
+                <w:szCs w:val="16"/>
+              </w:rPr>
+              <w:t>Risk Management System (RMS)</w:t>
+            </w:r>
+            <w:r>
+              <w:rPr>
+                <w:rFonts w:ascii="Inter" w:hAnsi="Inter"/>
+                <w:sz w:val="16"/>
+                <w:szCs w:val="16"/>
+              </w:rPr>
+              <w:t xml:space="preserve"> </w:t>
+            </w:r>
+            <w:r>
+              <w:rPr>
+                <w:rFonts w:ascii="Inter" w:hAnsi="Inter"/>
+                <w:sz w:val="16"/>
+                <w:szCs w:val="16"/>
+              </w:rPr>
+              <w:t>– a multi-tenant, risk management platform for defining and tracking risk objectives and generating compliance reports across IPMS and OPMS.</w:t>
             </w:r>
           </w:p>
           <w:p>
@@ -4514,10 +4805,8 @@
               </w:numPr>
               <w:rPr>
                 <w:rFonts w:ascii="Inter" w:hAnsi="Inter"/>
-                <w:i/>
-                <w:iCs/>
-                <w:sz w:val="18"/>
-                <w:szCs w:val="18"/>
+                <w:sz w:val="16"/>
+                <w:szCs w:val="16"/>
               </w:rPr>
             </w:pPr>
             <w:r>
@@ -4527,19 +4816,26 @@
                 <w:bCs/>
                 <w:i/>
                 <w:iCs/>
-                <w:sz w:val="18"/>
-                <w:szCs w:val="18"/>
-              </w:rPr>
-              <w:t>Multi-Level Approval Workflow</w:t>
-            </w:r>
-            <w:r>
-              <w:rPr>
-                <w:rFonts w:ascii="Inter" w:hAnsi="Inter"/>
-                <w:sz w:val="18"/>
-                <w:szCs w:val="18"/>
+                <w:sz w:val="16"/>
+                <w:szCs w:val="16"/>
+              </w:rPr>
+              <w:t>Risk Objectives Management</w:t>
+            </w:r>
+            <w:r>
+              <w:rPr>
+                <w:rFonts w:ascii="Inter" w:hAnsi="Inter"/>
+                <w:sz w:val="16"/>
+                <w:szCs w:val="16"/>
               </w:rPr>
               <w:br/>
-              <w:t>Engineered a configurable approval chain, such as approval, rejections, and resubmission flows.</w:t>
+            </w:r>
+            <w:r>
+              <w:rPr>
+                <w:rFonts w:ascii="Inter" w:hAnsi="Inter"/>
+                <w:sz w:val="16"/>
+                <w:szCs w:val="16"/>
+              </w:rPr>
+              <w:t>Developed full CRUD functionality for risk objectives with modal-based UI, pagination, and objective history tracking for audit logs.</w:t>
             </w:r>
           </w:p>
           <w:p>
@@ -4551,10 +4847,8 @@
               </w:numPr>
               <w:rPr>
                 <w:rFonts w:ascii="Inter" w:hAnsi="Inter"/>
-                <w:i/>
-                <w:iCs/>
-                <w:sz w:val="18"/>
-                <w:szCs w:val="18"/>
+                <w:sz w:val="16"/>
+                <w:szCs w:val="16"/>
               </w:rPr>
             </w:pPr>
             <w:r>
@@ -4564,30 +4858,26 @@
                 <w:bCs/>
                 <w:i/>
                 <w:iCs/>
-                <w:sz w:val="18"/>
-                <w:szCs w:val="18"/>
-              </w:rPr>
-              <w:t>Service Delivery &amp; Budget Implementation Plan (SDBIP)</w:t>
-            </w:r>
-            <w:r>
-              <w:rPr>
-                <w:rFonts w:ascii="Inter" w:hAnsi="Inter"/>
-                <w:b/>
-                <w:bCs/>
-                <w:i/>
-                <w:iCs/>
-                <w:sz w:val="18"/>
-                <w:szCs w:val="18"/>
+                <w:sz w:val="16"/>
+                <w:szCs w:val="16"/>
+              </w:rPr>
+              <w:t>Reporting and Analytics</w:t>
+            </w:r>
+            <w:r>
+              <w:rPr>
+                <w:rFonts w:ascii="Inter" w:hAnsi="Inter"/>
+                <w:sz w:val="16"/>
+                <w:szCs w:val="16"/>
               </w:rPr>
               <w:br/>
             </w:r>
             <w:r>
               <w:rPr>
                 <w:rFonts w:ascii="Inter" w:hAnsi="Inter"/>
-                <w:sz w:val="18"/>
-                <w:szCs w:val="18"/>
-              </w:rPr>
-              <w:t>Built project management features with account and expenditure link.</w:t>
+                <w:sz w:val="16"/>
+                <w:szCs w:val="16"/>
+              </w:rPr>
+              <w:t>Developed PDF and Word document exports for Risk Management Reports with KPA and risk type filtering, and created audit reports.</w:t>
             </w:r>
           </w:p>
           <w:p>
@@ -4599,10 +4889,8 @@
               </w:numPr>
               <w:rPr>
                 <w:rFonts w:ascii="Inter" w:hAnsi="Inter"/>
-                <w:i/>
-                <w:iCs/>
-                <w:sz w:val="18"/>
-                <w:szCs w:val="18"/>
+                <w:sz w:val="16"/>
+                <w:szCs w:val="16"/>
               </w:rPr>
             </w:pPr>
             <w:r>
@@ -4612,134 +4900,69 @@
                 <w:bCs/>
                 <w:i/>
                 <w:iCs/>
-                <w:sz w:val="18"/>
-                <w:szCs w:val="18"/>
-              </w:rPr>
-              <w:t>Budget &amp; Financial Tracking</w:t>
-            </w:r>
-            <w:r>
-              <w:rPr>
-                <w:rFonts w:ascii="Inter" w:hAnsi="Inter"/>
-                <w:i/>
-                <w:iCs/>
-                <w:sz w:val="18"/>
-                <w:szCs w:val="18"/>
+                <w:sz w:val="16"/>
+                <w:szCs w:val="16"/>
+              </w:rPr>
+              <w:t>Infrastructure &amp; Access Control</w:t>
+            </w:r>
+            <w:r>
+              <w:rPr>
+                <w:rFonts w:ascii="Inter" w:hAnsi="Inter"/>
+                <w:sz w:val="16"/>
+                <w:szCs w:val="16"/>
               </w:rPr>
               <w:br/>
             </w:r>
             <w:r>
               <w:rPr>
                 <w:rFonts w:ascii="Inter" w:hAnsi="Inter"/>
-                <w:sz w:val="18"/>
-                <w:szCs w:val="18"/>
-              </w:rPr>
-              <w:t>Developed bulk import pipelines via Excel / CSV, with budget line tracking and reporting per KPI.</w:t>
-            </w:r>
-          </w:p>
-          <w:p>
-            <w:pPr>
-              <w:pStyle w:val="ListParagraph"/>
-              <w:numPr>
-                <w:ilvl w:val="1"/>
-                <w:numId w:val="3"/>
-              </w:numPr>
-              <w:rPr>
-                <w:rFonts w:ascii="Inter" w:hAnsi="Inter"/>
-                <w:i/>
-                <w:iCs/>
-                <w:sz w:val="18"/>
-                <w:szCs w:val="18"/>
-              </w:rPr>
-            </w:pPr>
-            <w:r>
-              <w:rPr>
-                <w:rFonts w:ascii="Inter" w:hAnsi="Inter"/>
-                <w:b/>
-                <w:bCs/>
-                <w:i/>
-                <w:iCs/>
-                <w:sz w:val="18"/>
-                <w:szCs w:val="18"/>
-              </w:rPr>
-              <w:t>Reporting &amp; Analytics</w:t>
-            </w:r>
-            <w:r>
-              <w:rPr>
-                <w:rFonts w:ascii="Inter" w:hAnsi="Inter"/>
-                <w:i/>
-                <w:iCs/>
-                <w:sz w:val="18"/>
-                <w:szCs w:val="18"/>
-              </w:rPr>
-              <w:br/>
-            </w:r>
-            <w:r>
-              <w:rPr>
-                <w:rFonts w:ascii="Inter" w:hAnsi="Inter"/>
-                <w:sz w:val="18"/>
-                <w:szCs w:val="18"/>
-              </w:rPr>
-              <w:t>Developed multi-format export (xlsx, pdf, docx) for KPA Performance Report</w:t>
-            </w:r>
-          </w:p>
-          <w:p>
-            <w:pPr>
-              <w:pStyle w:val="ListParagraph"/>
-              <w:numPr>
-                <w:ilvl w:val="1"/>
-                <w:numId w:val="3"/>
-              </w:numPr>
-              <w:rPr>
-                <w:rFonts w:ascii="Inter" w:hAnsi="Inter"/>
-                <w:sz w:val="18"/>
-                <w:szCs w:val="18"/>
-              </w:rPr>
-            </w:pPr>
-            <w:r>
-              <w:rPr>
-                <w:rFonts w:ascii="Inter" w:hAnsi="Inter"/>
-                <w:b/>
-                <w:bCs/>
-                <w:i/>
-                <w:iCs/>
-                <w:sz w:val="18"/>
-                <w:szCs w:val="18"/>
-              </w:rPr>
-              <w:t>Notification System</w:t>
-            </w:r>
-            <w:r>
-              <w:rPr>
-                <w:rFonts w:ascii="Inter" w:hAnsi="Inter"/>
-                <w:i/>
-                <w:iCs/>
-                <w:sz w:val="18"/>
-                <w:szCs w:val="18"/>
-              </w:rPr>
-              <w:br/>
-            </w:r>
-            <w:r>
-              <w:rPr>
-                <w:rFonts w:ascii="Inter" w:hAnsi="Inter"/>
-                <w:sz w:val="18"/>
-                <w:szCs w:val="18"/>
-              </w:rPr>
-              <w:t xml:space="preserve">Built a queue-based email delivery system architecture via Azure Service Bus with dynamic, tenant-specific email </w:t>
-            </w:r>
-            <w:r>
-              <w:rPr>
-                <w:rFonts w:ascii="Inter" w:hAnsi="Inter"/>
-                <w:sz w:val="18"/>
-                <w:szCs w:val="18"/>
-              </w:rPr>
-              <w:t>template for multi-tenant support, and triggers for approval, rejections, and submissions notification</w:t>
-            </w:r>
-            <w:r>
-              <w:rPr>
-                <w:rFonts w:ascii="Inter" w:hAnsi="Inter"/>
-                <w:sz w:val="18"/>
-                <w:szCs w:val="18"/>
-              </w:rPr>
-              <w:t xml:space="preserve"> and a summary dashboard.</w:t>
+                <w:sz w:val="16"/>
+                <w:szCs w:val="16"/>
+              </w:rPr>
+              <w:t>Implemented role-based permission restrictions, configured CI/CD pipelines (YAML) for dev, staging, and production deployments on Azure.</w:t>
+            </w:r>
+          </w:p>
+          <w:p>
+            <w:pPr>
+              <w:rPr>
+                <w:rFonts w:ascii="Inter" w:hAnsi="Inter"/>
+                <w:sz w:val="16"/>
+                <w:szCs w:val="16"/>
+              </w:rPr>
+            </w:pPr>
+          </w:p>
+          <w:p>
+            <w:pPr>
+              <w:ind w:left="360"/>
+              <w:rPr>
+                <w:rFonts w:ascii="Inter" w:hAnsi="Inter"/>
+                <w:sz w:val="16"/>
+                <w:szCs w:val="16"/>
+              </w:rPr>
+            </w:pPr>
+            <w:r>
+              <w:rPr>
+                <w:rFonts w:ascii="Inter" w:hAnsi="Inter"/>
+                <w:sz w:val="16"/>
+                <w:szCs w:val="16"/>
+              </w:rPr>
+              <w:t xml:space="preserve">My backend </w:t>
+            </w:r>
+            <w:r>
+              <w:rPr>
+                <w:rFonts w:ascii="Inter" w:hAnsi="Inter"/>
+                <w:sz w:val="16"/>
+                <w:szCs w:val="16"/>
+              </w:rPr>
+              <w:t>responsibilities are</w:t>
+            </w:r>
+            <w:r>
+              <w:rPr>
+                <w:rFonts w:ascii="Inter" w:hAnsi="Inter"/>
+                <w:sz w:val="16"/>
+                <w:szCs w:val="16"/>
+              </w:rPr>
+              <w:t xml:space="preserve"> composed of:</w:t>
             </w:r>
           </w:p>
           <w:p>
@@ -4747,12 +4970,12 @@
               <w:pStyle w:val="ListParagraph"/>
               <w:numPr>
                 <w:ilvl w:val="0"/>
-                <w:numId w:val="3"/>
+                <w:numId w:val="12"/>
               </w:numPr>
               <w:rPr>
                 <w:rFonts w:ascii="Inter" w:hAnsi="Inter"/>
-                <w:sz w:val="18"/>
-                <w:szCs w:val="18"/>
+                <w:sz w:val="16"/>
+                <w:szCs w:val="16"/>
               </w:rPr>
             </w:pPr>
             <w:r>
@@ -4760,41 +4983,79 @@
                 <w:rFonts w:ascii="Inter" w:hAnsi="Inter"/>
                 <w:b/>
                 <w:bCs/>
-                <w:sz w:val="18"/>
-                <w:szCs w:val="18"/>
-              </w:rPr>
-              <w:t>Workflow Module</w:t>
-            </w:r>
+                <w:sz w:val="16"/>
+                <w:szCs w:val="16"/>
+              </w:rPr>
+              <w:t>Tenant Database Provisioning</w:t>
+            </w:r>
+            <w:r>
+              <w:rPr>
+                <w:rFonts w:ascii="Inter" w:hAnsi="Inter"/>
+                <w:sz w:val="16"/>
+                <w:szCs w:val="16"/>
+              </w:rPr>
+              <w:t xml:space="preserve"> - </w:t>
+            </w:r>
+            <w:r>
+              <w:rPr>
+                <w:rFonts w:ascii="Inter" w:hAnsi="Inter"/>
+                <w:sz w:val="16"/>
+                <w:szCs w:val="16"/>
+              </w:rPr>
+              <w:t>Created and configured tenant databases on production, ensuring proper isolation and connectivity for multi-tenant deployments.</w:t>
+            </w:r>
+          </w:p>
+          <w:p>
+            <w:pPr>
+              <w:pStyle w:val="ListParagraph"/>
+              <w:numPr>
+                <w:ilvl w:val="0"/>
+                <w:numId w:val="12"/>
+              </w:numPr>
+              <w:rPr>
+                <w:rFonts w:ascii="Inter" w:hAnsi="Inter"/>
+                <w:sz w:val="16"/>
+                <w:szCs w:val="16"/>
+              </w:rPr>
+            </w:pPr>
             <w:r>
               <w:rPr>
                 <w:rFonts w:ascii="Inter" w:hAnsi="Inter"/>
                 <w:b/>
                 <w:bCs/>
-                <w:sz w:val="18"/>
-                <w:szCs w:val="18"/>
-              </w:rPr>
-              <w:t xml:space="preserve"> </w:t>
-            </w:r>
-            <w:r>
-              <w:rPr>
-                <w:rFonts w:ascii="Inter" w:hAnsi="Inter"/>
-                <w:sz w:val="18"/>
-                <w:szCs w:val="18"/>
-              </w:rPr>
-              <w:t>– a configurable, multi-tenant enterprise workflow management platform built in Angular for creating structured business processes with customizable approval chains, escalation policies, and incident tracking.</w:t>
+                <w:sz w:val="16"/>
+                <w:szCs w:val="16"/>
+              </w:rPr>
+              <w:t>Azure Resource Management</w:t>
+            </w:r>
+            <w:r>
+              <w:rPr>
+                <w:rFonts w:ascii="Inter" w:hAnsi="Inter"/>
+                <w:sz w:val="16"/>
+                <w:szCs w:val="16"/>
+              </w:rPr>
+              <w:t xml:space="preserve"> - </w:t>
+            </w:r>
+            <w:r>
+              <w:rPr>
+                <w:rFonts w:ascii="Inter" w:hAnsi="Inter"/>
+                <w:sz w:val="16"/>
+                <w:szCs w:val="16"/>
+              </w:rPr>
+              <w:t>Configured Azure hosting resources (API and web app) for RMS module across dev, staging, and production environments.</w:t>
             </w:r>
           </w:p>
           <w:p>
             <w:pPr>
               <w:pStyle w:val="ListParagraph"/>
               <w:numPr>
-                <w:ilvl w:val="1"/>
-                <w:numId w:val="3"/>
+                <w:ilvl w:val="0"/>
+                <w:numId w:val="12"/>
               </w:numPr>
               <w:rPr>
                 <w:rFonts w:ascii="Inter" w:hAnsi="Inter"/>
-                <w:sz w:val="18"/>
-                <w:szCs w:val="18"/>
+                <w:sz w:val="16"/>
+                <w:szCs w:val="16"/>
               </w:rPr>
             </w:pPr>
             <w:r>
@@ -4802,155 +5063,27 @@
                 <w:rFonts w:ascii="Inter" w:hAnsi="Inter"/>
                 <w:b/>
                 <w:bCs/>
-                <w:i/>
-                <w:iCs/>
-                <w:sz w:val="18"/>
-                <w:szCs w:val="18"/>
-              </w:rPr>
-              <w:t>Workflow &amp; Step</w:t>
-            </w:r>
-            <w:r>
-              <w:rPr>
-                <w:rFonts w:ascii="Inter" w:hAnsi="Inter"/>
-                <w:sz w:val="18"/>
-                <w:szCs w:val="18"/>
+                <w:sz w:val="16"/>
+                <w:szCs w:val="16"/>
+              </w:rPr>
+              <w:t>CI/CD Pipeline Configuration</w:t>
+            </w:r>
+            <w:r>
+              <w:rPr>
+                <w:rFonts w:ascii="Inter" w:hAnsi="Inter"/>
+                <w:sz w:val="16"/>
+                <w:szCs w:val="16"/>
               </w:rPr>
               <w:t xml:space="preserve"> </w:t>
             </w:r>
             <w:r>
               <w:rPr>
                 <w:rFonts w:ascii="Inter" w:hAnsi="Inter"/>
-                <w:b/>
-                <w:bCs/>
-                <w:i/>
-                <w:iCs/>
-                <w:sz w:val="18"/>
-                <w:szCs w:val="18"/>
-              </w:rPr>
-              <w:t>Management</w:t>
-            </w:r>
-            <w:r>
-              <w:rPr>
-                <w:rFonts w:ascii="Inter" w:hAnsi="Inter"/>
-                <w:b/>
-                <w:bCs/>
-                <w:i/>
-                <w:iCs/>
-                <w:sz w:val="18"/>
-                <w:szCs w:val="18"/>
-              </w:rPr>
-              <w:br/>
-            </w:r>
-            <w:r>
-              <w:rPr>
-                <w:rFonts w:ascii="Inter" w:hAnsi="Inter"/>
-                <w:sz w:val="18"/>
-                <w:szCs w:val="18"/>
-              </w:rPr>
-              <w:t>Extended and enhanced CRUD functionality for configurable workflows and sequential approval steps with rejection routing, skip-step rules, and KPI editability per step.</w:t>
-            </w:r>
-          </w:p>
-          <w:p>
-            <w:pPr>
-              <w:pStyle w:val="ListParagraph"/>
-              <w:numPr>
-                <w:ilvl w:val="1"/>
-                <w:numId w:val="3"/>
-              </w:numPr>
-              <w:rPr>
-                <w:rFonts w:ascii="Inter" w:hAnsi="Inter"/>
-                <w:sz w:val="18"/>
-                <w:szCs w:val="18"/>
-              </w:rPr>
-            </w:pPr>
-            <w:r>
-              <w:rPr>
-                <w:rFonts w:ascii="Inter" w:hAnsi="Inter"/>
-                <w:b/>
-                <w:bCs/>
-                <w:i/>
-                <w:iCs/>
-                <w:sz w:val="18"/>
-                <w:szCs w:val="18"/>
-              </w:rPr>
-              <w:t>Escalation Configuration</w:t>
-            </w:r>
-            <w:r>
-              <w:rPr>
-                <w:rFonts w:ascii="Inter" w:hAnsi="Inter"/>
-                <w:sz w:val="18"/>
-                <w:szCs w:val="18"/>
-              </w:rPr>
-              <w:br/>
-              <w:t>Developed an escalation configuration feature for defining and managing escalation groups with configurable details and deadlines.</w:t>
-            </w:r>
-          </w:p>
-          <w:p>
-            <w:pPr>
-              <w:pStyle w:val="ListParagraph"/>
-              <w:numPr>
-                <w:ilvl w:val="1"/>
-                <w:numId w:val="3"/>
-              </w:numPr>
-              <w:rPr>
-                <w:rFonts w:ascii="Inter" w:hAnsi="Inter"/>
-                <w:sz w:val="18"/>
-                <w:szCs w:val="18"/>
-              </w:rPr>
-            </w:pPr>
-            <w:r>
-              <w:rPr>
-                <w:rFonts w:ascii="Inter" w:hAnsi="Inter"/>
-                <w:b/>
-                <w:bCs/>
-                <w:i/>
-                <w:iCs/>
-                <w:sz w:val="18"/>
-                <w:szCs w:val="18"/>
-              </w:rPr>
-              <w:t>Incident Management</w:t>
-            </w:r>
-            <w:r>
-              <w:rPr>
-                <w:rFonts w:ascii="Inter" w:hAnsi="Inter"/>
-                <w:sz w:val="18"/>
-                <w:szCs w:val="18"/>
-              </w:rPr>
-              <w:br/>
-              <w:t>Enhanced the incident management UI and implemented workflow integration for incident types, enabling incident categories to be linked to specific approval chains.</w:t>
-            </w:r>
-          </w:p>
-          <w:p>
-            <w:pPr>
-              <w:numPr>
-                <w:ilvl w:val="0"/>
-                <w:numId w:val="5"/>
-              </w:numPr>
-              <w:rPr>
-                <w:rFonts w:ascii="Inter" w:hAnsi="Inter"/>
-                <w:sz w:val="18"/>
-                <w:szCs w:val="18"/>
-              </w:rPr>
-            </w:pPr>
-            <w:r>
-              <w:rPr>
-                <w:rFonts w:ascii="Inter" w:hAnsi="Inter"/>
-                <w:b/>
-                <w:bCs/>
-                <w:sz w:val="18"/>
-                <w:szCs w:val="18"/>
-              </w:rPr>
-              <w:t>Risk Management System (RMS)</w:t>
-            </w:r>
-          </w:p>
-          <w:p>
-            <w:pPr>
-              <w:rPr>
-                <w:rFonts w:ascii="Inter" w:hAnsi="Inter"/>
-                <w:sz w:val="18"/>
-                <w:szCs w:val="18"/>
-              </w:rPr>
-            </w:pPr>
+                <w:sz w:val="16"/>
+                <w:szCs w:val="16"/>
+              </w:rPr>
+              <w:t>- Set up and maintained CI/CD pipelines on Azure DevOps across multiple projects, automating build and deployments for dev, staging, and production environments.</w:t>
+            </w:r>
           </w:p>
         </w:tc>
       </w:tr>
@@ -4980,6 +5113,211 @@
 <file path=word/numbering.xml><?xml version="1.0" encoding="utf-8"?>
 <w:numbering xmlns:wpc="http://schemas.microsoft.com/office/word/2010/wordprocessingCanvas" xmlns:cx="http://schemas.microsoft.com/office/drawing/2014/chartex" xmlns:cx1="http://schemas.microsoft.com/office/drawing/2015/9/8/chartex" xmlns:cx2="http://schemas.microsoft.com/office/drawing/2015/10/21/chartex" xmlns:cx3="http://schemas.microsoft.com/office/drawing/2016/5/9/chartex" xmlns:cx4="http://schemas.microsoft.com/office/drawing/2016/5/10/chartex" xmlns:cx5="http://schemas.microsoft.com/office/drawing/2016/5/11/chartex" xmlns:cx6="http://schemas.microsoft.com/office/drawing/2016/5/12/chartex" xmlns:cx7="http://schemas.microsoft.com/office/drawing/2016/5/13/chartex" xmlns:cx8="http://schemas.microsoft.com/office/drawing/2016/5/14/chartex" xmlns:mc="http://schemas.openxmlformats.org/markup-compatibility/2006" xmlns:aink="http://schemas.microsoft.com/office/drawing/2016/ink" xmlns:am3d="http://schemas.microsoft.com/office/drawing/2017/model3d" xmlns:o="urn:schemas-microsoft-com:office:office" xmlns:oel="http://schemas.microsoft.com/office/2019/extlst" xmlns:r="http://schemas.openxmlformats.org/officeDocument/2006/relationships" xmlns:m="http://schemas.openxmlformats.org/officeDocument/2006/math" xmlns:v="urn:schemas-microsoft-com:vml" xmlns:wp14="http://schemas.microsoft.com/office/word/2010/wordprocessingDrawing" xmlns:wp="http://schemas.openxmlformats.org/drawingml/2006/wordprocessingDrawing" xmlns:w10="urn:schemas-microsoft-com:office:word" xmlns:w="http://schemas.openxmlformats.org/wordprocessingml/2006/main" xmlns:w14="http://schemas.microsoft.com/office/word/2010/wordml" xmlns:w15="http://schemas.microsoft.com/office/word/2012/wordml" xmlns:w16cex="http://schemas.microsoft.com/office/word/2018/wordml/cex" xmlns:w16cid="http://schemas.microsoft.com/office/word/2016/wordml/cid" xmlns:w16="http://schemas.microsoft.com/office/word/2018/wordml" xmlns:w16du="http://schemas.microsoft.com/office/word/2023/wordml/word16du" xmlns:w16sdtdh="http://schemas.microsoft.com/office/word/2020/wordml/sdtdatahash" xmlns:w16sdtfl="http://schemas.microsoft.com/office/word/2024/wordml/sdtformatlock" xmlns:w16se="http://schemas.microsoft.com/office/word/2015/wordml/symex" xmlns:wpg="http://schemas.microsoft.com/office/word/2010/wordprocessingGroup" xmlns:wpi="http://schemas.microsoft.com/office/word/2010/wordprocessingInk" xmlns:wne="http://schemas.microsoft.com/office/word/2006/wordml" xmlns:wps="http://schemas.microsoft.com/office/word/2010/wordprocessingShape" mc:Ignorable="w14 w15 w16se w16cid w16 w16cex w16sdtdh w16sdtfl w16du wp14">
   <w:abstractNum w:abstractNumId="0" w15:restartNumberingAfterBreak="0">
+    <w:nsid w:val="02FA5A13"/>
+    <w:multiLevelType w:val="hybridMultilevel"/>
+    <w:tmpl w:val="8F4A79C0"/>
+    <w:lvl w:ilvl="0" w:tplc="10090001">
+      <w:start w:val="1"/>
+      <w:numFmt w:val="bullet"/>
+      <w:lvlText w:val=""/>
+      <w:lvlJc w:val="left"/>
+      <w:pPr>
+        <w:ind w:left="1080" w:hanging="360"/>
+      </w:pPr>
+      <w:rPr>
+        <w:rFonts w:ascii="Symbol" w:hAnsi="Symbol" w:hint="default"/>
+      </w:rPr>
+    </w:lvl>
+    <w:lvl w:ilvl="1" w:tplc="10090003" w:tentative="1">
+      <w:start w:val="1"/>
+      <w:numFmt w:val="bullet"/>
+      <w:lvlText w:val="o"/>
+      <w:lvlJc w:val="left"/>
+      <w:pPr>
+        <w:ind w:left="1800" w:hanging="360"/>
+      </w:pPr>
+      <w:rPr>
+        <w:rFonts w:ascii="Courier New" w:hAnsi="Courier New" w:cs="Courier New" w:hint="default"/>
+      </w:rPr>
+    </w:lvl>
+    <w:lvl w:ilvl="2" w:tplc="10090005" w:tentative="1">
+      <w:start w:val="1"/>
+      <w:numFmt w:val="bullet"/>
+      <w:lvlText w:val=""/>
+      <w:lvlJc w:val="left"/>
+      <w:pPr>
+        <w:ind w:left="2520" w:hanging="360"/>
+      </w:pPr>
+      <w:rPr>
+        <w:rFonts w:ascii="Wingdings" w:hAnsi="Wingdings" w:hint="default"/>
+      </w:rPr>
+    </w:lvl>
+    <w:lvl w:ilvl="3" w:tplc="10090001" w:tentative="1">
+      <w:start w:val="1"/>
+      <w:numFmt w:val="bullet"/>
+      <w:lvlText w:val=""/>
+      <w:lvlJc w:val="left"/>
+      <w:pPr>
+        <w:ind w:left="3240" w:hanging="360"/>
+      </w:pPr>
+      <w:rPr>
+        <w:rFonts w:ascii="Symbol" w:hAnsi="Symbol" w:hint="default"/>
+      </w:rPr>
+    </w:lvl>
+    <w:lvl w:ilvl="4" w:tplc="10090003" w:tentative="1">
+      <w:start w:val="1"/>
+      <w:numFmt w:val="bullet"/>
+      <w:lvlText w:val="o"/>
+      <w:lvlJc w:val="left"/>
+      <w:pPr>
+        <w:ind w:left="3960" w:hanging="360"/>
+      </w:pPr>
+      <w:rPr>
+        <w:rFonts w:ascii="Courier New" w:hAnsi="Courier New" w:cs="Courier New" w:hint="default"/>
+      </w:rPr>
+    </w:lvl>
+    <w:lvl w:ilvl="5" w:tplc="10090005" w:tentative="1">
+      <w:start w:val="1"/>
+      <w:numFmt w:val="bullet"/>
+      <w:lvlText w:val=""/>
+      <w:lvlJc w:val="left"/>
+      <w:pPr>
+        <w:ind w:left="4680" w:hanging="360"/>
+      </w:pPr>
+      <w:rPr>
+        <w:rFonts w:ascii="Wingdings" w:hAnsi="Wingdings" w:hint="default"/>
+      </w:rPr>
+    </w:lvl>
+    <w:lvl w:ilvl="6" w:tplc="10090001" w:tentative="1">
+      <w:start w:val="1"/>
+      <w:numFmt w:val="bullet"/>
+      <w:lvlText w:val=""/>
+      <w:lvlJc w:val="left"/>
+      <w:pPr>
+        <w:ind w:left="5400" w:hanging="360"/>
+      </w:pPr>
+      <w:rPr>
+        <w:rFonts w:ascii="Symbol" w:hAnsi="Symbol" w:hint="default"/>
+      </w:rPr>
+    </w:lvl>
+    <w:lvl w:ilvl="7" w:tplc="10090003" w:tentative="1">
+      <w:start w:val="1"/>
+      <w:numFmt w:val="bullet"/>
+      <w:lvlText w:val="o"/>
+      <w:lvlJc w:val="left"/>
+      <w:pPr>
+        <w:ind w:left="6120" w:hanging="360"/>
+      </w:pPr>
+      <w:rPr>
+        <w:rFonts w:ascii="Courier New" w:hAnsi="Courier New" w:cs="Courier New" w:hint="default"/>
+      </w:rPr>
+    </w:lvl>
+    <w:lvl w:ilvl="8" w:tplc="10090005" w:tentative="1">
+      <w:start w:val="1"/>
+      <w:numFmt w:val="bullet"/>
+      <w:lvlText w:val=""/>
+      <w:lvlJc w:val="left"/>
+      <w:pPr>
+        <w:ind w:left="6840" w:hanging="360"/>
+      </w:pPr>
+      <w:rPr>
+        <w:rFonts w:ascii="Wingdings" w:hAnsi="Wingdings" w:hint="default"/>
+      </w:rPr>
+    </w:lvl>
+  </w:abstractNum>
+  <w:abstractNum w:abstractNumId="1" w15:restartNumberingAfterBreak="0">
+    <w:nsid w:val="11907C1F"/>
+    <w:multiLevelType w:val="hybridMultilevel"/>
+    <w:tmpl w:val="06BA50A6"/>
+    <w:lvl w:ilvl="0" w:tplc="5A5CEAA6">
+      <w:start w:val="1"/>
+      <w:numFmt w:val="decimal"/>
+      <w:lvlText w:val="%1."/>
+      <w:lvlJc w:val="left"/>
+      <w:pPr>
+        <w:ind w:left="1440" w:hanging="360"/>
+      </w:pPr>
+      <w:rPr>
+        <w:b w:val="0"/>
+        <w:bCs w:val="0"/>
+        <w:i/>
+        <w:iCs/>
+      </w:rPr>
+    </w:lvl>
+    <w:lvl w:ilvl="1" w:tplc="10090019" w:tentative="1">
+      <w:start w:val="1"/>
+      <w:numFmt w:val="lowerLetter"/>
+      <w:lvlText w:val="%2."/>
+      <w:lvlJc w:val="left"/>
+      <w:pPr>
+        <w:ind w:left="1440" w:hanging="360"/>
+      </w:pPr>
+    </w:lvl>
+    <w:lvl w:ilvl="2" w:tplc="1009001B" w:tentative="1">
+      <w:start w:val="1"/>
+      <w:numFmt w:val="lowerRoman"/>
+      <w:lvlText w:val="%3."/>
+      <w:lvlJc w:val="right"/>
+      <w:pPr>
+        <w:ind w:left="2160" w:hanging="180"/>
+      </w:pPr>
+    </w:lvl>
+    <w:lvl w:ilvl="3" w:tplc="1009000F" w:tentative="1">
+      <w:start w:val="1"/>
+      <w:numFmt w:val="decimal"/>
+      <w:lvlText w:val="%4."/>
+      <w:lvlJc w:val="left"/>
+      <w:pPr>
+        <w:ind w:left="2880" w:hanging="360"/>
+      </w:pPr>
+    </w:lvl>
+    <w:lvl w:ilvl="4" w:tplc="10090019" w:tentative="1">
+      <w:start w:val="1"/>
+      <w:numFmt w:val="lowerLetter"/>
+      <w:lvlText w:val="%5."/>
+      <w:lvlJc w:val="left"/>
+      <w:pPr>
+        <w:ind w:left="3600" w:hanging="360"/>
+      </w:pPr>
+    </w:lvl>
+    <w:lvl w:ilvl="5" w:tplc="1009001B" w:tentative="1">
+      <w:start w:val="1"/>
+      <w:numFmt w:val="lowerRoman"/>
+      <w:lvlText w:val="%6."/>
+      <w:lvlJc w:val="right"/>
+      <w:pPr>
+        <w:ind w:left="4320" w:hanging="180"/>
+      </w:pPr>
+    </w:lvl>
+    <w:lvl w:ilvl="6" w:tplc="1009000F" w:tentative="1">
+      <w:start w:val="1"/>
+      <w:numFmt w:val="decimal"/>
+      <w:lvlText w:val="%7."/>
+      <w:lvlJc w:val="left"/>
+      <w:pPr>
+        <w:ind w:left="5040" w:hanging="360"/>
+      </w:pPr>
+    </w:lvl>
+    <w:lvl w:ilvl="7" w:tplc="10090019" w:tentative="1">
+      <w:start w:val="1"/>
+      <w:numFmt w:val="lowerLetter"/>
+      <w:lvlText w:val="%8."/>
+      <w:lvlJc w:val="left"/>
+      <w:pPr>
+        <w:ind w:left="5760" w:hanging="360"/>
+      </w:pPr>
+    </w:lvl>
+    <w:lvl w:ilvl="8" w:tplc="1009001B" w:tentative="1">
+      <w:start w:val="1"/>
+      <w:numFmt w:val="lowerRoman"/>
+      <w:lvlText w:val="%9."/>
+      <w:lvlJc w:val="right"/>
+      <w:pPr>
+        <w:ind w:left="6480" w:hanging="180"/>
+      </w:pPr>
+    </w:lvl>
+  </w:abstractNum>
+  <w:abstractNum w:abstractNumId="2" w15:restartNumberingAfterBreak="0">
     <w:nsid w:val="14717649"/>
     <w:multiLevelType w:val="hybridMultilevel"/>
     <w:tmpl w:val="220C8E3E"/>
@@ -5092,7 +5430,7 @@
       </w:rPr>
     </w:lvl>
   </w:abstractNum>
-  <w:abstractNum w:abstractNumId="1" w15:restartNumberingAfterBreak="0">
+  <w:abstractNum w:abstractNumId="3" w15:restartNumberingAfterBreak="0">
     <w:nsid w:val="1CAC2D67"/>
     <w:multiLevelType w:val="hybridMultilevel"/>
     <w:tmpl w:val="9C68C906"/>
@@ -5178,7 +5516,7 @@
       </w:pPr>
     </w:lvl>
   </w:abstractNum>
-  <w:abstractNum w:abstractNumId="2" w15:restartNumberingAfterBreak="0">
+  <w:abstractNum w:abstractNumId="4" w15:restartNumberingAfterBreak="0">
     <w:nsid w:val="22861E8C"/>
     <w:multiLevelType w:val="hybridMultilevel"/>
     <w:tmpl w:val="2C7C084A"/>
@@ -5291,7 +5629,7 @@
       </w:rPr>
     </w:lvl>
   </w:abstractNum>
-  <w:abstractNum w:abstractNumId="3" w15:restartNumberingAfterBreak="0">
+  <w:abstractNum w:abstractNumId="5" w15:restartNumberingAfterBreak="0">
     <w:nsid w:val="28270C42"/>
     <w:multiLevelType w:val="hybridMultilevel"/>
     <w:tmpl w:val="36CA693A"/>
@@ -5407,7 +5745,7 @@
       </w:rPr>
     </w:lvl>
   </w:abstractNum>
-  <w:abstractNum w:abstractNumId="4" w15:restartNumberingAfterBreak="0">
+  <w:abstractNum w:abstractNumId="6" w15:restartNumberingAfterBreak="0">
     <w:nsid w:val="29F5608E"/>
     <w:multiLevelType w:val="hybridMultilevel"/>
     <w:tmpl w:val="BFE41602"/>
@@ -5520,7 +5858,7 @@
       </w:rPr>
     </w:lvl>
   </w:abstractNum>
-  <w:abstractNum w:abstractNumId="5" w15:restartNumberingAfterBreak="0">
+  <w:abstractNum w:abstractNumId="7" w15:restartNumberingAfterBreak="0">
     <w:nsid w:val="2EC8612F"/>
     <w:multiLevelType w:val="multilevel"/>
     <w:tmpl w:val="3738AF80"/>
@@ -5540,7 +5878,7 @@
         <w:sz w:val="20"/>
       </w:rPr>
     </w:lvl>
-    <w:lvl w:ilvl="1" w:tentative="1">
+    <w:lvl w:ilvl="1">
       <w:start w:val="1"/>
       <w:numFmt w:val="bullet"/>
       <w:lvlText w:val="o"/>
@@ -5669,7 +6007,7 @@
       </w:rPr>
     </w:lvl>
   </w:abstractNum>
-  <w:abstractNum w:abstractNumId="6" w15:restartNumberingAfterBreak="0">
+  <w:abstractNum w:abstractNumId="8" w15:restartNumberingAfterBreak="0">
     <w:nsid w:val="394A0664"/>
     <w:multiLevelType w:val="hybridMultilevel"/>
     <w:tmpl w:val="9F400A10"/>
@@ -5782,7 +6120,7 @@
       </w:rPr>
     </w:lvl>
   </w:abstractNum>
-  <w:abstractNum w:abstractNumId="7" w15:restartNumberingAfterBreak="0">
+  <w:abstractNum w:abstractNumId="9" w15:restartNumberingAfterBreak="0">
     <w:nsid w:val="738E4D49"/>
     <w:multiLevelType w:val="hybridMultilevel"/>
     <w:tmpl w:val="3F4CC67A"/>
@@ -5895,7 +6233,7 @@
       </w:rPr>
     </w:lvl>
   </w:abstractNum>
-  <w:abstractNum w:abstractNumId="8" w15:restartNumberingAfterBreak="0">
+  <w:abstractNum w:abstractNumId="10" w15:restartNumberingAfterBreak="0">
     <w:nsid w:val="74D31E63"/>
     <w:multiLevelType w:val="hybridMultilevel"/>
     <w:tmpl w:val="CEC04E2E"/>
@@ -6009,31 +6347,51 @@
     </w:lvl>
   </w:abstractNum>
   <w:num w:numId="1" w16cid:durableId="6174617">
+    <w:abstractNumId w:val="4"/>
+  </w:num>
+  <w:num w:numId="2" w16cid:durableId="690960733">
+    <w:abstractNumId w:val="9"/>
+  </w:num>
+  <w:num w:numId="3" w16cid:durableId="1996908935">
+    <w:abstractNumId w:val="5"/>
+  </w:num>
+  <w:num w:numId="4" w16cid:durableId="759377353">
+    <w:abstractNumId w:val="6"/>
+  </w:num>
+  <w:num w:numId="5" w16cid:durableId="740056117">
+    <w:abstractNumId w:val="7"/>
+  </w:num>
+  <w:num w:numId="6" w16cid:durableId="321549415">
+    <w:abstractNumId w:val="10"/>
+  </w:num>
+  <w:num w:numId="7" w16cid:durableId="592520041">
+    <w:abstractNumId w:val="8"/>
+  </w:num>
+  <w:num w:numId="8" w16cid:durableId="571353477">
     <w:abstractNumId w:val="2"/>
   </w:num>
-  <w:num w:numId="2" w16cid:durableId="690960733">
-    <w:abstractNumId w:val="7"/>
-  </w:num>
-  <w:num w:numId="3" w16cid:durableId="1996908935">
+  <w:num w:numId="9" w16cid:durableId="220137949">
     <w:abstractNumId w:val="3"/>
   </w:num>
-  <w:num w:numId="4" w16cid:durableId="759377353">
-    <w:abstractNumId w:val="4"/>
+  <w:num w:numId="10" w16cid:durableId="122968073">
+    <w:abstractNumId w:val="1"/>
   </w:num>
-  <w:num w:numId="5" w16cid:durableId="740056117">
+  <w:num w:numId="11" w16cid:durableId="314723782">
     <w:abstractNumId w:val="5"/>
+    <w:lvlOverride w:ilvl="0"/>
+    <w:lvlOverride w:ilvl="1">
+      <w:startOverride w:val="1"/>
+    </w:lvlOverride>
+    <w:lvlOverride w:ilvl="2"/>
+    <w:lvlOverride w:ilvl="3"/>
+    <w:lvlOverride w:ilvl="4"/>
+    <w:lvlOverride w:ilvl="5"/>
+    <w:lvlOverride w:ilvl="6"/>
+    <w:lvlOverride w:ilvl="7"/>
+    <w:lvlOverride w:ilvl="8"/>
   </w:num>
-  <w:num w:numId="6" w16cid:durableId="321549415">
-    <w:abstractNumId w:val="8"/>
-  </w:num>
-  <w:num w:numId="7" w16cid:durableId="592520041">
-    <w:abstractNumId w:val="6"/>
-  </w:num>
-  <w:num w:numId="8" w16cid:durableId="571353477">
+  <w:num w:numId="12" w16cid:durableId="270624971">
     <w:abstractNumId w:val="0"/>
-  </w:num>
-  <w:num w:numId="9" w16cid:durableId="220137949">
-    <w:abstractNumId w:val="1"/>
   </w:num>
 </w:numbering>
 </file>
@@ -6641,7 +6999,6 @@
   <w:style w:type="character" w:default="1" w:styleId="DefaultParagraphFont">
     <w:name w:val="Default Paragraph Font"/>
     <w:uiPriority w:val="1"/>
-    <w:semiHidden/>
     <w:unhideWhenUsed/>
   </w:style>
   <w:style w:type="table" w:default="1" w:styleId="TableNormal">
